--- a/labs/lab02/report/report.docx
+++ b/labs/lab02/report/report.docx
@@ -2,13 +2,115 @@
 <file path=word/document.xml><?xml version="1.0" encoding="utf-8"?>
 <w:document xmlns:w="http://schemas.openxmlformats.org/wordprocessingml/2006/main" xmlns:m="http://schemas.openxmlformats.org/officeDocument/2006/math" xmlns:r="http://schemas.openxmlformats.org/officeDocument/2006/relationships" xmlns:o="urn:schemas-microsoft-com:office:office" xmlns:v="urn:schemas-microsoft-com:vml" xmlns:w10="urn:schemas-microsoft-com:office:word" xmlns:a="http://schemas.openxmlformats.org/drawingml/2006/main" xmlns:pic="http://schemas.openxmlformats.org/drawingml/2006/picture" xmlns:wp="http://schemas.openxmlformats.org/drawingml/2006/wordprocessingDrawing">
   <w:body>
-    <w:bookmarkStart w:id="20" w:name="author"/>
-    <w:p>
-      <w:pPr>
-        <w:pStyle w:val="Heading2"/>
-      </w:pPr>
-      <w:r>
-        <w:t xml:space="preserve">Author</w:t>
+    <w:p>
+      <w:pPr>
+        <w:pStyle w:val="Title"/>
+      </w:pPr>
+      <w:r>
+        <w:t xml:space="preserve">Лабораторная работа №2</w:t>
+      </w:r>
+    </w:p>
+    <w:p>
+      <w:pPr>
+        <w:pStyle w:val="Subtitle"/>
+      </w:pPr>
+      <w:r>
+        <w:t xml:space="preserve">дисциплина: Архитектура компьютера</w:t>
+      </w:r>
+    </w:p>
+    <w:p>
+      <w:pPr>
+        <w:pStyle w:val="Author"/>
+      </w:pPr>
+      <w:r>
+        <w:t xml:space="preserve">Безлепкина Татьяна Игоревна</w:t>
+      </w:r>
+    </w:p>
+    <w:sdt>
+      <w:sdtPr>
+        <w:docPartObj>
+          <w:docPartGallery w:val="Table of Contents"/>
+          <w:docPartUnique/>
+        </w:docPartObj>
+      </w:sdtPr>
+      <w:sdtContent>
+        <w:p>
+          <w:pPr>
+            <w:pStyle w:val="TOCHeading"/>
+          </w:pPr>
+          <w:r>
+            <w:t xml:space="preserve">Содержание</w:t>
+          </w:r>
+        </w:p>
+        <w:p>
+          <w:r>
+            <w:fldChar w:fldCharType="begin" w:dirty="true"/>
+            <w:instrText xml:space="preserve">TOC \o "1-3" \h \z \u</w:instrText>
+            <w:fldChar w:fldCharType="separate"/>
+            <w:fldChar w:fldCharType="end"/>
+          </w:r>
+        </w:p>
+      </w:sdtContent>
+    </w:sdt>
+    <w:sdt>
+      <w:sdtPr>
+        <w:docPartObj>
+          <w:docPartGallery w:val="List of Figures"/>
+          <w:docPartUnique/>
+        </w:docPartObj>
+      </w:sdtPr>
+      <w:sdtContent>
+        <w:p>
+          <w:pPr>
+            <w:pStyle w:val="TOCHeading"/>
+          </w:pPr>
+          <w:r>
+            <w:t xml:space="preserve">Список иллюстраций</w:t>
+          </w:r>
+        </w:p>
+        <w:p>
+          <w:r>
+            <w:fldChar w:fldCharType="begin" w:dirty="true"/>
+            <w:instrText xml:space="preserve">TOC \h \z \t "Image Caption" \c</w:instrText>
+            <w:fldChar w:fldCharType="separate"/>
+            <w:fldChar w:fldCharType="end"/>
+          </w:r>
+        </w:p>
+      </w:sdtContent>
+    </w:sdt>
+    <w:sdt>
+      <w:sdtPr>
+        <w:docPartObj>
+          <w:docPartGallery w:val="List of Tables"/>
+          <w:docPartUnique/>
+        </w:docPartObj>
+      </w:sdtPr>
+      <w:sdtContent>
+        <w:p>
+          <w:pPr>
+            <w:pStyle w:val="TOCHeading"/>
+          </w:pPr>
+          <w:r>
+            <w:t xml:space="preserve">Список таблиц</w:t>
+          </w:r>
+        </w:p>
+        <w:p>
+          <w:r>
+            <w:fldChar w:fldCharType="begin" w:dirty="true"/>
+            <w:instrText xml:space="preserve">TOC \h \z \t "Table Caption" \c</w:instrText>
+            <w:fldChar w:fldCharType="separate"/>
+            <w:fldChar w:fldCharType="end"/>
+          </w:r>
+        </w:p>
+      </w:sdtContent>
+    </w:sdt>
+    <w:bookmarkStart w:id="20" w:name="цель-работы"/>
+    <w:p>
+      <w:pPr>
+        <w:pStyle w:val="Heading1"/>
+      </w:pPr>
+      <w:r>
+        <w:t xml:space="preserve">Цель работы</w:t>
       </w:r>
     </w:p>
     <w:p>
@@ -16,77 +118,59 @@
         <w:pStyle w:val="FirstParagraph"/>
       </w:pPr>
       <w:r>
-        <w:t xml:space="preserve">author:</w:t>
+        <w:t xml:space="preserve">Изучить идеологию и применение средств контроля версий.Освоить умения по работе с git.</w:t>
+      </w:r>
+    </w:p>
+    <w:bookmarkEnd w:id="20"/>
+    <w:bookmarkStart w:id="21" w:name="задание"/>
+    <w:p>
+      <w:pPr>
+        <w:pStyle w:val="Heading1"/>
+      </w:pPr>
+      <w:r>
+        <w:t xml:space="preserve">Задание</w:t>
+      </w:r>
+    </w:p>
+    <w:p>
+      <w:pPr>
+        <w:pStyle w:val="FirstParagraph"/>
+      </w:pPr>
+      <w:r>
+        <w:t xml:space="preserve">Создать базовую конфигурацию для работы с git.</w:t>
       </w:r>
       <w:r>
         <w:t xml:space="preserve"> </w:t>
       </w:r>
       <w:r>
-        <w:t xml:space="preserve">name: Безлепкина Татьяна Игоревна</w:t>
+        <w:t xml:space="preserve">Создать ключ SSH.</w:t>
       </w:r>
       <w:r>
         <w:t xml:space="preserve"> </w:t>
       </w:r>
       <w:r>
-        <w:t xml:space="preserve">degrees: DSc</w:t>
+        <w:t xml:space="preserve">Создать ключ PGP.</w:t>
       </w:r>
       <w:r>
         <w:t xml:space="preserve"> </w:t>
       </w:r>
       <w:r>
-        <w:t xml:space="preserve">orcid: 0000-0002-0877-7063</w:t>
+        <w:t xml:space="preserve">Настроить подписи git</w:t>
       </w:r>
       <w:r>
         <w:t xml:space="preserve"> </w:t>
       </w:r>
       <w:r>
-        <w:t xml:space="preserve">email: 1032253539@rudn.ru</w:t>
-      </w:r>
-      <w:r>
-        <w:t xml:space="preserve"> </w:t>
-      </w:r>
-      <w:r>
-        <w:t xml:space="preserve">affiliation:</w:t>
-      </w:r>
-      <w:r>
-        <w:t xml:space="preserve"> </w:t>
-      </w:r>
-      <w:r>
-        <w:t xml:space="preserve">- name: Российский университет дружбы народов</w:t>
-      </w:r>
-      <w:r>
-        <w:t xml:space="preserve"> </w:t>
-      </w:r>
-      <w:r>
-        <w:t xml:space="preserve">country: Российская Федерация</w:t>
-      </w:r>
-      <w:r>
-        <w:t xml:space="preserve"> </w:t>
-      </w:r>
-      <w:r>
-        <w:t xml:space="preserve">postal-code: 117198</w:t>
-      </w:r>
-      <w:r>
-        <w:t xml:space="preserve"> </w:t>
-      </w:r>
-      <w:r>
-        <w:t xml:space="preserve">city: Москва</w:t>
-      </w:r>
-      <w:r>
-        <w:t xml:space="preserve"> </w:t>
-      </w:r>
-      <w:r>
-        <w:t xml:space="preserve">address: ул. Миклухо-Маклая, д. 6</w:t>
-      </w:r>
-    </w:p>
-    <w:bookmarkEnd w:id="20"/>
-    <w:bookmarkStart w:id="21" w:name="title"/>
-    <w:p>
-      <w:pPr>
-        <w:pStyle w:val="Heading2"/>
-      </w:pPr>
-      <w:r>
-        <w:t xml:space="preserve">Title</w:t>
+        <w:t xml:space="preserve">Создать локальный каталог для выполнения заданий по предмету.</w:t>
+      </w:r>
+    </w:p>
+    <w:bookmarkEnd w:id="21"/>
+    <w:bookmarkStart w:id="22" w:name="теоретическое-введение"/>
+    <w:p>
+      <w:pPr>
+        <w:pStyle w:val="Heading1"/>
+      </w:pPr>
+      <w:r>
+        <w:t xml:space="preserve">Теоретическое введение</w:t>
       </w:r>
     </w:p>
     <w:p>
@@ -94,53 +178,57 @@
         <w:pStyle w:val="FirstParagraph"/>
       </w:pPr>
       <w:r>
-        <w:t xml:space="preserve">title:</w:t>
-      </w:r>
-      <w:r>
-        <w:t xml:space="preserve"> </w:t>
-      </w:r>
-      <w:r>
-        <w:t xml:space="preserve">“Отчет по лабараторной работе №2”</w:t>
-      </w:r>
-      <w:r>
-        <w:t xml:space="preserve"> </w:t>
-      </w:r>
-      <w:r>
-        <w:t xml:space="preserve">subtitle:</w:t>
-      </w:r>
-      <w:r>
-        <w:t xml:space="preserve"> </w:t>
-      </w:r>
-      <w:r>
-        <w:t xml:space="preserve">“Простейший вариант”</w:t>
-      </w:r>
-      <w:r>
-        <w:t xml:space="preserve"> </w:t>
-      </w:r>
-      <w:r>
-        <w:t xml:space="preserve">license:</w:t>
-      </w:r>
-      <w:r>
-        <w:t xml:space="preserve"> </w:t>
-      </w:r>
-      <w:r>
-        <w:t xml:space="preserve">“CC BY”</w:t>
-      </w:r>
-      <w:r>
-        <w:t xml:space="preserve"> </w:t>
-      </w:r>
-      <w:r>
-        <w:t xml:space="preserve">—</w:t>
-      </w:r>
-    </w:p>
-    <w:bookmarkEnd w:id="21"/>
-    <w:bookmarkStart w:id="22" w:name="цель-работы"/>
+        <w:t xml:space="preserve">Системы контроля версий (Version Control System, VCS) применяются при работе нескольких человек над одним проектом. Обычно основное дерево проекта хранится в локальном или удалённом репозитории, к которому настроен доступ для участников проекта. При внесении изменений в содержание проекта система контроля версий позволяет их фиксировать, совмещать изменения, произведённые разными участниками проекта, производить откат к любой более ранней версии проекта, если это требуется.</w:t>
+      </w:r>
+    </w:p>
+    <w:p>
+      <w:pPr>
+        <w:pStyle w:val="BodyText"/>
+      </w:pPr>
+      <w:r>
+        <w:t xml:space="preserve">В классических системах контроля версий используется централизованная модель, предполагающая наличие единого репозитория для хранения файлов. Выполнение большинства функций по управлению версиями осуществляется специальным сервером. Участник проекта (пользователь) перед началом работы посредством определённых команд получает нужную ему версию файлов. После внесения изменений, пользователь размещает новую версию в хранилище. При этом предыдущие версии не удаляются из центрального хранилища и к ним можно вернуться в любой момент. Сервер может сохранять не полную версию изменённых файлов, а производить так называемую дельта-компрессию — сохранять только изменения между последовательными версиями, что позволяет уменьшить объём хранимых данных.</w:t>
+      </w:r>
+    </w:p>
+    <w:p>
+      <w:pPr>
+        <w:pStyle w:val="BodyText"/>
+      </w:pPr>
+      <w:r>
+        <w:t xml:space="preserve">Системы контроля версий поддерживают возможность отслеживания и разрешения конфликтов, которые могут возникнуть при работе нескольких человек над одним файлом. Можно объединить (слить) изменения, сделанные разными участниками (автоматически или вручную), вручную выбрать нужную версию, отменить изменения вовсе или заблокировать файлы для изменения. В зависимости от настроек блокировка не позволяет другим пользователям получить рабочую копию или препятствует изменению рабочей копии файла средствами файловой системы ОС, обеспечивая таким образом, привилегированный доступ только одному пользователю, работающему с файлом.</w:t>
+      </w:r>
+    </w:p>
+    <w:p>
+      <w:pPr>
+        <w:pStyle w:val="BodyText"/>
+      </w:pPr>
+      <w:r>
+        <w:t xml:space="preserve">Системы контроля версий также могут обеспечивать дополнительные, более гибкие функциональные возможности. Например, они могут поддерживать работу с несколькими версиями одного файла, сохраняя общую историю изменений до точки ветвления версий и собственные истории изменений каждой ветви. Кроме того, обычно доступна информация о том, кто из участников, когда и какие изменения вносил. Обычно такого рода информация хранится в журнале изменений, доступ к которому можно ограничить.</w:t>
+      </w:r>
+    </w:p>
+    <w:p>
+      <w:pPr>
+        <w:pStyle w:val="BodyText"/>
+      </w:pPr>
+      <w:r>
+        <w:t xml:space="preserve">В отличие от классических, в распределённых системах контроля версий центральный репозиторий не является обязательным.</w:t>
+      </w:r>
+    </w:p>
+    <w:p>
+      <w:pPr>
+        <w:pStyle w:val="BodyText"/>
+      </w:pPr>
+      <w:r>
+        <w:t xml:space="preserve">Среди классических VCS наиболее известны CVS, Subversion, а среди распределённых — Git, Bazaar, Mercurial. Принципы их работы схожи, отличаются они в основном синтаксисом используемых в работе команд.</w:t>
+      </w:r>
+    </w:p>
+    <w:bookmarkEnd w:id="22"/>
+    <w:bookmarkStart w:id="91" w:name="выполнение-лабораторной-работы"/>
     <w:p>
       <w:pPr>
         <w:pStyle w:val="Heading1"/>
       </w:pPr>
       <w:r>
-        <w:t xml:space="preserve">Цель работы</w:t>
+        <w:t xml:space="preserve">Выполнение лабораторной работы</w:t>
       </w:r>
     </w:p>
     <w:p>
@@ -148,176 +236,10 @@
         <w:pStyle w:val="FirstParagraph"/>
       </w:pPr>
       <w:r>
-        <w:t xml:space="preserve">Изучить идеологию и применение средств контроля версий.Освоить умения по работе с git.</w:t>
-      </w:r>
-    </w:p>
-    <w:bookmarkEnd w:id="22"/>
-    <w:bookmarkStart w:id="23" w:name="задание"/>
-    <w:p>
-      <w:pPr>
-        <w:pStyle w:val="Heading1"/>
-      </w:pPr>
-      <w:r>
-        <w:t xml:space="preserve">Задание</w:t>
-      </w:r>
-    </w:p>
-    <w:p>
-      <w:pPr>
-        <w:pStyle w:val="FirstParagraph"/>
-      </w:pPr>
-      <w:r>
-        <w:t xml:space="preserve">Создать базовую конфигурацию для работы с git.</w:t>
-      </w:r>
-      <w:r>
-        <w:t xml:space="preserve"> </w:t>
-      </w:r>
-      <w:r>
-        <w:t xml:space="preserve">Создать ключ SSH.</w:t>
-      </w:r>
-      <w:r>
-        <w:t xml:space="preserve"> </w:t>
-      </w:r>
-      <w:r>
-        <w:t xml:space="preserve">Создать ключ PGP.</w:t>
-      </w:r>
-      <w:r>
-        <w:t xml:space="preserve"> </w:t>
-      </w:r>
-      <w:r>
-        <w:t xml:space="preserve">Настроить подписи git</w:t>
-      </w:r>
-      <w:r>
-        <w:t xml:space="preserve"> </w:t>
-      </w:r>
-      <w:r>
-        <w:t xml:space="preserve">Создать локальный каталог для выполнения заданий по предмету.</w:t>
-      </w:r>
-    </w:p>
-    <w:bookmarkEnd w:id="23"/>
-    <w:bookmarkStart w:id="24" w:name="теоретическое-введение"/>
-    <w:p>
-      <w:pPr>
-        <w:pStyle w:val="Heading1"/>
-      </w:pPr>
-      <w:r>
-        <w:t xml:space="preserve">Теоретическое введение</w:t>
-      </w:r>
-    </w:p>
-    <w:p>
-      <w:pPr>
-        <w:pStyle w:val="FirstParagraph"/>
-      </w:pPr>
-      <w:r>
-        <w:t xml:space="preserve">Системы контроля версий (Version Control System, VCS) применяются при работе нескольких человек над одним проектом. Обычно основное дерево проекта хранится в локальном или удалённом репозитории, к которому настроен доступ для участников проекта. При внесении изменений в содержание проекта система контроля версий позволяет их фиксировать, совмещать изменения, произведённые разными участниками проекта, производить откат к любой более ранней версии проекта, если это требуется.</w:t>
-      </w:r>
-    </w:p>
-    <w:p>
-      <w:pPr>
-        <w:pStyle w:val="BodyText"/>
-      </w:pPr>
-      <w:r>
-        <w:t xml:space="preserve">В классических системах контроля версий используется централизованная модель, предполагающая наличие единого репозитория для хранения файлов. Выполнение большинства функций по управлению версиями осуществляется специальным сервером. Участник проекта (пользователь) перед началом работы посредством определённых команд получает нужную ему версию файлов. После внесения изменений, пользователь размещает новую версию в хранилище. При этом предыдущие версии не удаляются из центрального хранилища и к ним можно вернуться в любой момент. Сервер может сохранять не полную версию изменённых файлов, а производить так называемую дельта-компрессию — сохранять только изменения между последовательными версиями, что позволяет уменьшить объём хранимых данных.</w:t>
-      </w:r>
-    </w:p>
-    <w:p>
-      <w:pPr>
-        <w:pStyle w:val="BodyText"/>
-      </w:pPr>
-      <w:r>
-        <w:t xml:space="preserve">Системы контроля версий поддерживают возможность отслеживания и разрешения конфликтов, которые могут возникнуть при работе нескольких человек над одним файлом. Можно объединить (слить) изменения, сделанные разными участниками (автоматически или вручную), вручную выбрать нужную версию, отменить изменения вовсе или заблокировать файлы для изменения. В зависимости от настроек блокировка не позволяет другим пользователям получить рабочую копию или препятствует изменению рабочей копии файла средствами файловой системы ОС, обеспечивая таким образом, привилегированный доступ только одному пользователю, работающему с файлом.</w:t>
-      </w:r>
-    </w:p>
-    <w:p>
-      <w:pPr>
-        <w:pStyle w:val="BodyText"/>
-      </w:pPr>
-      <w:r>
-        <w:t xml:space="preserve">Системы контроля версий также могут обеспечивать дополнительные, более гибкие функциональные возможности. Например, они могут поддерживать работу с несколькими версиями одного файла, сохраняя общую историю изменений до точки ветвления версий и собственные истории изменений каждой ветви. Кроме того, обычно доступна информация о том, кто из участников, когда и какие изменения вносил. Обычно такого рода информация хранится в журнале изменений, доступ к которому можно ограничить.</w:t>
-      </w:r>
-    </w:p>
-    <w:p>
-      <w:pPr>
-        <w:pStyle w:val="BodyText"/>
-      </w:pPr>
-      <w:r>
-        <w:t xml:space="preserve">В отличие от классических, в распределённых системах контроля версий центральный репозиторий не является обязательным.</w:t>
-      </w:r>
-    </w:p>
-    <w:p>
-      <w:pPr>
-        <w:pStyle w:val="BodyText"/>
-      </w:pPr>
-      <w:r>
-        <w:t xml:space="preserve">Среди классических VCS наиболее известны CVS, Subversion, а среди распределённых — Git, Bazaar, Mercurial. Принципы их работы схожи, отличаются они в основном синтаксисом используемых в работе команд.</w:t>
-      </w:r>
-    </w:p>
-    <w:bookmarkEnd w:id="24"/>
-    <w:bookmarkStart w:id="25" w:name="задание-1"/>
-    <w:p>
-      <w:pPr>
-        <w:pStyle w:val="Heading1"/>
-      </w:pPr>
-      <w:r>
-        <w:t xml:space="preserve">Задание</w:t>
-      </w:r>
-    </w:p>
-    <w:p>
-      <w:pPr>
-        <w:pStyle w:val="FirstParagraph"/>
-      </w:pPr>
-      <w:r>
-        <w:t xml:space="preserve">Создать базовую конфигурацию для работы с git.</w:t>
-      </w:r>
-      <w:r>
-        <w:t xml:space="preserve"> </w:t>
-      </w:r>
-      <w:r>
-        <w:t xml:space="preserve">Создать ключ SSH.</w:t>
-      </w:r>
-      <w:r>
-        <w:t xml:space="preserve"> </w:t>
-      </w:r>
-      <w:r>
-        <w:t xml:space="preserve">Создать ключ PGP.</w:t>
-      </w:r>
-      <w:r>
-        <w:t xml:space="preserve"> </w:t>
-      </w:r>
-      <w:r>
-        <w:t xml:space="preserve">Настроить подписи git.</w:t>
-      </w:r>
-      <w:r>
-        <w:t xml:space="preserve"> </w:t>
-      </w:r>
-      <w:r>
-        <w:t xml:space="preserve">Создать локальный каталог для выполнения заданий по предмету.</w:t>
-      </w:r>
-    </w:p>
-    <w:bookmarkEnd w:id="25"/>
-    <w:bookmarkStart w:id="94" w:name="выполнение-лабораторной-работы"/>
-    <w:p>
-      <w:pPr>
-        <w:pStyle w:val="Heading1"/>
-      </w:pPr>
-      <w:r>
-        <w:t xml:space="preserve">Выполнение лабораторной работы</w:t>
-      </w:r>
-    </w:p>
-    <w:p>
-      <w:pPr>
-        <w:pStyle w:val="FirstParagraph"/>
-      </w:pPr>
-      <w:r>
-        <w:t xml:space="preserve">Установка git(рис.-</w:t>
-      </w:r>
-      <w:r>
-        <w:t xml:space="preserve">@fig:001</w:t>
-      </w:r>
-      <w:r>
-        <w:t xml:space="preserve">)</w:t>
-      </w:r>
-    </w:p>
-    <w:bookmarkStart w:id="29" w:name="fig001"/>
+        <w:t xml:space="preserve">Установка git (рис. 1)</w:t>
+      </w:r>
+    </w:p>
+    <w:bookmarkStart w:id="26" w:name="fig:001"/>
     <w:p>
       <w:pPr>
         <w:pStyle w:val="CaptionedFigure"/>
@@ -327,18 +249,18 @@
           <wp:inline>
             <wp:extent cx="3733800" cy="3765767"/>
             <wp:effectExtent b="0" l="0" r="0" t="0"/>
-            <wp:docPr descr="Установка git" title="" id="27" name="Picture"/>
+            <wp:docPr descr="Установка git" title="" id="24" name="Picture"/>
             <a:graphic>
               <a:graphicData uri="http://schemas.openxmlformats.org/drawingml/2006/picture">
                 <pic:pic>
                   <pic:nvPicPr>
-                    <pic:cNvPr descr="image/1.png" id="28" name="Picture"/>
+                    <pic:cNvPr descr="image/1.png" id="25" name="Picture"/>
                     <pic:cNvPicPr>
                       <a:picLocks noChangeArrowheads="1" noChangeAspect="1"/>
                     </pic:cNvPicPr>
                   </pic:nvPicPr>
                   <pic:blipFill>
-                    <a:blip r:embed="rId26"/>
+                    <a:blip r:embed="rId23"/>
                     <a:stretch>
                       <a:fillRect/>
                     </a:stretch>
@@ -370,25 +292,19 @@
         <w:pStyle w:val="ImageCaption"/>
       </w:pPr>
       <w:r>
-        <w:t xml:space="preserve">Установка git</w:t>
-      </w:r>
-    </w:p>
-    <w:bookmarkEnd w:id="29"/>
-    <w:p>
-      <w:pPr>
-        <w:pStyle w:val="BodyText"/>
-      </w:pPr>
-      <w:r>
-        <w:t xml:space="preserve">Установка gh(рис.-</w:t>
-      </w:r>
-      <w:r>
-        <w:t xml:space="preserve">@fig:002</w:t>
-      </w:r>
-      <w:r>
-        <w:t xml:space="preserve">)</w:t>
-      </w:r>
-    </w:p>
-    <w:bookmarkStart w:id="33" w:name="fig002"/>
+        <w:t xml:space="preserve">Рис. 1: Установка git</w:t>
+      </w:r>
+    </w:p>
+    <w:bookmarkEnd w:id="26"/>
+    <w:p>
+      <w:pPr>
+        <w:pStyle w:val="BodyText"/>
+      </w:pPr>
+      <w:r>
+        <w:t xml:space="preserve">Установка gh (рис. 2)</w:t>
+      </w:r>
+    </w:p>
+    <w:bookmarkStart w:id="30" w:name="fig:002"/>
     <w:p>
       <w:pPr>
         <w:pStyle w:val="CaptionedFigure"/>
@@ -398,18 +314,18 @@
           <wp:inline>
             <wp:extent cx="3733800" cy="2535687"/>
             <wp:effectExtent b="0" l="0" r="0" t="0"/>
-            <wp:docPr descr="Установка gh" title="" id="31" name="Picture"/>
+            <wp:docPr descr="Установка gh" title="" id="28" name="Picture"/>
             <a:graphic>
               <a:graphicData uri="http://schemas.openxmlformats.org/drawingml/2006/picture">
                 <pic:pic>
                   <pic:nvPicPr>
-                    <pic:cNvPr descr="image/2.png" id="32" name="Picture"/>
+                    <pic:cNvPr descr="image/2.png" id="29" name="Picture"/>
                     <pic:cNvPicPr>
                       <a:picLocks noChangeArrowheads="1" noChangeAspect="1"/>
                     </pic:cNvPicPr>
                   </pic:nvPicPr>
                   <pic:blipFill>
-                    <a:blip r:embed="rId30"/>
+                    <a:blip r:embed="rId27"/>
                     <a:stretch>
                       <a:fillRect/>
                     </a:stretch>
@@ -441,25 +357,19 @@
         <w:pStyle w:val="ImageCaption"/>
       </w:pPr>
       <w:r>
-        <w:t xml:space="preserve">Установка gh</w:t>
-      </w:r>
-    </w:p>
-    <w:bookmarkEnd w:id="33"/>
-    <w:p>
-      <w:pPr>
-        <w:pStyle w:val="BodyText"/>
-      </w:pPr>
-      <w:r>
-        <w:t xml:space="preserve">Базовая настройка git,зададим имя и email владельца репозитория(рис.-</w:t>
-      </w:r>
-      <w:r>
-        <w:t xml:space="preserve">@fig:003</w:t>
-      </w:r>
-      <w:r>
-        <w:t xml:space="preserve">)</w:t>
-      </w:r>
-    </w:p>
-    <w:bookmarkStart w:id="37" w:name="fig:003"/>
+        <w:t xml:space="preserve">Рис. 2: Установка gh</w:t>
+      </w:r>
+    </w:p>
+    <w:bookmarkEnd w:id="30"/>
+    <w:p>
+      <w:pPr>
+        <w:pStyle w:val="BodyText"/>
+      </w:pPr>
+      <w:r>
+        <w:t xml:space="preserve">Базовая настройка git,зададим имя и email владельца репозитория (рис. 3)</w:t>
+      </w:r>
+    </w:p>
+    <w:bookmarkStart w:id="34" w:name="fig:003"/>
     <w:p>
       <w:pPr>
         <w:pStyle w:val="CaptionedFigure"/>
@@ -469,18 +379,18 @@
           <wp:inline>
             <wp:extent cx="3733800" cy="301526"/>
             <wp:effectExtent b="0" l="0" r="0" t="0"/>
-            <wp:docPr descr="Зададим имя и email владельца репозитория" title="" id="35" name="Picture"/>
+            <wp:docPr descr="Зададим имя и email владельца репозитория" title="" id="32" name="Picture"/>
             <a:graphic>
               <a:graphicData uri="http://schemas.openxmlformats.org/drawingml/2006/picture">
                 <pic:pic>
                   <pic:nvPicPr>
-                    <pic:cNvPr descr="image/3.png" id="36" name="Picture"/>
+                    <pic:cNvPr descr="image/3.png" id="33" name="Picture"/>
                     <pic:cNvPicPr>
                       <a:picLocks noChangeArrowheads="1" noChangeAspect="1"/>
                     </pic:cNvPicPr>
                   </pic:nvPicPr>
                   <pic:blipFill>
-                    <a:blip r:embed="rId34"/>
+                    <a:blip r:embed="rId31"/>
                     <a:stretch>
                       <a:fillRect/>
                     </a:stretch>
@@ -512,25 +422,19 @@
         <w:pStyle w:val="ImageCaption"/>
       </w:pPr>
       <w:r>
-        <w:t xml:space="preserve">Зададим имя и email владельца репозитория</w:t>
-      </w:r>
-    </w:p>
-    <w:bookmarkEnd w:id="37"/>
-    <w:p>
-      <w:pPr>
-        <w:pStyle w:val="BodyText"/>
-      </w:pPr>
-      <w:r>
-        <w:t xml:space="preserve">Настроим utf-8 в выводе сообщений git,зададим имя ветки,а также параметры(рис.-</w:t>
-      </w:r>
-      <w:r>
-        <w:t xml:space="preserve">@fig:004</w:t>
-      </w:r>
-      <w:r>
-        <w:t xml:space="preserve">)</w:t>
-      </w:r>
-    </w:p>
-    <w:bookmarkStart w:id="41" w:name="fig:004"/>
+        <w:t xml:space="preserve">Рис. 3: Зададим имя и email владельца репозитория</w:t>
+      </w:r>
+    </w:p>
+    <w:bookmarkEnd w:id="34"/>
+    <w:p>
+      <w:pPr>
+        <w:pStyle w:val="BodyText"/>
+      </w:pPr>
+      <w:r>
+        <w:t xml:space="preserve">Настроим utf-8 в выводе сообщений git,зададим имя ветки,а также параметры (рис. 4)</w:t>
+      </w:r>
+    </w:p>
+    <w:bookmarkStart w:id="38" w:name="fig:004"/>
     <w:p>
       <w:pPr>
         <w:pStyle w:val="CaptionedFigure"/>
@@ -540,18 +444,18 @@
           <wp:inline>
             <wp:extent cx="3733800" cy="453938"/>
             <wp:effectExtent b="0" l="0" r="0" t="0"/>
-            <wp:docPr descr="Настроим utf-8 в выводе сообщений git,зададим имя начальной ветки,а также параметры autocrlf и safecrlf" title="" id="39" name="Picture"/>
+            <wp:docPr descr="Настроим utf-8 в выводе сообщений git,зададим имя начальной ветки,а также параметры autocrlf и safecrlf" title="" id="36" name="Picture"/>
             <a:graphic>
               <a:graphicData uri="http://schemas.openxmlformats.org/drawingml/2006/picture">
                 <pic:pic>
                   <pic:nvPicPr>
-                    <pic:cNvPr descr="image/4.png" id="40" name="Picture"/>
+                    <pic:cNvPr descr="image/4.png" id="37" name="Picture"/>
                     <pic:cNvPicPr>
                       <a:picLocks noChangeArrowheads="1" noChangeAspect="1"/>
                     </pic:cNvPicPr>
                   </pic:nvPicPr>
                   <pic:blipFill>
-                    <a:blip r:embed="rId38"/>
+                    <a:blip r:embed="rId35"/>
                     <a:stretch>
                       <a:fillRect/>
                     </a:stretch>
@@ -583,25 +487,19 @@
         <w:pStyle w:val="ImageCaption"/>
       </w:pPr>
       <w:r>
-        <w:t xml:space="preserve">Настроим utf-8 в выводе сообщений git,зададим имя начальной ветки,а также параметры autocrlf и safecrlf</w:t>
-      </w:r>
-    </w:p>
-    <w:bookmarkEnd w:id="41"/>
-    <w:p>
-      <w:pPr>
-        <w:pStyle w:val="BodyText"/>
-      </w:pPr>
-      <w:r>
-        <w:t xml:space="preserve">Создадим ssh ключ.(рис.-</w:t>
-      </w:r>
-      <w:r>
-        <w:t xml:space="preserve">@fig:005</w:t>
-      </w:r>
-      <w:r>
-        <w:t xml:space="preserve">)</w:t>
-      </w:r>
-    </w:p>
-    <w:bookmarkStart w:id="45" w:name="fig:005"/>
+        <w:t xml:space="preserve">Рис. 4: Настроим utf-8 в выводе сообщений git,зададим имя начальной ветки,а также параметры autocrlf и safecrlf</w:t>
+      </w:r>
+    </w:p>
+    <w:bookmarkEnd w:id="38"/>
+    <w:p>
+      <w:pPr>
+        <w:pStyle w:val="BodyText"/>
+      </w:pPr>
+      <w:r>
+        <w:t xml:space="preserve">Создадим ssh ключ (рис. 5)</w:t>
+      </w:r>
+    </w:p>
+    <w:bookmarkStart w:id="42" w:name="fig:005"/>
     <w:p>
       <w:pPr>
         <w:pStyle w:val="CaptionedFigure"/>
@@ -611,18 +509,18 @@
           <wp:inline>
             <wp:extent cx="3733800" cy="4453798"/>
             <wp:effectExtent b="0" l="0" r="0" t="0"/>
-            <wp:docPr descr="Создадим ключ ssh" title="" id="43" name="Picture"/>
+            <wp:docPr descr="Создадим ключ ssh" title="" id="40" name="Picture"/>
             <a:graphic>
               <a:graphicData uri="http://schemas.openxmlformats.org/drawingml/2006/picture">
                 <pic:pic>
                   <pic:nvPicPr>
-                    <pic:cNvPr descr="image/5.png" id="44" name="Picture"/>
+                    <pic:cNvPr descr="image/5.png" id="41" name="Picture"/>
                     <pic:cNvPicPr>
                       <a:picLocks noChangeArrowheads="1" noChangeAspect="1"/>
                     </pic:cNvPicPr>
                   </pic:nvPicPr>
                   <pic:blipFill>
-                    <a:blip r:embed="rId42"/>
+                    <a:blip r:embed="rId39"/>
                     <a:stretch>
                       <a:fillRect/>
                     </a:stretch>
@@ -654,58 +552,40 @@
         <w:pStyle w:val="ImageCaption"/>
       </w:pPr>
       <w:r>
-        <w:t xml:space="preserve">Создадим ключ ssh</w:t>
-      </w:r>
-    </w:p>
-    <w:bookmarkEnd w:id="45"/>
-    <w:p>
-      <w:pPr>
-        <w:pStyle w:val="BodyText"/>
-      </w:pPr>
-      <w:r>
-        <w:t xml:space="preserve">Добавим в github(рис.-</w:t>
-      </w:r>
-      <w:r>
-        <w:t xml:space="preserve">@fig:006</w:t>
-      </w:r>
-      <w:r>
-        <w:t xml:space="preserve">)</w:t>
-      </w:r>
-    </w:p>
-    <w:p>
-      <w:pPr>
-        <w:pStyle w:val="BodyText"/>
-      </w:pPr>
-      <w:r>
-        <w:t xml:space="preserve">Добавление в github(рис.-</w:t>
-      </w:r>
-      <w:r>
-        <w:t xml:space="preserve">@fig:006</w:t>
-      </w:r>
-      <w:r>
-        <w:t xml:space="preserve">)</w:t>
-      </w:r>
-      <w:r>
-        <w:t xml:space="preserve"> </w:t>
-      </w:r>
-      <w:bookmarkStart w:id="49" w:name="fig:006"/>
+        <w:t xml:space="preserve">Рис. 5: Создадим ключ ssh</w:t>
+      </w:r>
+    </w:p>
+    <w:bookmarkEnd w:id="42"/>
+    <w:p>
+      <w:pPr>
+        <w:pStyle w:val="BodyText"/>
+      </w:pPr>
+      <w:r>
+        <w:t xml:space="preserve">Добавление в github(рис. 6)</w:t>
+      </w:r>
+    </w:p>
+    <w:bookmarkStart w:id="46" w:name="fig:006"/>
+    <w:p>
+      <w:pPr>
+        <w:pStyle w:val="CaptionedFigure"/>
+      </w:pPr>
       <w:r>
         <w:drawing>
           <wp:inline>
-            <wp:extent cx="3733800" cy="2053430"/>
+            <wp:extent cx="3733800" cy="3629820"/>
             <wp:effectExtent b="0" l="0" r="0" t="0"/>
-            <wp:docPr descr="Добавим ssh ключ в github" title="" id="47" name="Picture"/>
+            <wp:docPr descr="Добавим ssh ключ в github" title="" id="44" name="Picture"/>
             <a:graphic>
               <a:graphicData uri="http://schemas.openxmlformats.org/drawingml/2006/picture">
                 <pic:pic>
                   <pic:nvPicPr>
-                    <pic:cNvPr descr="image/6.png" id="48" name="Picture"/>
+                    <pic:cNvPr descr="image/6.png" id="45" name="Picture"/>
                     <pic:cNvPicPr>
                       <a:picLocks noChangeArrowheads="1" noChangeAspect="1"/>
                     </pic:cNvPicPr>
                   </pic:nvPicPr>
                   <pic:blipFill>
-                    <a:blip r:embed="rId46"/>
+                    <a:blip r:embed="rId43"/>
                     <a:stretch>
                       <a:fillRect/>
                     </a:stretch>
@@ -713,7 +593,7 @@
                   <pic:spPr bwMode="auto">
                     <a:xfrm>
                       <a:off x="0" y="0"/>
-                      <a:ext cx="3733800" cy="2053430"/>
+                      <a:ext cx="3733800" cy="3629820"/>
                     </a:xfrm>
                     <a:prstGeom prst="rect">
                       <a:avLst/>
@@ -731,23 +611,25 @@
           </wp:inline>
         </w:drawing>
       </w:r>
-      <w:bookmarkEnd w:id="49"/>
-    </w:p>
-    <w:p>
-      <w:pPr>
-        <w:pStyle w:val="BodyText"/>
-      </w:pPr>
-      <w:r>
-        <w:t xml:space="preserve">Cоздадим pgp ключ(рис.-</w:t>
-      </w:r>
-      <w:r>
-        <w:t xml:space="preserve">@fig:007</w:t>
-      </w:r>
-      <w:r>
-        <w:t xml:space="preserve">)</w:t>
-      </w:r>
-    </w:p>
-    <w:bookmarkStart w:id="53" w:name="fig:007"/>
+    </w:p>
+    <w:p>
+      <w:pPr>
+        <w:pStyle w:val="ImageCaption"/>
+      </w:pPr>
+      <w:r>
+        <w:t xml:space="preserve">Рис. 6: Добавим ssh ключ в github</w:t>
+      </w:r>
+    </w:p>
+    <w:bookmarkEnd w:id="46"/>
+    <w:p>
+      <w:pPr>
+        <w:pStyle w:val="BodyText"/>
+      </w:pPr>
+      <w:r>
+        <w:t xml:space="preserve">Cоздадим pgp ключ (рис. 7)</w:t>
+      </w:r>
+    </w:p>
+    <w:bookmarkStart w:id="50" w:name="fig:007"/>
     <w:p>
       <w:pPr>
         <w:pStyle w:val="CaptionedFigure"/>
@@ -757,18 +639,18 @@
           <wp:inline>
             <wp:extent cx="3733800" cy="3900315"/>
             <wp:effectExtent b="0" l="0" r="0" t="0"/>
-            <wp:docPr descr="Генерируем ключ pgp" title="" id="51" name="Picture"/>
+            <wp:docPr descr="Генерируем ключ pgp" title="" id="48" name="Picture"/>
             <a:graphic>
               <a:graphicData uri="http://schemas.openxmlformats.org/drawingml/2006/picture">
                 <pic:pic>
                   <pic:nvPicPr>
-                    <pic:cNvPr descr="image/7.png" id="52" name="Picture"/>
+                    <pic:cNvPr descr="image/7.png" id="49" name="Picture"/>
                     <pic:cNvPicPr>
                       <a:picLocks noChangeArrowheads="1" noChangeAspect="1"/>
                     </pic:cNvPicPr>
                   </pic:nvPicPr>
                   <pic:blipFill>
-                    <a:blip r:embed="rId50"/>
+                    <a:blip r:embed="rId47"/>
                     <a:stretch>
                       <a:fillRect/>
                     </a:stretch>
@@ -800,25 +682,19 @@
         <w:pStyle w:val="ImageCaption"/>
       </w:pPr>
       <w:r>
-        <w:t xml:space="preserve">Генерируем ключ pgp</w:t>
-      </w:r>
-    </w:p>
-    <w:bookmarkEnd w:id="53"/>
-    <w:p>
-      <w:pPr>
-        <w:pStyle w:val="BodyText"/>
-      </w:pPr>
-      <w:r>
-        <w:t xml:space="preserve">Копируем отпечаток приватного ключа(рис.-</w:t>
-      </w:r>
-      <w:r>
-        <w:t xml:space="preserve">@fig:008</w:t>
-      </w:r>
-      <w:r>
-        <w:t xml:space="preserve">)</w:t>
-      </w:r>
-    </w:p>
-    <w:bookmarkStart w:id="57" w:name="fig:008"/>
+        <w:t xml:space="preserve">Рис. 7: Генерируем ключ pgp</w:t>
+      </w:r>
+    </w:p>
+    <w:bookmarkEnd w:id="50"/>
+    <w:p>
+      <w:pPr>
+        <w:pStyle w:val="BodyText"/>
+      </w:pPr>
+      <w:r>
+        <w:t xml:space="preserve">Копируем отпечаток приватного ключа (рис. 8)</w:t>
+      </w:r>
+    </w:p>
+    <w:bookmarkStart w:id="54" w:name="fig:008"/>
     <w:p>
       <w:pPr>
         <w:pStyle w:val="CaptionedFigure"/>
@@ -828,18 +704,18 @@
           <wp:inline>
             <wp:extent cx="3733800" cy="1229532"/>
             <wp:effectExtent b="0" l="0" r="0" t="0"/>
-            <wp:docPr descr="Выводим список ключей и копируем отпечаток приватного ключа" title="" id="55" name="Picture"/>
+            <wp:docPr descr="Выводим список ключей и копируем отпечаток приватного ключа" title="" id="52" name="Picture"/>
             <a:graphic>
               <a:graphicData uri="http://schemas.openxmlformats.org/drawingml/2006/picture">
                 <pic:pic>
                   <pic:nvPicPr>
-                    <pic:cNvPr descr="image/8.png" id="56" name="Picture"/>
+                    <pic:cNvPr descr="image/8.png" id="53" name="Picture"/>
                     <pic:cNvPicPr>
                       <a:picLocks noChangeArrowheads="1" noChangeAspect="1"/>
                     </pic:cNvPicPr>
                   </pic:nvPicPr>
                   <pic:blipFill>
-                    <a:blip r:embed="rId54"/>
+                    <a:blip r:embed="rId51"/>
                     <a:stretch>
                       <a:fillRect/>
                     </a:stretch>
@@ -871,25 +747,19 @@
         <w:pStyle w:val="ImageCaption"/>
       </w:pPr>
       <w:r>
-        <w:t xml:space="preserve">Выводим список ключей и копируем отпечаток приватного ключа</w:t>
-      </w:r>
-    </w:p>
-    <w:bookmarkEnd w:id="57"/>
-    <w:p>
-      <w:pPr>
-        <w:pStyle w:val="BodyText"/>
-      </w:pPr>
-      <w:r>
-        <w:t xml:space="preserve">Экспортируем ключ по его отпечатку(рис.-</w:t>
-      </w:r>
-      <w:r>
-        <w:t xml:space="preserve">@fig:009</w:t>
-      </w:r>
-      <w:r>
-        <w:t xml:space="preserve">)</w:t>
-      </w:r>
-    </w:p>
-    <w:bookmarkStart w:id="61" w:name="fig:009"/>
+        <w:t xml:space="preserve">Рис. 8: Выводим список ключей и копируем отпечаток приватного ключа</w:t>
+      </w:r>
+    </w:p>
+    <w:bookmarkEnd w:id="54"/>
+    <w:p>
+      <w:pPr>
+        <w:pStyle w:val="BodyText"/>
+      </w:pPr>
+      <w:r>
+        <w:t xml:space="preserve">Экспортируем ключ по его отпечатку (рис. 9)</w:t>
+      </w:r>
+    </w:p>
+    <w:bookmarkStart w:id="58" w:name="fig:009"/>
     <w:p>
       <w:pPr>
         <w:pStyle w:val="CaptionedFigure"/>
@@ -899,18 +769,18 @@
           <wp:inline>
             <wp:extent cx="3733800" cy="3082871"/>
             <wp:effectExtent b="0" l="0" r="0" t="0"/>
-            <wp:docPr descr="Экспортируем ключ в формате ASCII по его отпечатку" title="" id="59" name="Picture"/>
+            <wp:docPr descr="Экспортируем ключ в формате ASCII по его отпечатку" title="" id="56" name="Picture"/>
             <a:graphic>
               <a:graphicData uri="http://schemas.openxmlformats.org/drawingml/2006/picture">
                 <pic:pic>
                   <pic:nvPicPr>
-                    <pic:cNvPr descr="image/9.png" id="60" name="Picture"/>
+                    <pic:cNvPr descr="image/9.png" id="57" name="Picture"/>
                     <pic:cNvPicPr>
                       <a:picLocks noChangeArrowheads="1" noChangeAspect="1"/>
                     </pic:cNvPicPr>
                   </pic:nvPicPr>
                   <pic:blipFill>
-                    <a:blip r:embed="rId58"/>
+                    <a:blip r:embed="rId55"/>
                     <a:stretch>
                       <a:fillRect/>
                     </a:stretch>
@@ -942,25 +812,19 @@
         <w:pStyle w:val="ImageCaption"/>
       </w:pPr>
       <w:r>
-        <w:t xml:space="preserve">Экспортируем ключ в формате ASCII по его отпечатку</w:t>
-      </w:r>
-    </w:p>
-    <w:bookmarkEnd w:id="61"/>
-    <w:p>
-      <w:pPr>
-        <w:pStyle w:val="BodyText"/>
-      </w:pPr>
-      <w:r>
-        <w:t xml:space="preserve">Добавим ключ pgp в github(рис.-</w:t>
-      </w:r>
-      <w:r>
-        <w:t xml:space="preserve">@fig:010</w:t>
-      </w:r>
-      <w:r>
-        <w:t xml:space="preserve">)</w:t>
-      </w:r>
-    </w:p>
-    <w:bookmarkStart w:id="65" w:name="fig:010"/>
+        <w:t xml:space="preserve">Рис. 9: Экспортируем ключ в формате ASCII по его отпечатку</w:t>
+      </w:r>
+    </w:p>
+    <w:bookmarkEnd w:id="58"/>
+    <w:p>
+      <w:pPr>
+        <w:pStyle w:val="BodyText"/>
+      </w:pPr>
+      <w:r>
+        <w:t xml:space="preserve">Добавим ключ pgp в github(рис. 10)</w:t>
+      </w:r>
+    </w:p>
+    <w:bookmarkStart w:id="62" w:name="fig:010"/>
     <w:p>
       <w:pPr>
         <w:pStyle w:val="CaptionedFigure"/>
@@ -970,18 +834,18 @@
           <wp:inline>
             <wp:extent cx="3733800" cy="2016071"/>
             <wp:effectExtent b="0" l="0" r="0" t="0"/>
-            <wp:docPr descr="Добавим ключ pgp в github" title="" id="63" name="Picture"/>
+            <wp:docPr descr="Добавим ключ pgp в github" title="" id="60" name="Picture"/>
             <a:graphic>
               <a:graphicData uri="http://schemas.openxmlformats.org/drawingml/2006/picture">
                 <pic:pic>
                   <pic:nvPicPr>
-                    <pic:cNvPr descr="image/10.png" id="64" name="Picture"/>
+                    <pic:cNvPr descr="image/10.png" id="61" name="Picture"/>
                     <pic:cNvPicPr>
                       <a:picLocks noChangeArrowheads="1" noChangeAspect="1"/>
                     </pic:cNvPicPr>
                   </pic:nvPicPr>
                   <pic:blipFill>
-                    <a:blip r:embed="rId62"/>
+                    <a:blip r:embed="rId59"/>
                     <a:stretch>
                       <a:fillRect/>
                     </a:stretch>
@@ -1013,25 +877,19 @@
         <w:pStyle w:val="ImageCaption"/>
       </w:pPr>
       <w:r>
-        <w:t xml:space="preserve">Добавим ключ pgp в github</w:t>
-      </w:r>
-    </w:p>
-    <w:bookmarkEnd w:id="65"/>
-    <w:p>
-      <w:pPr>
-        <w:pStyle w:val="BodyText"/>
-      </w:pPr>
-      <w:r>
-        <w:t xml:space="preserve">Настройка автоматических подписей коммитов git(рис.-</w:t>
-      </w:r>
-      <w:r>
-        <w:t xml:space="preserve">@fig:011</w:t>
-      </w:r>
-      <w:r>
-        <w:t xml:space="preserve">)</w:t>
-      </w:r>
-    </w:p>
-    <w:bookmarkStart w:id="69" w:name="fig011"/>
+        <w:t xml:space="preserve">Рис. 10: Добавим ключ pgp в github</w:t>
+      </w:r>
+    </w:p>
+    <w:bookmarkEnd w:id="62"/>
+    <w:p>
+      <w:pPr>
+        <w:pStyle w:val="BodyText"/>
+      </w:pPr>
+      <w:r>
+        <w:t xml:space="preserve">Настройка автоматических подписей коммитов git (рис. 11)</w:t>
+      </w:r>
+    </w:p>
+    <w:bookmarkStart w:id="66" w:name="fig:011"/>
     <w:p>
       <w:pPr>
         <w:pStyle w:val="CaptionedFigure"/>
@@ -1041,18 +899,18 @@
           <wp:inline>
             <wp:extent cx="3733800" cy="368881"/>
             <wp:effectExtent b="0" l="0" r="0" t="0"/>
-            <wp:docPr descr="Используя введёный email, укажим Git применять его при подписи коммитов" title="" id="67" name="Picture"/>
+            <wp:docPr descr="Используя введёный email, укажим Git применять его при подписи коммитов" title="" id="64" name="Picture"/>
             <a:graphic>
               <a:graphicData uri="http://schemas.openxmlformats.org/drawingml/2006/picture">
                 <pic:pic>
                   <pic:nvPicPr>
-                    <pic:cNvPr descr="image/11.png" id="68" name="Picture"/>
+                    <pic:cNvPr descr="image/11.png" id="65" name="Picture"/>
                     <pic:cNvPicPr>
                       <a:picLocks noChangeArrowheads="1" noChangeAspect="1"/>
                     </pic:cNvPicPr>
                   </pic:nvPicPr>
                   <pic:blipFill>
-                    <a:blip r:embed="rId66"/>
+                    <a:blip r:embed="rId63"/>
                     <a:stretch>
                       <a:fillRect/>
                     </a:stretch>
@@ -1084,25 +942,19 @@
         <w:pStyle w:val="ImageCaption"/>
       </w:pPr>
       <w:r>
-        <w:t xml:space="preserve">Используя введёный email, укажим Git применять его при подписи коммитов</w:t>
-      </w:r>
-    </w:p>
-    <w:bookmarkEnd w:id="69"/>
-    <w:p>
-      <w:pPr>
-        <w:pStyle w:val="BodyText"/>
-      </w:pPr>
-      <w:r>
-        <w:t xml:space="preserve">Авторизация в gh(рис.-</w:t>
-      </w:r>
-      <w:r>
-        <w:t xml:space="preserve">@fig:012</w:t>
-      </w:r>
-      <w:r>
-        <w:t xml:space="preserve">)</w:t>
-      </w:r>
-    </w:p>
-    <w:bookmarkStart w:id="73" w:name="fig012"/>
+        <w:t xml:space="preserve">Рис. 11: Используя введёный email, укажим Git применять его при подписи коммитов</w:t>
+      </w:r>
+    </w:p>
+    <w:bookmarkEnd w:id="66"/>
+    <w:p>
+      <w:pPr>
+        <w:pStyle w:val="BodyText"/>
+      </w:pPr>
+      <w:r>
+        <w:t xml:space="preserve">Авторизация в gh (рис. 12)</w:t>
+      </w:r>
+    </w:p>
+    <w:bookmarkStart w:id="70" w:name="fig:012"/>
     <w:p>
       <w:pPr>
         <w:pStyle w:val="CaptionedFigure"/>
@@ -1112,18 +964,18 @@
           <wp:inline>
             <wp:extent cx="3542096" cy="1039528"/>
             <wp:effectExtent b="0" l="0" r="0" t="0"/>
-            <wp:docPr descr="Авторизация в gh" title="" id="71" name="Picture"/>
+            <wp:docPr descr="Авторизация в gh" title="" id="68" name="Picture"/>
             <a:graphic>
               <a:graphicData uri="http://schemas.openxmlformats.org/drawingml/2006/picture">
                 <pic:pic>
                   <pic:nvPicPr>
-                    <pic:cNvPr descr="image/12.png" id="72" name="Picture"/>
+                    <pic:cNvPr descr="image/12.png" id="69" name="Picture"/>
                     <pic:cNvPicPr>
                       <a:picLocks noChangeArrowheads="1" noChangeAspect="1"/>
                     </pic:cNvPicPr>
                   </pic:nvPicPr>
                   <pic:blipFill>
-                    <a:blip r:embed="rId70"/>
+                    <a:blip r:embed="rId67"/>
                     <a:stretch>
                       <a:fillRect/>
                     </a:stretch>
@@ -1155,25 +1007,19 @@
         <w:pStyle w:val="ImageCaption"/>
       </w:pPr>
       <w:r>
-        <w:t xml:space="preserve">Авторизация в gh</w:t>
-      </w:r>
-    </w:p>
-    <w:bookmarkEnd w:id="73"/>
-    <w:p>
-      <w:pPr>
-        <w:pStyle w:val="BodyText"/>
-      </w:pPr>
-      <w:r>
-        <w:t xml:space="preserve">Продолжение работы с gh(рис.-</w:t>
-      </w:r>
-      <w:r>
-        <w:t xml:space="preserve">@fig:013</w:t>
-      </w:r>
-      <w:r>
-        <w:t xml:space="preserve">)</w:t>
-      </w:r>
-    </w:p>
-    <w:bookmarkStart w:id="77" w:name="fig013"/>
+        <w:t xml:space="preserve">Рис. 12: Авторизация в gh</w:t>
+      </w:r>
+    </w:p>
+    <w:bookmarkEnd w:id="70"/>
+    <w:p>
+      <w:pPr>
+        <w:pStyle w:val="BodyText"/>
+      </w:pPr>
+      <w:r>
+        <w:t xml:space="preserve">Продолжение работы с gh (рис. 13)</w:t>
+      </w:r>
+    </w:p>
+    <w:bookmarkStart w:id="74" w:name="fig:013"/>
     <w:p>
       <w:pPr>
         <w:pStyle w:val="CaptionedFigure"/>
@@ -1183,18 +1029,18 @@
           <wp:inline>
             <wp:extent cx="3733800" cy="2495249"/>
             <wp:effectExtent b="0" l="0" r="0" t="0"/>
-            <wp:docPr descr="Продолжение работы с gh" title="" id="75" name="Picture"/>
+            <wp:docPr descr="Продолжение работы с gh" title="" id="72" name="Picture"/>
             <a:graphic>
               <a:graphicData uri="http://schemas.openxmlformats.org/drawingml/2006/picture">
                 <pic:pic>
                   <pic:nvPicPr>
-                    <pic:cNvPr descr="image/13.png" id="76" name="Picture"/>
+                    <pic:cNvPr descr="image/13.png" id="73" name="Picture"/>
                     <pic:cNvPicPr>
                       <a:picLocks noChangeArrowheads="1" noChangeAspect="1"/>
                     </pic:cNvPicPr>
                   </pic:nvPicPr>
                   <pic:blipFill>
-                    <a:blip r:embed="rId74"/>
+                    <a:blip r:embed="rId71"/>
                     <a:stretch>
                       <a:fillRect/>
                     </a:stretch>
@@ -1226,25 +1072,19 @@
         <w:pStyle w:val="ImageCaption"/>
       </w:pPr>
       <w:r>
-        <w:t xml:space="preserve">Продолжение работы с gh</w:t>
-      </w:r>
-    </w:p>
-    <w:bookmarkEnd w:id="77"/>
-    <w:p>
-      <w:pPr>
-        <w:pStyle w:val="BodyText"/>
-      </w:pPr>
-      <w:r>
-        <w:t xml:space="preserve">Создание репозитория курса на основе шаблона(рис.-</w:t>
-      </w:r>
-      <w:r>
-        <w:t xml:space="preserve">@fig:014</w:t>
-      </w:r>
-      <w:r>
-        <w:t xml:space="preserve">)</w:t>
-      </w:r>
-    </w:p>
-    <w:bookmarkStart w:id="81" w:name="fig014"/>
+        <w:t xml:space="preserve">Рис. 13: Продолжение работы с gh</w:t>
+      </w:r>
+    </w:p>
+    <w:bookmarkEnd w:id="74"/>
+    <w:p>
+      <w:pPr>
+        <w:pStyle w:val="BodyText"/>
+      </w:pPr>
+      <w:r>
+        <w:t xml:space="preserve">Создание репозитория курса на основе шаблона (рис. 14)</w:t>
+      </w:r>
+    </w:p>
+    <w:bookmarkStart w:id="78" w:name="fig:014"/>
     <w:p>
       <w:pPr>
         <w:pStyle w:val="CaptionedFigure"/>
@@ -1254,18 +1094,18 @@
           <wp:inline>
             <wp:extent cx="3733800" cy="2131183"/>
             <wp:effectExtent b="0" l="0" r="0" t="0"/>
-            <wp:docPr descr="Загрузка шаблона" title="" id="79" name="Picture"/>
+            <wp:docPr descr="Загрузка шаблона" title="" id="76" name="Picture"/>
             <a:graphic>
               <a:graphicData uri="http://schemas.openxmlformats.org/drawingml/2006/picture">
                 <pic:pic>
                   <pic:nvPicPr>
-                    <pic:cNvPr descr="image/14.png" id="80" name="Picture"/>
+                    <pic:cNvPr descr="image/14.png" id="77" name="Picture"/>
                     <pic:cNvPicPr>
                       <a:picLocks noChangeArrowheads="1" noChangeAspect="1"/>
                     </pic:cNvPicPr>
                   </pic:nvPicPr>
                   <pic:blipFill>
-                    <a:blip r:embed="rId78"/>
+                    <a:blip r:embed="rId75"/>
                     <a:stretch>
                       <a:fillRect/>
                     </a:stretch>
@@ -1297,44 +1137,40 @@
         <w:pStyle w:val="ImageCaption"/>
       </w:pPr>
       <w:r>
-        <w:t xml:space="preserve">Загрузка шаблона</w:t>
-      </w:r>
-    </w:p>
-    <w:bookmarkEnd w:id="81"/>
-    <w:p>
-      <w:pPr>
-        <w:pStyle w:val="BodyText"/>
-      </w:pPr>
-      <w:r>
-        <w:t xml:space="preserve">Продолжение загрузки шаблона(рис.-</w:t>
-      </w:r>
-      <w:r>
-        <w:t xml:space="preserve">@fig:015</w:t>
-      </w:r>
-      <w:r>
-        <w:t xml:space="preserve">)</w:t>
-      </w:r>
-      <w:r>
-        <w:t xml:space="preserve"> </w:t>
-      </w:r>
-      <w:bookmarkStart w:id="85" w:name="fig:015"/>
+        <w:t xml:space="preserve">Рис. 14: Загрузка шаблона</w:t>
+      </w:r>
+    </w:p>
+    <w:bookmarkEnd w:id="78"/>
+    <w:p>
+      <w:pPr>
+        <w:pStyle w:val="BodyText"/>
+      </w:pPr>
+      <w:r>
+        <w:t xml:space="preserve">Продолжение загрузки шаблона (рис. 15)</w:t>
+      </w:r>
+    </w:p>
+    <w:bookmarkStart w:id="82" w:name="fig:015"/>
+    <w:p>
+      <w:pPr>
+        <w:pStyle w:val="CaptionedFigure"/>
+      </w:pPr>
       <w:r>
         <w:drawing>
           <wp:inline>
-            <wp:extent cx="3733800" cy="2747053"/>
+            <wp:extent cx="3733800" cy="875300"/>
             <wp:effectExtent b="0" l="0" r="0" t="0"/>
-            <wp:docPr descr="Продолжение загрузки шаблона" title="" id="83" name="Picture"/>
+            <wp:docPr descr="Продолжение загрузки шаблона" title="" id="80" name="Picture"/>
             <a:graphic>
               <a:graphicData uri="http://schemas.openxmlformats.org/drawingml/2006/picture">
                 <pic:pic>
                   <pic:nvPicPr>
-                    <pic:cNvPr descr="image/15.png" id="84" name="Picture"/>
+                    <pic:cNvPr descr="image/15.png" id="81" name="Picture"/>
                     <pic:cNvPicPr>
                       <a:picLocks noChangeArrowheads="1" noChangeAspect="1"/>
                     </pic:cNvPicPr>
                   </pic:nvPicPr>
                   <pic:blipFill>
-                    <a:blip r:embed="rId82"/>
+                    <a:blip r:embed="rId79"/>
                     <a:stretch>
                       <a:fillRect/>
                     </a:stretch>
@@ -1342,7 +1178,7 @@
                   <pic:spPr bwMode="auto">
                     <a:xfrm>
                       <a:off x="0" y="0"/>
-                      <a:ext cx="3733800" cy="2747053"/>
+                      <a:ext cx="3733800" cy="875300"/>
                     </a:xfrm>
                     <a:prstGeom prst="rect">
                       <a:avLst/>
@@ -1360,23 +1196,25 @@
           </wp:inline>
         </w:drawing>
       </w:r>
-      <w:bookmarkEnd w:id="85"/>
-    </w:p>
-    <w:p>
-      <w:pPr>
-        <w:pStyle w:val="BodyText"/>
-      </w:pPr>
-      <w:r>
-        <w:t xml:space="preserve">Настройка каталога курса(рис.-</w:t>
-      </w:r>
-      <w:r>
-        <w:t xml:space="preserve">@fig:016</w:t>
-      </w:r>
-      <w:r>
-        <w:t xml:space="preserve">)</w:t>
-      </w:r>
-    </w:p>
-    <w:bookmarkStart w:id="89" w:name="fig:016"/>
+    </w:p>
+    <w:p>
+      <w:pPr>
+        <w:pStyle w:val="ImageCaption"/>
+      </w:pPr>
+      <w:r>
+        <w:t xml:space="preserve">Рис. 15: Продолжение загрузки шаблона</w:t>
+      </w:r>
+    </w:p>
+    <w:bookmarkEnd w:id="82"/>
+    <w:p>
+      <w:pPr>
+        <w:pStyle w:val="BodyText"/>
+      </w:pPr>
+      <w:r>
+        <w:t xml:space="preserve">Настройка каталога курса (рис. 16)</w:t>
+      </w:r>
+    </w:p>
+    <w:bookmarkStart w:id="86" w:name="fig:016"/>
     <w:p>
       <w:pPr>
         <w:pStyle w:val="CaptionedFigure"/>
@@ -1386,18 +1224,18 @@
           <wp:inline>
             <wp:extent cx="3733800" cy="2367991"/>
             <wp:effectExtent b="0" l="0" r="0" t="0"/>
-            <wp:docPr descr="Удаление лишних файлов и создание каталогов" title="" id="87" name="Picture"/>
+            <wp:docPr descr="Удаление лишних файлов и создание каталогов" title="" id="84" name="Picture"/>
             <a:graphic>
               <a:graphicData uri="http://schemas.openxmlformats.org/drawingml/2006/picture">
                 <pic:pic>
                   <pic:nvPicPr>
-                    <pic:cNvPr descr="image/16.png" id="88" name="Picture"/>
+                    <pic:cNvPr descr="image/16.png" id="85" name="Picture"/>
                     <pic:cNvPicPr>
                       <a:picLocks noChangeArrowheads="1" noChangeAspect="1"/>
                     </pic:cNvPicPr>
                   </pic:nvPicPr>
                   <pic:blipFill>
-                    <a:blip r:embed="rId86"/>
+                    <a:blip r:embed="rId83"/>
                     <a:stretch>
                       <a:fillRect/>
                     </a:stretch>
@@ -1429,25 +1267,19 @@
         <w:pStyle w:val="ImageCaption"/>
       </w:pPr>
       <w:r>
-        <w:t xml:space="preserve">Удаление лишних файлов и создание каталогов</w:t>
-      </w:r>
-    </w:p>
-    <w:bookmarkEnd w:id="89"/>
-    <w:p>
-      <w:pPr>
-        <w:pStyle w:val="BodyText"/>
-      </w:pPr>
-      <w:r>
-        <w:t xml:space="preserve">Отправка файлов на сервер(рис.-</w:t>
-      </w:r>
-      <w:r>
-        <w:t xml:space="preserve">@fig:017</w:t>
-      </w:r>
-      <w:r>
-        <w:t xml:space="preserve">)</w:t>
-      </w:r>
-    </w:p>
-    <w:bookmarkStart w:id="93" w:name="fig:017"/>
+        <w:t xml:space="preserve">Рис. 16: Удаление лишних файлов и создание каталогов</w:t>
+      </w:r>
+    </w:p>
+    <w:bookmarkEnd w:id="86"/>
+    <w:p>
+      <w:pPr>
+        <w:pStyle w:val="BodyText"/>
+      </w:pPr>
+      <w:r>
+        <w:t xml:space="preserve">Отправка файлов на сервер (рис. 17)</w:t>
+      </w:r>
+    </w:p>
+    <w:bookmarkStart w:id="90" w:name="fig:017"/>
     <w:p>
       <w:pPr>
         <w:pStyle w:val="CaptionedFigure"/>
@@ -1457,18 +1289,18 @@
           <wp:inline>
             <wp:extent cx="3733800" cy="1181468"/>
             <wp:effectExtent b="0" l="0" r="0" t="0"/>
-            <wp:docPr descr="Отправка файлов на сервер" title="" id="91" name="Picture"/>
+            <wp:docPr descr="Отправка файлов на сервер" title="" id="88" name="Picture"/>
             <a:graphic>
               <a:graphicData uri="http://schemas.openxmlformats.org/drawingml/2006/picture">
                 <pic:pic>
                   <pic:nvPicPr>
-                    <pic:cNvPr descr="image/17.png" id="92" name="Picture"/>
+                    <pic:cNvPr descr="image/17.png" id="89" name="Picture"/>
                     <pic:cNvPicPr>
                       <a:picLocks noChangeArrowheads="1" noChangeAspect="1"/>
                     </pic:cNvPicPr>
                   </pic:nvPicPr>
                   <pic:blipFill>
-                    <a:blip r:embed="rId90"/>
+                    <a:blip r:embed="rId87"/>
                     <a:stretch>
                       <a:fillRect/>
                     </a:stretch>
@@ -1500,151 +1332,143 @@
         <w:pStyle w:val="ImageCaption"/>
       </w:pPr>
       <w:r>
-        <w:t xml:space="preserve">Отправка файлов на сервер</w:t>
+        <w:t xml:space="preserve">Рис. 17: Отправка файлов на сервер</w:t>
+      </w:r>
+    </w:p>
+    <w:bookmarkEnd w:id="90"/>
+    <w:bookmarkEnd w:id="91"/>
+    <w:bookmarkStart w:id="92" w:name="выводы"/>
+    <w:p>
+      <w:pPr>
+        <w:pStyle w:val="Heading1"/>
+      </w:pPr>
+      <w:r>
+        <w:t xml:space="preserve">Выводы</w:t>
+      </w:r>
+    </w:p>
+    <w:p>
+      <w:pPr>
+        <w:pStyle w:val="FirstParagraph"/>
+      </w:pPr>
+      <w:r>
+        <w:t xml:space="preserve">Мы приобрели практические навыки работы с github.</w:t>
+      </w:r>
+    </w:p>
+    <w:bookmarkEnd w:id="92"/>
+    <w:bookmarkStart w:id="93" w:name="контрольные-вопросы"/>
+    <w:p>
+      <w:pPr>
+        <w:pStyle w:val="Heading1"/>
+      </w:pPr>
+      <w:r>
+        <w:t xml:space="preserve">Контрольные вопросы</w:t>
+      </w:r>
+    </w:p>
+    <w:p>
+      <w:pPr>
+        <w:pStyle w:val="FirstParagraph"/>
+      </w:pPr>
+      <w:r>
+        <w:t xml:space="preserve">Вопрос 1: Система контроля версий (VCS) — это инструмент для отслеживания изменений в файлах, который позволяет хранить историю правок, возвращаться к любой предыдущей версии и работать над проектом в команде. Основные задачи: фиксация изменений, возможность отката к старым версиям, параллельная работа нескольких разработчиков, резервное копирование и безопасное проведение экспериментов без риска для основного кода.</w:t>
+      </w:r>
+    </w:p>
+    <w:p>
+      <w:pPr>
+        <w:pStyle w:val="BodyText"/>
+      </w:pPr>
+      <w:r>
+        <w:t xml:space="preserve">Вопрос 2: Хранилище (репозиторий) — это место, где VCS хранит все файлы проекта и полную историю их изменений. Commit (коммит) — это операция создания</w:t>
+      </w:r>
+      <w:r>
+        <w:t xml:space="preserve"> </w:t>
+      </w:r>
+      <w:r>
+        <w:t xml:space="preserve">“снимка”</w:t>
+      </w:r>
+      <w:r>
+        <w:t xml:space="preserve"> </w:t>
+      </w:r>
+      <w:r>
+        <w:t xml:space="preserve">текущего состояния файлов, которая добавляется в историю с комментарием. История — это хронологическая последовательность всех сделанных коммитов. Рабочая копия — это файлы проекта на компьютере разработчика, которые он редактирует в данный момент. Связь: разработчик вносит правки в рабочую копию, затем фиксирует их через коммит, который сохраняется в хранилище и становится частью истории.</w:t>
+      </w:r>
+    </w:p>
+    <w:p>
+      <w:pPr>
+        <w:pStyle w:val="BodyText"/>
+      </w:pPr>
+      <w:r>
+        <w:t xml:space="preserve">Вопрос 3: Централизованные VCS (например, SVN, CVS) имеют единственное хранилище на сервере, и все разработчики подключаются к нему. История хранится только на сервере, без доступа к нему нельзя сделать коммит. Децентрализованные VCS (Git, Mercurial) дают каждому разработчику полную копию репозитория с историей на локальном компьютере. Это позволяет работать офлайн, делать коммиты локально, а сервер используется только для синхронизации. Это быстрее и надежнее.</w:t>
+      </w:r>
+    </w:p>
+    <w:p>
+      <w:pPr>
+        <w:pStyle w:val="BodyText"/>
+      </w:pPr>
+      <w:r>
+        <w:t xml:space="preserve">Вопрос 4: При единоличной работе последовательность действий такая: сначала инициализируешь пустой репозиторий в папке проекта. Затем создаешь или редактируешь файлы в рабочей копии. Когда нужно сохранить результат, добавляешь нужные файлы в индекс и делаешь коммит с описанием. В любой момент можно посмотреть историю и при необходимости откатить проект к любому предыдущему коммиту.</w:t>
+      </w:r>
+    </w:p>
+    <w:p>
+      <w:pPr>
+        <w:pStyle w:val="BodyText"/>
+      </w:pPr>
+      <w:r>
+        <w:t xml:space="preserve">Вопрос 5: Порядок работы с общим хранилищем: сначала клонируешь удаленный репозиторий к себе. Перед началом работы и перед отправкой своих изменений обязательно загружаешь последние обновления с сервера, чтобы синхронизироваться с коллегами. Затем вносишь изменения в рабочую копию, фиксируешь их локально и отправляешь в общий репозиторий. Если кто-то изменил те же строки кода, возникает конфликт, который нужно разрешить вручную, после чего сделать коммит слияния.</w:t>
+      </w:r>
+    </w:p>
+    <w:p>
+      <w:pPr>
+        <w:pStyle w:val="BodyText"/>
+      </w:pPr>
+      <w:r>
+        <w:t xml:space="preserve">Вопрос 6: Основные задачи, которые решает Git: управление версиями — создание снимков состояния проекта; ветвление и слияние — создание изолированных линий разработки и их объединение; распределенная работа — возможность коммитить офлайн и синхронизироваться позже; отмена изменений — гибкий откат к любой точке истории; организация командной работы через удаленные репозитории.</w:t>
+      </w:r>
+    </w:p>
+    <w:p>
+      <w:pPr>
+        <w:pStyle w:val="BodyText"/>
+      </w:pPr>
+      <w:r>
+        <w:t xml:space="preserve">Вопрос 7: Краткая характеристика основных команд Git: init — создать новый репозиторий; clone — скопировать удаленный репозиторий; status — показать состояние файлов; add — добавить изменения в индекс для коммита; commit — зафиксировать изменения в истории; log — показать историю коммитов; pull — забрать обновления с сервера и слить с текущей веткой; push — отправить локальные коммиты на сервер; branch — посмотреть список веток или создать новую; checkout — переключиться на другую ветку; merge — слить изменения из другой ветки в текущую.</w:t>
+      </w:r>
+    </w:p>
+    <w:p>
+      <w:pPr>
+        <w:pStyle w:val="BodyText"/>
+      </w:pPr>
+      <w:r>
+        <w:t xml:space="preserve">Вопрос 8: Пример работы с локальным репозиторием: инициализируешь репозиторий, создаешь файл, добавляешь его в индекс и делаешь коммит с сообщением. Пример с удаленным: клонируешь удаленный репозиторий, забираешь обновления, вносишь правки, добавляешь их в индекс, коммитишь и отправляешь на сервер.</w:t>
+      </w:r>
+    </w:p>
+    <w:p>
+      <w:pPr>
+        <w:pStyle w:val="BodyText"/>
+      </w:pPr>
+      <w:r>
+        <w:t xml:space="preserve">Вопрос 9: Ветки нужны для параллельной разработки. Они позволяют создавать изолированные линии для новых фич, исправления багов или экспериментов, не трогая стабильный основной код. Когда работа в ветке завершена и проверена, ее можно слить обратно в основную ветку. Это упрощает командную работу и уменьшает риски.</w:t>
+      </w:r>
+    </w:p>
+    <w:p>
+      <w:pPr>
+        <w:pStyle w:val="BodyText"/>
+      </w:pPr>
+      <w:r>
+        <w:t xml:space="preserve">Вопрос 10: Игнорировать файлы при коммите нужно, чтобы не засорять репозиторий мусором и не хранить чувствительные данные. Для этого создается файл .gitignore, в который записывают шаблоны имен файлов и папок, которые Git должен пропускать. Обычно игнорируют временные файлы, результаты компиляции, конфиденциальные данные, огромные папки с зависимостями и персональные настройки IDE.</w:t>
       </w:r>
     </w:p>
     <w:bookmarkEnd w:id="93"/>
+    <w:bookmarkStart w:id="95" w:name="список-литературы"/>
+    <w:p>
+      <w:pPr>
+        <w:pStyle w:val="Heading1"/>
+      </w:pPr>
+      <w:r>
+        <w:t xml:space="preserve">Список литературы</w:t>
+      </w:r>
+    </w:p>
+    <w:bookmarkStart w:id="94" w:name="refs"/>
     <w:bookmarkEnd w:id="94"/>
-    <w:bookmarkStart w:id="95" w:name="выводы"/>
-    <w:p>
-      <w:pPr>
-        <w:pStyle w:val="Heading1"/>
-      </w:pPr>
-      <w:r>
-        <w:t xml:space="preserve">Выводы</w:t>
-      </w:r>
-    </w:p>
-    <w:p>
-      <w:pPr>
-        <w:pStyle w:val="FirstParagraph"/>
-      </w:pPr>
-      <w:r>
-        <w:t xml:space="preserve">Мы приобрели практические навыки работы с github.</w:t>
-      </w:r>
-    </w:p>
     <w:bookmarkEnd w:id="95"/>
-    <w:bookmarkStart w:id="96" w:name="контрольные-вопросы"/>
-    <w:p>
-      <w:pPr>
-        <w:pStyle w:val="Heading1"/>
-      </w:pPr>
-      <w:r>
-        <w:t xml:space="preserve">Контрольные вопросы</w:t>
-      </w:r>
-    </w:p>
-    <w:p>
-      <w:pPr>
-        <w:pStyle w:val="FirstParagraph"/>
-      </w:pPr>
-      <w:r>
-        <w:t xml:space="preserve">Вопрос 1: Система контроля версий (VCS) — это инструмент для отслеживания изменений в файлах, который позволяет хранить историю правок, возвращаться к любой предыдущей версии и работать над проектом в команде. Основные задачи: фиксация изменений, возможность отката к старым версиям, параллельная работа нескольких разработчиков, резервное копирование и безопасное проведение экспериментов без риска для основного кода.</w:t>
-      </w:r>
-    </w:p>
-    <w:p>
-      <w:pPr>
-        <w:pStyle w:val="BodyText"/>
-      </w:pPr>
-      <w:r>
-        <w:t xml:space="preserve">Вопрос 2: Хранилище (репозиторий) — это место, где VCS хранит все файлы проекта и полную историю их изменений. Commit (коммит) — это операция создания</w:t>
-      </w:r>
-      <w:r>
-        <w:t xml:space="preserve"> </w:t>
-      </w:r>
-      <w:r>
-        <w:t xml:space="preserve">“снимка”</w:t>
-      </w:r>
-      <w:r>
-        <w:t xml:space="preserve"> </w:t>
-      </w:r>
-      <w:r>
-        <w:t xml:space="preserve">текущего состояния файлов, которая добавляется в историю с комментарием. История — это хронологическая последовательность всех сделанных коммитов. Рабочая копия — это файлы проекта на компьютере разработчика, которые он редактирует в данный момент. Связь: разработчик вносит правки в рабочую копию, затем фиксирует их через коммит, который сохраняется в хранилище и становится частью истории.</w:t>
-      </w:r>
-    </w:p>
-    <w:p>
-      <w:pPr>
-        <w:pStyle w:val="BodyText"/>
-      </w:pPr>
-      <w:r>
-        <w:t xml:space="preserve">Вопрос 3: Централизованные VCS (например, SVN, CVS) имеют единственное хранилище на сервере, и все разработчики подключаются к нему. История хранится только на сервере, без доступа к нему нельзя сделать коммит. Децентрализованные VCS (Git, Mercurial) дают каждому разработчику полную копию репозитория с историей на локальном компьютере. Это позволяет работать офлайн, делать коммиты локально, а сервер используется только для синхронизации. Это быстрее и надежнее.</w:t>
-      </w:r>
-    </w:p>
-    <w:p>
-      <w:pPr>
-        <w:pStyle w:val="BodyText"/>
-      </w:pPr>
-      <w:r>
-        <w:t xml:space="preserve">Вопрос 4: При единоличной работе последовательность действий такая: сначала инициализируешь пустой репозиторий в папке проекта. Затем создаешь или редактируешь файлы в рабочей копии. Когда нужно сохранить результат, добавляешь нужные файлы в индекс и делаешь коммит с описанием. В любой момент можно посмотреть историю и при необходимости откатить проект к любому предыдущему коммиту.</w:t>
-      </w:r>
-    </w:p>
-    <w:p>
-      <w:pPr>
-        <w:pStyle w:val="BodyText"/>
-      </w:pPr>
-      <w:r>
-        <w:t xml:space="preserve">Вопрос 5: Порядок работы с общим хранилищем: сначала клонируешь удаленный репозиторий к себе. Перед началом работы и перед отправкой своих изменений обязательно загружаешь последние обновления с сервера, чтобы синхронизироваться с коллегами. Затем вносишь изменения в рабочую копию, фиксируешь их локально и отправляешь в общий репозиторий. Если кто-то изменил те же строки кода, возникает конфликт, который нужно разрешить вручную, после чего сделать коммит слияния.</w:t>
-      </w:r>
-    </w:p>
-    <w:p>
-      <w:pPr>
-        <w:pStyle w:val="BodyText"/>
-      </w:pPr>
-      <w:r>
-        <w:t xml:space="preserve">Вопрос 6: Основные задачи, которые решает Git: управление версиями — создание снимков состояния проекта; ветвление и слияние — создание изолированных линий разработки и их объединение; распределенная работа — возможность коммитить офлайн и синхронизироваться позже; отмена изменений — гибкий откат к любой точке истории; организация командной работы через удаленные репозитории.</w:t>
-      </w:r>
-    </w:p>
-    <w:p>
-      <w:pPr>
-        <w:pStyle w:val="BodyText"/>
-      </w:pPr>
-      <w:r>
-        <w:t xml:space="preserve">Вопрос 7: Краткая характеристика основных команд Git: init — создать новый репозиторий; clone — скопировать удаленный репозиторий; status — показать состояние файлов; add — добавить изменения в индекс для коммита; commit — зафиксировать изменения в истории; log — показать историю коммитов; pull — забрать обновления с сервера и слить с текущей веткой; push — отправить локальные коммиты на сервер; branch — посмотреть список веток или создать новую; checkout — переключиться на другую ветку; merge — слить изменения из другой ветки в текущую.</w:t>
-      </w:r>
-    </w:p>
-    <w:p>
-      <w:pPr>
-        <w:pStyle w:val="BodyText"/>
-      </w:pPr>
-      <w:r>
-        <w:t xml:space="preserve">Вопрос 8: Пример работы с локальным репозиторием: инициализируешь репозиторий, создаешь файл, добавляешь его в индекс и делаешь коммит с сообщением. Пример с удаленным: клонируешь удаленный репозиторий, забираешь обновления, вносишь правки, добавляешь их в индекс, коммитишь и отправляешь на сервер.</w:t>
-      </w:r>
-    </w:p>
-    <w:p>
-      <w:pPr>
-        <w:pStyle w:val="BodyText"/>
-      </w:pPr>
-      <w:r>
-        <w:t xml:space="preserve">Вопрос 9: Ветки нужны для параллельной разработки. Они позволяют создавать изолированные линии для новых фич, исправления багов или экспериментов, не трогая стабильный основной код. Когда работа в ветке завершена и проверена, ее можно слить обратно в основную ветку. Это упрощает командную работу и уменьшает риски.</w:t>
-      </w:r>
-    </w:p>
-    <w:p>
-      <w:pPr>
-        <w:pStyle w:val="BodyText"/>
-      </w:pPr>
-      <w:r>
-        <w:t xml:space="preserve">Вопрос 10: Игнорировать файлы при коммите нужно, чтобы не засорять репозиторий мусором и не хранить чувствительные данные. Для этого создается файл .gitignore, в который записывают шаблоны имен файлов и папок, которые Git должен пропускать. Обычно игнорируют временные файлы, результаты компиляции, конфиденциальные данные, огромные папки с зависимостями и персональные настройки IDE.</w:t>
-      </w:r>
-    </w:p>
-    <w:bookmarkEnd w:id="96"/>
-    <w:bookmarkStart w:id="98" w:name="список-литературы"/>
-    <w:p>
-      <w:pPr>
-        <w:pStyle w:val="Heading1"/>
-      </w:pPr>
-      <w:r>
-        <w:t xml:space="preserve">Список литературы</w:t>
-      </w:r>
-    </w:p>
-    <w:bookmarkStart w:id="97" w:name="refs"/>
-    <w:p>
-      <w:pPr>
-        <w:pStyle w:val="Bibliography"/>
-      </w:pPr>
-      <w:r>
-        <w:t xml:space="preserve">:::## Author</w:t>
-      </w:r>
-    </w:p>
-    <w:bookmarkEnd w:id="97"/>
-    <w:bookmarkEnd w:id="98"/>
     <w:sectPr>
       <w:footnotePr>
         <w:numRestart w:val="eachSect"/>
@@ -1769,7 +1593,7 @@
         <w:rFonts w:asciiTheme="minorHAnsi" w:cstheme="minorBidi" w:eastAsiaTheme="minorHAnsi" w:hAnsiTheme="minorHAnsi"/>
         <w:sz w:val="24"/>
         <w:szCs w:val="24"/>
-        <w:lang w:bidi="ar-SA" w:eastAsia="en-US" w:val="en-US"/>
+        <w:lang w:bidi="ar-SA" w:eastAsia="en-US" w:val="ru-RU"/>
       </w:rPr>
     </w:rPrDefault>
     <w:pPrDefault>

--- a/labs/lab02/report/report.docx
+++ b/labs/lab02/report/report.docx
@@ -7,7 +7,7 @@
         <w:pStyle w:val="Title"/>
       </w:pPr>
       <w:r>
-        <w:t xml:space="preserve">Лабораторная работа №2</w:t>
+        <w:t xml:space="preserve">Лабораторная работа №3</w:t>
       </w:r>
     </w:p>
     <w:p>
@@ -118,7 +118,7 @@
         <w:pStyle w:val="FirstParagraph"/>
       </w:pPr>
       <w:r>
-        <w:t xml:space="preserve">Изучить идеологию и применение средств контроля версий.Освоить умения по работе с git.</w:t>
+        <w:t xml:space="preserve">Научиться оформлять отчёты с помощью легковесного языка разметки Markdown.</w:t>
       </w:r>
     </w:p>
     <w:bookmarkEnd w:id="20"/>
@@ -136,31 +136,13 @@
         <w:pStyle w:val="FirstParagraph"/>
       </w:pPr>
       <w:r>
-        <w:t xml:space="preserve">Создать базовую конфигурацию для работы с git.</w:t>
+        <w:t xml:space="preserve">Сделайте отчёт по предыдущей лабораторной работе в формате Markdown.</w:t>
       </w:r>
       <w:r>
         <w:t xml:space="preserve"> </w:t>
       </w:r>
       <w:r>
-        <w:t xml:space="preserve">Создать ключ SSH.</w:t>
-      </w:r>
-      <w:r>
-        <w:t xml:space="preserve"> </w:t>
-      </w:r>
-      <w:r>
-        <w:t xml:space="preserve">Создать ключ PGP.</w:t>
-      </w:r>
-      <w:r>
-        <w:t xml:space="preserve"> </w:t>
-      </w:r>
-      <w:r>
-        <w:t xml:space="preserve">Настроить подписи git</w:t>
-      </w:r>
-      <w:r>
-        <w:t xml:space="preserve"> </w:t>
-      </w:r>
-      <w:r>
-        <w:t xml:space="preserve">Создать локальный каталог для выполнения заданий по предмету.</w:t>
+        <w:t xml:space="preserve">В качестве отчёта просьба предоставить отчёты в 3 форматах: pdf, docx и md (в архиве, поскольку он должен содержать скриншоты, Makefile и т.д.)</w:t>
       </w:r>
     </w:p>
     <w:bookmarkEnd w:id="21"/>
@@ -178,51 +160,11 @@
         <w:pStyle w:val="FirstParagraph"/>
       </w:pPr>
       <w:r>
-        <w:t xml:space="preserve">Системы контроля версий (Version Control System, VCS) применяются при работе нескольких человек над одним проектом. Обычно основное дерево проекта хранится в локальном или удалённом репозитории, к которому настроен доступ для участников проекта. При внесении изменений в содержание проекта система контроля версий позволяет их фиксировать, совмещать изменения, произведённые разными участниками проекта, производить откат к любой более ранней версии проекта, если это требуется.</w:t>
-      </w:r>
-    </w:p>
-    <w:p>
-      <w:pPr>
-        <w:pStyle w:val="BodyText"/>
-      </w:pPr>
-      <w:r>
-        <w:t xml:space="preserve">В классических системах контроля версий используется централизованная модель, предполагающая наличие единого репозитория для хранения файлов. Выполнение большинства функций по управлению версиями осуществляется специальным сервером. Участник проекта (пользователь) перед началом работы посредством определённых команд получает нужную ему версию файлов. После внесения изменений, пользователь размещает новую версию в хранилище. При этом предыдущие версии не удаляются из центрального хранилища и к ним можно вернуться в любой момент. Сервер может сохранять не полную версию изменённых файлов, а производить так называемую дельта-компрессию — сохранять только изменения между последовательными версиями, что позволяет уменьшить объём хранимых данных.</w:t>
-      </w:r>
-    </w:p>
-    <w:p>
-      <w:pPr>
-        <w:pStyle w:val="BodyText"/>
-      </w:pPr>
-      <w:r>
-        <w:t xml:space="preserve">Системы контроля версий поддерживают возможность отслеживания и разрешения конфликтов, которые могут возникнуть при работе нескольких человек над одним файлом. Можно объединить (слить) изменения, сделанные разными участниками (автоматически или вручную), вручную выбрать нужную версию, отменить изменения вовсе или заблокировать файлы для изменения. В зависимости от настроек блокировка не позволяет другим пользователям получить рабочую копию или препятствует изменению рабочей копии файла средствами файловой системы ОС, обеспечивая таким образом, привилегированный доступ только одному пользователю, работающему с файлом.</w:t>
-      </w:r>
-    </w:p>
-    <w:p>
-      <w:pPr>
-        <w:pStyle w:val="BodyText"/>
-      </w:pPr>
-      <w:r>
-        <w:t xml:space="preserve">Системы контроля версий также могут обеспечивать дополнительные, более гибкие функциональные возможности. Например, они могут поддерживать работу с несколькими версиями одного файла, сохраняя общую историю изменений до точки ветвления версий и собственные истории изменений каждой ветви. Кроме того, обычно доступна информация о том, кто из участников, когда и какие изменения вносил. Обычно такого рода информация хранится в журнале изменений, доступ к которому можно ограничить.</w:t>
-      </w:r>
-    </w:p>
-    <w:p>
-      <w:pPr>
-        <w:pStyle w:val="BodyText"/>
-      </w:pPr>
-      <w:r>
-        <w:t xml:space="preserve">В отличие от классических, в распределённых системах контроля версий центральный репозиторий не является обязательным.</w:t>
-      </w:r>
-    </w:p>
-    <w:p>
-      <w:pPr>
-        <w:pStyle w:val="BodyText"/>
-      </w:pPr>
-      <w:r>
-        <w:t xml:space="preserve">Среди классических VCS наиболее известны CVS, Subversion, а среди распределённых — Git, Bazaar, Mercurial. Принципы их работы схожи, отличаются они в основном синтаксисом используемых в работе команд.</w:t>
+        <w:t xml:space="preserve">Markdown — это язык разметки, который позволяет легко форматировать текст. Чтобы создать заголовок, используется знак #, причем количество таких знаков определяет уровень заголовка. Для изменения начертания текста применяются звездочки: полужирный текст заключается в двойные звездочки, курсив — в одинарные, а полужирный курсив — в тройные. Цитаты оформляются с помощью символа &gt; в начале строки. Для создания списков используются звездочки или тире в случае маркированных списков, а для вложенных списков достаточно добавить отступ перед элементами дочернего списка. Упорядоченные списки создаются с помощью цифр с точкой, и для вложения также используются отступы. Ссылки в Markdown имеют следующую структуру: текст ссылки заключается в квадратные скобки, а сам адрес — в круглые. Также Markdown поддерживает вставку фрагментов кода: как внутри строки с помощью обратных кавычек, так и в виде отдельных блоков, которые удобно использовать для выделения синтаксиса. Для математических формул применяется синтаксис, аналогичный LaTeX. Чтобы конвертировать файлы из Markdown в другие форматы, используется программа Pandoc, например командой pandoc README.md -o README.pdf для создания PDF-файла или pandoc README.md -o README.docx для документа Word. Для автоматизации процесса можно использовать Makefile, где указываются все файлы для обработки.</w:t>
       </w:r>
     </w:p>
     <w:bookmarkEnd w:id="22"/>
-    <w:bookmarkStart w:id="91" w:name="выполнение-лабораторной-работы"/>
+    <w:bookmarkStart w:id="41" w:name="выполнение-лабораторной-работы"/>
     <w:p>
       <w:pPr>
         <w:pStyle w:val="Heading1"/>
@@ -236,10 +178,10 @@
         <w:pStyle w:val="FirstParagraph"/>
       </w:pPr>
       <w:r>
-        <w:t xml:space="preserve">Установка git (рис. 1)</w:t>
-      </w:r>
-    </w:p>
-    <w:bookmarkStart w:id="26" w:name="fig:001"/>
+        <w:t xml:space="preserve">В рабочей директории курса через тектовый редактор файла открываю шаблон ((рис. 1).</w:t>
+      </w:r>
+    </w:p>
+    <w:bookmarkStart w:id="26" w:name="fig-004"/>
     <w:p>
       <w:pPr>
         <w:pStyle w:val="CaptionedFigure"/>
@@ -247,20 +189,85 @@
       <w:r>
         <w:drawing>
           <wp:inline>
-            <wp:extent cx="3733800" cy="3765767"/>
+            <wp:extent cx="3733800" cy="453938"/>
             <wp:effectExtent b="0" l="0" r="0" t="0"/>
-            <wp:docPr descr="Установка git" title="" id="24" name="Picture"/>
+            <wp:docPr descr="Редактирование отчета" title="" id="24" name="Picture"/>
             <a:graphic>
               <a:graphicData uri="http://schemas.openxmlformats.org/drawingml/2006/picture">
                 <pic:pic>
                   <pic:nvPicPr>
-                    <pic:cNvPr descr="image/1.png" id="25" name="Picture"/>
+                    <pic:cNvPr descr="image/4.png" id="25" name="Picture"/>
                     <pic:cNvPicPr>
                       <a:picLocks noChangeArrowheads="1" noChangeAspect="1"/>
                     </pic:cNvPicPr>
                   </pic:nvPicPr>
                   <pic:blipFill>
                     <a:blip r:embed="rId23"/>
+                    <a:stretch>
+                      <a:fillRect/>
+                    </a:stretch>
+                  </pic:blipFill>
+                  <pic:spPr bwMode="auto">
+                    <a:xfrm>
+                      <a:off x="0" y="0"/>
+                      <a:ext cx="3733800" cy="453938"/>
+                    </a:xfrm>
+                    <a:prstGeom prst="rect">
+                      <a:avLst/>
+                    </a:prstGeom>
+                    <a:noFill/>
+                    <a:ln w="9525">
+                      <a:noFill/>
+                      <a:headEnd/>
+                      <a:tailEnd/>
+                    </a:ln>
+                  </pic:spPr>
+                </pic:pic>
+              </a:graphicData>
+            </a:graphic>
+          </wp:inline>
+        </w:drawing>
+      </w:r>
+    </w:p>
+    <w:p>
+      <w:pPr>
+        <w:pStyle w:val="ImageCaption"/>
+      </w:pPr>
+      <w:r>
+        <w:t xml:space="preserve">Редактирование отчета</w:t>
+      </w:r>
+    </w:p>
+    <w:bookmarkEnd w:id="26"/>
+    <w:p>
+      <w:pPr>
+        <w:pStyle w:val="BodyText"/>
+      </w:pPr>
+      <w:r>
+        <w:t xml:space="preserve">Указываю основную информацию о лабораторной работе (рис. 2).</w:t>
+      </w:r>
+    </w:p>
+    <w:bookmarkStart w:id="30" w:name="fig-001"/>
+    <w:p>
+      <w:pPr>
+        <w:pStyle w:val="CaptionedFigure"/>
+      </w:pPr>
+      <w:r>
+        <w:drawing>
+          <wp:inline>
+            <wp:extent cx="3733800" cy="3765767"/>
+            <wp:effectExtent b="0" l="0" r="0" t="0"/>
+            <wp:docPr descr="Заполнение основной информации" title="" id="28" name="Picture"/>
+            <a:graphic>
+              <a:graphicData uri="http://schemas.openxmlformats.org/drawingml/2006/picture">
+                <pic:pic>
+                  <pic:nvPicPr>
+                    <pic:cNvPr descr="image/1.png" id="29" name="Picture"/>
+                    <pic:cNvPicPr>
+                      <a:picLocks noChangeArrowheads="1" noChangeAspect="1"/>
+                    </pic:cNvPicPr>
+                  </pic:nvPicPr>
+                  <pic:blipFill>
+                    <a:blip r:embed="rId27"/>
                     <a:stretch>
                       <a:fillRect/>
                     </a:stretch>
@@ -292,19 +299,27 @@
         <w:pStyle w:val="ImageCaption"/>
       </w:pPr>
       <w:r>
-        <w:t xml:space="preserve">Рис. 1: Установка git</w:t>
-      </w:r>
-    </w:p>
-    <w:bookmarkEnd w:id="26"/>
+        <w:t xml:space="preserve">Заполнение основной информации</w:t>
+      </w:r>
+    </w:p>
+    <w:bookmarkEnd w:id="30"/>
     <w:p>
       <w:pPr>
         <w:pStyle w:val="BodyText"/>
       </w:pPr>
-      <w:r>
-        <w:t xml:space="preserve">Установка gh (рис. 2)</w:t>
-      </w:r>
-    </w:p>
-    <w:bookmarkStart w:id="30" w:name="fig:002"/>
+      <w:hyperlink r:id="rId31">
+        <w:r>
+          <w:rPr>
+            <w:rStyle w:val="Hyperlink"/>
+          </w:rPr>
+          <w:t xml:space="preserve">Формирую цель работы,задание и заполняю теоритическое введение</w:t>
+        </w:r>
+      </w:hyperlink>
+      <w:r>
+        <w:t xml:space="preserve">.</w:t>
+      </w:r>
+    </w:p>
+    <w:bookmarkStart w:id="35" w:name="fig-002"/>
     <w:p>
       <w:pPr>
         <w:pStyle w:val="CaptionedFigure"/>
@@ -314,18 +329,18 @@
           <wp:inline>
             <wp:extent cx="3733800" cy="2535687"/>
             <wp:effectExtent b="0" l="0" r="0" t="0"/>
-            <wp:docPr descr="Установка gh" title="" id="28" name="Picture"/>
+            <wp:docPr descr="Цель работы,задание и теоритическое введение" title="" id="33" name="Picture"/>
             <a:graphic>
               <a:graphicData uri="http://schemas.openxmlformats.org/drawingml/2006/picture">
                 <pic:pic>
                   <pic:nvPicPr>
-                    <pic:cNvPr descr="image/2.png" id="29" name="Picture"/>
+                    <pic:cNvPr descr="image/2.png" id="34" name="Picture"/>
                     <pic:cNvPicPr>
                       <a:picLocks noChangeArrowheads="1" noChangeAspect="1"/>
                     </pic:cNvPicPr>
                   </pic:nvPicPr>
                   <pic:blipFill>
-                    <a:blip r:embed="rId27"/>
+                    <a:blip r:embed="rId32"/>
                     <a:stretch>
                       <a:fillRect/>
                     </a:stretch>
@@ -357,19 +372,27 @@
         <w:pStyle w:val="ImageCaption"/>
       </w:pPr>
       <w:r>
-        <w:t xml:space="preserve">Рис. 2: Установка gh</w:t>
-      </w:r>
-    </w:p>
-    <w:bookmarkEnd w:id="30"/>
+        <w:t xml:space="preserve">Цель работы,задание и теоритическое введение</w:t>
+      </w:r>
+    </w:p>
+    <w:bookmarkEnd w:id="35"/>
     <w:p>
       <w:pPr>
         <w:pStyle w:val="BodyText"/>
       </w:pPr>
-      <w:r>
-        <w:t xml:space="preserve">Базовая настройка git,зададим имя и email владельца репозитория (рис. 3)</w:t>
-      </w:r>
-    </w:p>
-    <w:bookmarkStart w:id="34" w:name="fig:003"/>
+      <w:hyperlink r:id="rId36">
+        <w:r>
+          <w:rPr>
+            <w:rStyle w:val="Hyperlink"/>
+          </w:rPr>
+          <w:t xml:space="preserve">Описываю процесс выполнения лабораторной работы</w:t>
+        </w:r>
+      </w:hyperlink>
+      <w:r>
+        <w:t xml:space="preserve">.</w:t>
+      </w:r>
+    </w:p>
+    <w:bookmarkStart w:id="40" w:name="fig-003"/>
     <w:p>
       <w:pPr>
         <w:pStyle w:val="CaptionedFigure"/>
@@ -379,18 +402,18 @@
           <wp:inline>
             <wp:extent cx="3733800" cy="301526"/>
             <wp:effectExtent b="0" l="0" r="0" t="0"/>
-            <wp:docPr descr="Зададим имя и email владельца репозитория" title="" id="32" name="Picture"/>
+            <wp:docPr descr="Выполнение отчета по лабораторной работе" title="" id="38" name="Picture"/>
             <a:graphic>
               <a:graphicData uri="http://schemas.openxmlformats.org/drawingml/2006/picture">
                 <pic:pic>
                   <pic:nvPicPr>
-                    <pic:cNvPr descr="image/3.png" id="33" name="Picture"/>
+                    <pic:cNvPr descr="image/3.png" id="39" name="Picture"/>
                     <pic:cNvPicPr>
                       <a:picLocks noChangeArrowheads="1" noChangeAspect="1"/>
                     </pic:cNvPicPr>
                   </pic:nvPicPr>
                   <pic:blipFill>
-                    <a:blip r:embed="rId31"/>
+                    <a:blip r:embed="rId37"/>
                     <a:stretch>
                       <a:fillRect/>
                     </a:stretch>
@@ -422,1053 +445,41 @@
         <w:pStyle w:val="ImageCaption"/>
       </w:pPr>
       <w:r>
-        <w:t xml:space="preserve">Рис. 3: Зададим имя и email владельца репозитория</w:t>
-      </w:r>
-    </w:p>
-    <w:bookmarkEnd w:id="34"/>
-    <w:p>
-      <w:pPr>
-        <w:pStyle w:val="BodyText"/>
-      </w:pPr>
-      <w:r>
-        <w:t xml:space="preserve">Настроим utf-8 в выводе сообщений git,зададим имя ветки,а также параметры (рис. 4)</w:t>
-      </w:r>
-    </w:p>
-    <w:bookmarkStart w:id="38" w:name="fig:004"/>
-    <w:p>
-      <w:pPr>
-        <w:pStyle w:val="CaptionedFigure"/>
-      </w:pPr>
-      <w:r>
-        <w:drawing>
-          <wp:inline>
-            <wp:extent cx="3733800" cy="453938"/>
-            <wp:effectExtent b="0" l="0" r="0" t="0"/>
-            <wp:docPr descr="Настроим utf-8 в выводе сообщений git,зададим имя начальной ветки,а также параметры autocrlf и safecrlf" title="" id="36" name="Picture"/>
-            <a:graphic>
-              <a:graphicData uri="http://schemas.openxmlformats.org/drawingml/2006/picture">
-                <pic:pic>
-                  <pic:nvPicPr>
-                    <pic:cNvPr descr="image/4.png" id="37" name="Picture"/>
-                    <pic:cNvPicPr>
-                      <a:picLocks noChangeArrowheads="1" noChangeAspect="1"/>
-                    </pic:cNvPicPr>
-                  </pic:nvPicPr>
-                  <pic:blipFill>
-                    <a:blip r:embed="rId35"/>
-                    <a:stretch>
-                      <a:fillRect/>
-                    </a:stretch>
-                  </pic:blipFill>
-                  <pic:spPr bwMode="auto">
-                    <a:xfrm>
-                      <a:off x="0" y="0"/>
-                      <a:ext cx="3733800" cy="453938"/>
-                    </a:xfrm>
-                    <a:prstGeom prst="rect">
-                      <a:avLst/>
-                    </a:prstGeom>
-                    <a:noFill/>
-                    <a:ln w="9525">
-                      <a:noFill/>
-                      <a:headEnd/>
-                      <a:tailEnd/>
-                    </a:ln>
-                  </pic:spPr>
-                </pic:pic>
-              </a:graphicData>
-            </a:graphic>
-          </wp:inline>
-        </w:drawing>
-      </w:r>
-    </w:p>
-    <w:p>
-      <w:pPr>
-        <w:pStyle w:val="ImageCaption"/>
-      </w:pPr>
-      <w:r>
-        <w:t xml:space="preserve">Рис. 4: Настроим utf-8 в выводе сообщений git,зададим имя начальной ветки,а также параметры autocrlf и safecrlf</w:t>
-      </w:r>
-    </w:p>
-    <w:bookmarkEnd w:id="38"/>
-    <w:p>
-      <w:pPr>
-        <w:pStyle w:val="BodyText"/>
-      </w:pPr>
-      <w:r>
-        <w:t xml:space="preserve">Создадим ssh ключ (рис. 5)</w:t>
-      </w:r>
-    </w:p>
-    <w:bookmarkStart w:id="42" w:name="fig:005"/>
-    <w:p>
-      <w:pPr>
-        <w:pStyle w:val="CaptionedFigure"/>
-      </w:pPr>
-      <w:r>
-        <w:drawing>
-          <wp:inline>
-            <wp:extent cx="3733800" cy="4453798"/>
-            <wp:effectExtent b="0" l="0" r="0" t="0"/>
-            <wp:docPr descr="Создадим ключ ssh" title="" id="40" name="Picture"/>
-            <a:graphic>
-              <a:graphicData uri="http://schemas.openxmlformats.org/drawingml/2006/picture">
-                <pic:pic>
-                  <pic:nvPicPr>
-                    <pic:cNvPr descr="image/5.png" id="41" name="Picture"/>
-                    <pic:cNvPicPr>
-                      <a:picLocks noChangeArrowheads="1" noChangeAspect="1"/>
-                    </pic:cNvPicPr>
-                  </pic:nvPicPr>
-                  <pic:blipFill>
-                    <a:blip r:embed="rId39"/>
-                    <a:stretch>
-                      <a:fillRect/>
-                    </a:stretch>
-                  </pic:blipFill>
-                  <pic:spPr bwMode="auto">
-                    <a:xfrm>
-                      <a:off x="0" y="0"/>
-                      <a:ext cx="3733800" cy="4453798"/>
-                    </a:xfrm>
-                    <a:prstGeom prst="rect">
-                      <a:avLst/>
-                    </a:prstGeom>
-                    <a:noFill/>
-                    <a:ln w="9525">
-                      <a:noFill/>
-                      <a:headEnd/>
-                      <a:tailEnd/>
-                    </a:ln>
-                  </pic:spPr>
-                </pic:pic>
-              </a:graphicData>
-            </a:graphic>
-          </wp:inline>
-        </w:drawing>
-      </w:r>
-    </w:p>
-    <w:p>
-      <w:pPr>
-        <w:pStyle w:val="ImageCaption"/>
-      </w:pPr>
-      <w:r>
-        <w:t xml:space="preserve">Рис. 5: Создадим ключ ssh</w:t>
+        <w:t xml:space="preserve">Выполнение отчета по лабораторной работе</w:t>
+      </w:r>
+    </w:p>
+    <w:bookmarkEnd w:id="40"/>
+    <w:bookmarkEnd w:id="41"/>
+    <w:bookmarkStart w:id="42" w:name="выводы"/>
+    <w:p>
+      <w:pPr>
+        <w:pStyle w:val="Heading1"/>
+      </w:pPr>
+      <w:r>
+        <w:t xml:space="preserve">Выводы</w:t>
+      </w:r>
+    </w:p>
+    <w:p>
+      <w:pPr>
+        <w:pStyle w:val="FirstParagraph"/>
+      </w:pPr>
+      <w:r>
+        <w:t xml:space="preserve">Мы научились оформлять отчёты с помощью легковесного языка разметки Markdown.</w:t>
       </w:r>
     </w:p>
     <w:bookmarkEnd w:id="42"/>
-    <w:p>
-      <w:pPr>
-        <w:pStyle w:val="BodyText"/>
-      </w:pPr>
-      <w:r>
-        <w:t xml:space="preserve">Добавление в github(рис. 6)</w:t>
-      </w:r>
-    </w:p>
-    <w:bookmarkStart w:id="46" w:name="fig:006"/>
-    <w:p>
-      <w:pPr>
-        <w:pStyle w:val="CaptionedFigure"/>
-      </w:pPr>
-      <w:r>
-        <w:drawing>
-          <wp:inline>
-            <wp:extent cx="3733800" cy="3629820"/>
-            <wp:effectExtent b="0" l="0" r="0" t="0"/>
-            <wp:docPr descr="Добавим ssh ключ в github" title="" id="44" name="Picture"/>
-            <a:graphic>
-              <a:graphicData uri="http://schemas.openxmlformats.org/drawingml/2006/picture">
-                <pic:pic>
-                  <pic:nvPicPr>
-                    <pic:cNvPr descr="image/6.png" id="45" name="Picture"/>
-                    <pic:cNvPicPr>
-                      <a:picLocks noChangeArrowheads="1" noChangeAspect="1"/>
-                    </pic:cNvPicPr>
-                  </pic:nvPicPr>
-                  <pic:blipFill>
-                    <a:blip r:embed="rId43"/>
-                    <a:stretch>
-                      <a:fillRect/>
-                    </a:stretch>
-                  </pic:blipFill>
-                  <pic:spPr bwMode="auto">
-                    <a:xfrm>
-                      <a:off x="0" y="0"/>
-                      <a:ext cx="3733800" cy="3629820"/>
-                    </a:xfrm>
-                    <a:prstGeom prst="rect">
-                      <a:avLst/>
-                    </a:prstGeom>
-                    <a:noFill/>
-                    <a:ln w="9525">
-                      <a:noFill/>
-                      <a:headEnd/>
-                      <a:tailEnd/>
-                    </a:ln>
-                  </pic:spPr>
-                </pic:pic>
-              </a:graphicData>
-            </a:graphic>
-          </wp:inline>
-        </w:drawing>
-      </w:r>
-    </w:p>
-    <w:p>
-      <w:pPr>
-        <w:pStyle w:val="ImageCaption"/>
-      </w:pPr>
-      <w:r>
-        <w:t xml:space="preserve">Рис. 6: Добавим ssh ключ в github</w:t>
-      </w:r>
-    </w:p>
-    <w:bookmarkEnd w:id="46"/>
-    <w:p>
-      <w:pPr>
-        <w:pStyle w:val="BodyText"/>
-      </w:pPr>
-      <w:r>
-        <w:t xml:space="preserve">Cоздадим pgp ключ (рис. 7)</w:t>
-      </w:r>
-    </w:p>
-    <w:bookmarkStart w:id="50" w:name="fig:007"/>
-    <w:p>
-      <w:pPr>
-        <w:pStyle w:val="CaptionedFigure"/>
-      </w:pPr>
-      <w:r>
-        <w:drawing>
-          <wp:inline>
-            <wp:extent cx="3733800" cy="3900315"/>
-            <wp:effectExtent b="0" l="0" r="0" t="0"/>
-            <wp:docPr descr="Генерируем ключ pgp" title="" id="48" name="Picture"/>
-            <a:graphic>
-              <a:graphicData uri="http://schemas.openxmlformats.org/drawingml/2006/picture">
-                <pic:pic>
-                  <pic:nvPicPr>
-                    <pic:cNvPr descr="image/7.png" id="49" name="Picture"/>
-                    <pic:cNvPicPr>
-                      <a:picLocks noChangeArrowheads="1" noChangeAspect="1"/>
-                    </pic:cNvPicPr>
-                  </pic:nvPicPr>
-                  <pic:blipFill>
-                    <a:blip r:embed="rId47"/>
-                    <a:stretch>
-                      <a:fillRect/>
-                    </a:stretch>
-                  </pic:blipFill>
-                  <pic:spPr bwMode="auto">
-                    <a:xfrm>
-                      <a:off x="0" y="0"/>
-                      <a:ext cx="3733800" cy="3900315"/>
-                    </a:xfrm>
-                    <a:prstGeom prst="rect">
-                      <a:avLst/>
-                    </a:prstGeom>
-                    <a:noFill/>
-                    <a:ln w="9525">
-                      <a:noFill/>
-                      <a:headEnd/>
-                      <a:tailEnd/>
-                    </a:ln>
-                  </pic:spPr>
-                </pic:pic>
-              </a:graphicData>
-            </a:graphic>
-          </wp:inline>
-        </w:drawing>
-      </w:r>
-    </w:p>
-    <w:p>
-      <w:pPr>
-        <w:pStyle w:val="ImageCaption"/>
-      </w:pPr>
-      <w:r>
-        <w:t xml:space="preserve">Рис. 7: Генерируем ключ pgp</w:t>
-      </w:r>
-    </w:p>
-    <w:bookmarkEnd w:id="50"/>
-    <w:p>
-      <w:pPr>
-        <w:pStyle w:val="BodyText"/>
-      </w:pPr>
-      <w:r>
-        <w:t xml:space="preserve">Копируем отпечаток приватного ключа (рис. 8)</w:t>
-      </w:r>
-    </w:p>
-    <w:bookmarkStart w:id="54" w:name="fig:008"/>
-    <w:p>
-      <w:pPr>
-        <w:pStyle w:val="CaptionedFigure"/>
-      </w:pPr>
-      <w:r>
-        <w:drawing>
-          <wp:inline>
-            <wp:extent cx="3733800" cy="1229532"/>
-            <wp:effectExtent b="0" l="0" r="0" t="0"/>
-            <wp:docPr descr="Выводим список ключей и копируем отпечаток приватного ключа" title="" id="52" name="Picture"/>
-            <a:graphic>
-              <a:graphicData uri="http://schemas.openxmlformats.org/drawingml/2006/picture">
-                <pic:pic>
-                  <pic:nvPicPr>
-                    <pic:cNvPr descr="image/8.png" id="53" name="Picture"/>
-                    <pic:cNvPicPr>
-                      <a:picLocks noChangeArrowheads="1" noChangeAspect="1"/>
-                    </pic:cNvPicPr>
-                  </pic:nvPicPr>
-                  <pic:blipFill>
-                    <a:blip r:embed="rId51"/>
-                    <a:stretch>
-                      <a:fillRect/>
-                    </a:stretch>
-                  </pic:blipFill>
-                  <pic:spPr bwMode="auto">
-                    <a:xfrm>
-                      <a:off x="0" y="0"/>
-                      <a:ext cx="3733800" cy="1229532"/>
-                    </a:xfrm>
-                    <a:prstGeom prst="rect">
-                      <a:avLst/>
-                    </a:prstGeom>
-                    <a:noFill/>
-                    <a:ln w="9525">
-                      <a:noFill/>
-                      <a:headEnd/>
-                      <a:tailEnd/>
-                    </a:ln>
-                  </pic:spPr>
-                </pic:pic>
-              </a:graphicData>
-            </a:graphic>
-          </wp:inline>
-        </w:drawing>
-      </w:r>
-    </w:p>
-    <w:p>
-      <w:pPr>
-        <w:pStyle w:val="ImageCaption"/>
-      </w:pPr>
-      <w:r>
-        <w:t xml:space="preserve">Рис. 8: Выводим список ключей и копируем отпечаток приватного ключа</w:t>
-      </w:r>
-    </w:p>
-    <w:bookmarkEnd w:id="54"/>
-    <w:p>
-      <w:pPr>
-        <w:pStyle w:val="BodyText"/>
-      </w:pPr>
-      <w:r>
-        <w:t xml:space="preserve">Экспортируем ключ по его отпечатку (рис. 9)</w:t>
-      </w:r>
-    </w:p>
-    <w:bookmarkStart w:id="58" w:name="fig:009"/>
-    <w:p>
-      <w:pPr>
-        <w:pStyle w:val="CaptionedFigure"/>
-      </w:pPr>
-      <w:r>
-        <w:drawing>
-          <wp:inline>
-            <wp:extent cx="3733800" cy="3082871"/>
-            <wp:effectExtent b="0" l="0" r="0" t="0"/>
-            <wp:docPr descr="Экспортируем ключ в формате ASCII по его отпечатку" title="" id="56" name="Picture"/>
-            <a:graphic>
-              <a:graphicData uri="http://schemas.openxmlformats.org/drawingml/2006/picture">
-                <pic:pic>
-                  <pic:nvPicPr>
-                    <pic:cNvPr descr="image/9.png" id="57" name="Picture"/>
-                    <pic:cNvPicPr>
-                      <a:picLocks noChangeArrowheads="1" noChangeAspect="1"/>
-                    </pic:cNvPicPr>
-                  </pic:nvPicPr>
-                  <pic:blipFill>
-                    <a:blip r:embed="rId55"/>
-                    <a:stretch>
-                      <a:fillRect/>
-                    </a:stretch>
-                  </pic:blipFill>
-                  <pic:spPr bwMode="auto">
-                    <a:xfrm>
-                      <a:off x="0" y="0"/>
-                      <a:ext cx="3733800" cy="3082871"/>
-                    </a:xfrm>
-                    <a:prstGeom prst="rect">
-                      <a:avLst/>
-                    </a:prstGeom>
-                    <a:noFill/>
-                    <a:ln w="9525">
-                      <a:noFill/>
-                      <a:headEnd/>
-                      <a:tailEnd/>
-                    </a:ln>
-                  </pic:spPr>
-                </pic:pic>
-              </a:graphicData>
-            </a:graphic>
-          </wp:inline>
-        </w:drawing>
-      </w:r>
-    </w:p>
-    <w:p>
-      <w:pPr>
-        <w:pStyle w:val="ImageCaption"/>
-      </w:pPr>
-      <w:r>
-        <w:t xml:space="preserve">Рис. 9: Экспортируем ключ в формате ASCII по его отпечатку</w:t>
-      </w:r>
-    </w:p>
-    <w:bookmarkEnd w:id="58"/>
-    <w:p>
-      <w:pPr>
-        <w:pStyle w:val="BodyText"/>
-      </w:pPr>
-      <w:r>
-        <w:t xml:space="preserve">Добавим ключ pgp в github(рис. 10)</w:t>
-      </w:r>
-    </w:p>
-    <w:bookmarkStart w:id="62" w:name="fig:010"/>
-    <w:p>
-      <w:pPr>
-        <w:pStyle w:val="CaptionedFigure"/>
-      </w:pPr>
-      <w:r>
-        <w:drawing>
-          <wp:inline>
-            <wp:extent cx="3733800" cy="2016071"/>
-            <wp:effectExtent b="0" l="0" r="0" t="0"/>
-            <wp:docPr descr="Добавим ключ pgp в github" title="" id="60" name="Picture"/>
-            <a:graphic>
-              <a:graphicData uri="http://schemas.openxmlformats.org/drawingml/2006/picture">
-                <pic:pic>
-                  <pic:nvPicPr>
-                    <pic:cNvPr descr="image/10.png" id="61" name="Picture"/>
-                    <pic:cNvPicPr>
-                      <a:picLocks noChangeArrowheads="1" noChangeAspect="1"/>
-                    </pic:cNvPicPr>
-                  </pic:nvPicPr>
-                  <pic:blipFill>
-                    <a:blip r:embed="rId59"/>
-                    <a:stretch>
-                      <a:fillRect/>
-                    </a:stretch>
-                  </pic:blipFill>
-                  <pic:spPr bwMode="auto">
-                    <a:xfrm>
-                      <a:off x="0" y="0"/>
-                      <a:ext cx="3733800" cy="2016071"/>
-                    </a:xfrm>
-                    <a:prstGeom prst="rect">
-                      <a:avLst/>
-                    </a:prstGeom>
-                    <a:noFill/>
-                    <a:ln w="9525">
-                      <a:noFill/>
-                      <a:headEnd/>
-                      <a:tailEnd/>
-                    </a:ln>
-                  </pic:spPr>
-                </pic:pic>
-              </a:graphicData>
-            </a:graphic>
-          </wp:inline>
-        </w:drawing>
-      </w:r>
-    </w:p>
-    <w:p>
-      <w:pPr>
-        <w:pStyle w:val="ImageCaption"/>
-      </w:pPr>
-      <w:r>
-        <w:t xml:space="preserve">Рис. 10: Добавим ключ pgp в github</w:t>
-      </w:r>
-    </w:p>
-    <w:bookmarkEnd w:id="62"/>
-    <w:p>
-      <w:pPr>
-        <w:pStyle w:val="BodyText"/>
-      </w:pPr>
-      <w:r>
-        <w:t xml:space="preserve">Настройка автоматических подписей коммитов git (рис. 11)</w:t>
-      </w:r>
-    </w:p>
-    <w:bookmarkStart w:id="66" w:name="fig:011"/>
-    <w:p>
-      <w:pPr>
-        <w:pStyle w:val="CaptionedFigure"/>
-      </w:pPr>
-      <w:r>
-        <w:drawing>
-          <wp:inline>
-            <wp:extent cx="3733800" cy="368881"/>
-            <wp:effectExtent b="0" l="0" r="0" t="0"/>
-            <wp:docPr descr="Используя введёный email, укажим Git применять его при подписи коммитов" title="" id="64" name="Picture"/>
-            <a:graphic>
-              <a:graphicData uri="http://schemas.openxmlformats.org/drawingml/2006/picture">
-                <pic:pic>
-                  <pic:nvPicPr>
-                    <pic:cNvPr descr="image/11.png" id="65" name="Picture"/>
-                    <pic:cNvPicPr>
-                      <a:picLocks noChangeArrowheads="1" noChangeAspect="1"/>
-                    </pic:cNvPicPr>
-                  </pic:nvPicPr>
-                  <pic:blipFill>
-                    <a:blip r:embed="rId63"/>
-                    <a:stretch>
-                      <a:fillRect/>
-                    </a:stretch>
-                  </pic:blipFill>
-                  <pic:spPr bwMode="auto">
-                    <a:xfrm>
-                      <a:off x="0" y="0"/>
-                      <a:ext cx="3733800" cy="368881"/>
-                    </a:xfrm>
-                    <a:prstGeom prst="rect">
-                      <a:avLst/>
-                    </a:prstGeom>
-                    <a:noFill/>
-                    <a:ln w="9525">
-                      <a:noFill/>
-                      <a:headEnd/>
-                      <a:tailEnd/>
-                    </a:ln>
-                  </pic:spPr>
-                </pic:pic>
-              </a:graphicData>
-            </a:graphic>
-          </wp:inline>
-        </w:drawing>
-      </w:r>
-    </w:p>
-    <w:p>
-      <w:pPr>
-        <w:pStyle w:val="ImageCaption"/>
-      </w:pPr>
-      <w:r>
-        <w:t xml:space="preserve">Рис. 11: Используя введёный email, укажим Git применять его при подписи коммитов</w:t>
-      </w:r>
-    </w:p>
-    <w:bookmarkEnd w:id="66"/>
-    <w:p>
-      <w:pPr>
-        <w:pStyle w:val="BodyText"/>
-      </w:pPr>
-      <w:r>
-        <w:t xml:space="preserve">Авторизация в gh (рис. 12)</w:t>
-      </w:r>
-    </w:p>
-    <w:bookmarkStart w:id="70" w:name="fig:012"/>
-    <w:p>
-      <w:pPr>
-        <w:pStyle w:val="CaptionedFigure"/>
-      </w:pPr>
-      <w:r>
-        <w:drawing>
-          <wp:inline>
-            <wp:extent cx="3542096" cy="1039528"/>
-            <wp:effectExtent b="0" l="0" r="0" t="0"/>
-            <wp:docPr descr="Авторизация в gh" title="" id="68" name="Picture"/>
-            <a:graphic>
-              <a:graphicData uri="http://schemas.openxmlformats.org/drawingml/2006/picture">
-                <pic:pic>
-                  <pic:nvPicPr>
-                    <pic:cNvPr descr="image/12.png" id="69" name="Picture"/>
-                    <pic:cNvPicPr>
-                      <a:picLocks noChangeArrowheads="1" noChangeAspect="1"/>
-                    </pic:cNvPicPr>
-                  </pic:nvPicPr>
-                  <pic:blipFill>
-                    <a:blip r:embed="rId67"/>
-                    <a:stretch>
-                      <a:fillRect/>
-                    </a:stretch>
-                  </pic:blipFill>
-                  <pic:spPr bwMode="auto">
-                    <a:xfrm>
-                      <a:off x="0" y="0"/>
-                      <a:ext cx="3542096" cy="1039528"/>
-                    </a:xfrm>
-                    <a:prstGeom prst="rect">
-                      <a:avLst/>
-                    </a:prstGeom>
-                    <a:noFill/>
-                    <a:ln w="9525">
-                      <a:noFill/>
-                      <a:headEnd/>
-                      <a:tailEnd/>
-                    </a:ln>
-                  </pic:spPr>
-                </pic:pic>
-              </a:graphicData>
-            </a:graphic>
-          </wp:inline>
-        </w:drawing>
-      </w:r>
-    </w:p>
-    <w:p>
-      <w:pPr>
-        <w:pStyle w:val="ImageCaption"/>
-      </w:pPr>
-      <w:r>
-        <w:t xml:space="preserve">Рис. 12: Авторизация в gh</w:t>
-      </w:r>
-    </w:p>
-    <w:bookmarkEnd w:id="70"/>
-    <w:p>
-      <w:pPr>
-        <w:pStyle w:val="BodyText"/>
-      </w:pPr>
-      <w:r>
-        <w:t xml:space="preserve">Продолжение работы с gh (рис. 13)</w:t>
-      </w:r>
-    </w:p>
-    <w:bookmarkStart w:id="74" w:name="fig:013"/>
-    <w:p>
-      <w:pPr>
-        <w:pStyle w:val="CaptionedFigure"/>
-      </w:pPr>
-      <w:r>
-        <w:drawing>
-          <wp:inline>
-            <wp:extent cx="3733800" cy="2495249"/>
-            <wp:effectExtent b="0" l="0" r="0" t="0"/>
-            <wp:docPr descr="Продолжение работы с gh" title="" id="72" name="Picture"/>
-            <a:graphic>
-              <a:graphicData uri="http://schemas.openxmlformats.org/drawingml/2006/picture">
-                <pic:pic>
-                  <pic:nvPicPr>
-                    <pic:cNvPr descr="image/13.png" id="73" name="Picture"/>
-                    <pic:cNvPicPr>
-                      <a:picLocks noChangeArrowheads="1" noChangeAspect="1"/>
-                    </pic:cNvPicPr>
-                  </pic:nvPicPr>
-                  <pic:blipFill>
-                    <a:blip r:embed="rId71"/>
-                    <a:stretch>
-                      <a:fillRect/>
-                    </a:stretch>
-                  </pic:blipFill>
-                  <pic:spPr bwMode="auto">
-                    <a:xfrm>
-                      <a:off x="0" y="0"/>
-                      <a:ext cx="3733800" cy="2495249"/>
-                    </a:xfrm>
-                    <a:prstGeom prst="rect">
-                      <a:avLst/>
-                    </a:prstGeom>
-                    <a:noFill/>
-                    <a:ln w="9525">
-                      <a:noFill/>
-                      <a:headEnd/>
-                      <a:tailEnd/>
-                    </a:ln>
-                  </pic:spPr>
-                </pic:pic>
-              </a:graphicData>
-            </a:graphic>
-          </wp:inline>
-        </w:drawing>
-      </w:r>
-    </w:p>
-    <w:p>
-      <w:pPr>
-        <w:pStyle w:val="ImageCaption"/>
-      </w:pPr>
-      <w:r>
-        <w:t xml:space="preserve">Рис. 13: Продолжение работы с gh</w:t>
-      </w:r>
-    </w:p>
-    <w:bookmarkEnd w:id="74"/>
-    <w:p>
-      <w:pPr>
-        <w:pStyle w:val="BodyText"/>
-      </w:pPr>
-      <w:r>
-        <w:t xml:space="preserve">Создание репозитория курса на основе шаблона (рис. 14)</w:t>
-      </w:r>
-    </w:p>
-    <w:bookmarkStart w:id="78" w:name="fig:014"/>
-    <w:p>
-      <w:pPr>
-        <w:pStyle w:val="CaptionedFigure"/>
-      </w:pPr>
-      <w:r>
-        <w:drawing>
-          <wp:inline>
-            <wp:extent cx="3733800" cy="2131183"/>
-            <wp:effectExtent b="0" l="0" r="0" t="0"/>
-            <wp:docPr descr="Загрузка шаблона" title="" id="76" name="Picture"/>
-            <a:graphic>
-              <a:graphicData uri="http://schemas.openxmlformats.org/drawingml/2006/picture">
-                <pic:pic>
-                  <pic:nvPicPr>
-                    <pic:cNvPr descr="image/14.png" id="77" name="Picture"/>
-                    <pic:cNvPicPr>
-                      <a:picLocks noChangeArrowheads="1" noChangeAspect="1"/>
-                    </pic:cNvPicPr>
-                  </pic:nvPicPr>
-                  <pic:blipFill>
-                    <a:blip r:embed="rId75"/>
-                    <a:stretch>
-                      <a:fillRect/>
-                    </a:stretch>
-                  </pic:blipFill>
-                  <pic:spPr bwMode="auto">
-                    <a:xfrm>
-                      <a:off x="0" y="0"/>
-                      <a:ext cx="3733800" cy="2131183"/>
-                    </a:xfrm>
-                    <a:prstGeom prst="rect">
-                      <a:avLst/>
-                    </a:prstGeom>
-                    <a:noFill/>
-                    <a:ln w="9525">
-                      <a:noFill/>
-                      <a:headEnd/>
-                      <a:tailEnd/>
-                    </a:ln>
-                  </pic:spPr>
-                </pic:pic>
-              </a:graphicData>
-            </a:graphic>
-          </wp:inline>
-        </w:drawing>
-      </w:r>
-    </w:p>
-    <w:p>
-      <w:pPr>
-        <w:pStyle w:val="ImageCaption"/>
-      </w:pPr>
-      <w:r>
-        <w:t xml:space="preserve">Рис. 14: Загрузка шаблона</w:t>
-      </w:r>
-    </w:p>
-    <w:bookmarkEnd w:id="78"/>
-    <w:p>
-      <w:pPr>
-        <w:pStyle w:val="BodyText"/>
-      </w:pPr>
-      <w:r>
-        <w:t xml:space="preserve">Продолжение загрузки шаблона (рис. 15)</w:t>
-      </w:r>
-    </w:p>
-    <w:bookmarkStart w:id="82" w:name="fig:015"/>
-    <w:p>
-      <w:pPr>
-        <w:pStyle w:val="CaptionedFigure"/>
-      </w:pPr>
-      <w:r>
-        <w:drawing>
-          <wp:inline>
-            <wp:extent cx="3733800" cy="875300"/>
-            <wp:effectExtent b="0" l="0" r="0" t="0"/>
-            <wp:docPr descr="Продолжение загрузки шаблона" title="" id="80" name="Picture"/>
-            <a:graphic>
-              <a:graphicData uri="http://schemas.openxmlformats.org/drawingml/2006/picture">
-                <pic:pic>
-                  <pic:nvPicPr>
-                    <pic:cNvPr descr="image/15.png" id="81" name="Picture"/>
-                    <pic:cNvPicPr>
-                      <a:picLocks noChangeArrowheads="1" noChangeAspect="1"/>
-                    </pic:cNvPicPr>
-                  </pic:nvPicPr>
-                  <pic:blipFill>
-                    <a:blip r:embed="rId79"/>
-                    <a:stretch>
-                      <a:fillRect/>
-                    </a:stretch>
-                  </pic:blipFill>
-                  <pic:spPr bwMode="auto">
-                    <a:xfrm>
-                      <a:off x="0" y="0"/>
-                      <a:ext cx="3733800" cy="875300"/>
-                    </a:xfrm>
-                    <a:prstGeom prst="rect">
-                      <a:avLst/>
-                    </a:prstGeom>
-                    <a:noFill/>
-                    <a:ln w="9525">
-                      <a:noFill/>
-                      <a:headEnd/>
-                      <a:tailEnd/>
-                    </a:ln>
-                  </pic:spPr>
-                </pic:pic>
-              </a:graphicData>
-            </a:graphic>
-          </wp:inline>
-        </w:drawing>
-      </w:r>
-    </w:p>
-    <w:p>
-      <w:pPr>
-        <w:pStyle w:val="ImageCaption"/>
-      </w:pPr>
-      <w:r>
-        <w:t xml:space="preserve">Рис. 15: Продолжение загрузки шаблона</w:t>
-      </w:r>
-    </w:p>
-    <w:bookmarkEnd w:id="82"/>
-    <w:p>
-      <w:pPr>
-        <w:pStyle w:val="BodyText"/>
-      </w:pPr>
-      <w:r>
-        <w:t xml:space="preserve">Настройка каталога курса (рис. 16)</w:t>
-      </w:r>
-    </w:p>
-    <w:bookmarkStart w:id="86" w:name="fig:016"/>
-    <w:p>
-      <w:pPr>
-        <w:pStyle w:val="CaptionedFigure"/>
-      </w:pPr>
-      <w:r>
-        <w:drawing>
-          <wp:inline>
-            <wp:extent cx="3733800" cy="2367991"/>
-            <wp:effectExtent b="0" l="0" r="0" t="0"/>
-            <wp:docPr descr="Удаление лишних файлов и создание каталогов" title="" id="84" name="Picture"/>
-            <a:graphic>
-              <a:graphicData uri="http://schemas.openxmlformats.org/drawingml/2006/picture">
-                <pic:pic>
-                  <pic:nvPicPr>
-                    <pic:cNvPr descr="image/16.png" id="85" name="Picture"/>
-                    <pic:cNvPicPr>
-                      <a:picLocks noChangeArrowheads="1" noChangeAspect="1"/>
-                    </pic:cNvPicPr>
-                  </pic:nvPicPr>
-                  <pic:blipFill>
-                    <a:blip r:embed="rId83"/>
-                    <a:stretch>
-                      <a:fillRect/>
-                    </a:stretch>
-                  </pic:blipFill>
-                  <pic:spPr bwMode="auto">
-                    <a:xfrm>
-                      <a:off x="0" y="0"/>
-                      <a:ext cx="3733800" cy="2367991"/>
-                    </a:xfrm>
-                    <a:prstGeom prst="rect">
-                      <a:avLst/>
-                    </a:prstGeom>
-                    <a:noFill/>
-                    <a:ln w="9525">
-                      <a:noFill/>
-                      <a:headEnd/>
-                      <a:tailEnd/>
-                    </a:ln>
-                  </pic:spPr>
-                </pic:pic>
-              </a:graphicData>
-            </a:graphic>
-          </wp:inline>
-        </w:drawing>
-      </w:r>
-    </w:p>
-    <w:p>
-      <w:pPr>
-        <w:pStyle w:val="ImageCaption"/>
-      </w:pPr>
-      <w:r>
-        <w:t xml:space="preserve">Рис. 16: Удаление лишних файлов и создание каталогов</w:t>
-      </w:r>
-    </w:p>
-    <w:bookmarkEnd w:id="86"/>
-    <w:p>
-      <w:pPr>
-        <w:pStyle w:val="BodyText"/>
-      </w:pPr>
-      <w:r>
-        <w:t xml:space="preserve">Отправка файлов на сервер (рис. 17)</w:t>
-      </w:r>
-    </w:p>
-    <w:bookmarkStart w:id="90" w:name="fig:017"/>
-    <w:p>
-      <w:pPr>
-        <w:pStyle w:val="CaptionedFigure"/>
-      </w:pPr>
-      <w:r>
-        <w:drawing>
-          <wp:inline>
-            <wp:extent cx="3733800" cy="1181468"/>
-            <wp:effectExtent b="0" l="0" r="0" t="0"/>
-            <wp:docPr descr="Отправка файлов на сервер" title="" id="88" name="Picture"/>
-            <a:graphic>
-              <a:graphicData uri="http://schemas.openxmlformats.org/drawingml/2006/picture">
-                <pic:pic>
-                  <pic:nvPicPr>
-                    <pic:cNvPr descr="image/17.png" id="89" name="Picture"/>
-                    <pic:cNvPicPr>
-                      <a:picLocks noChangeArrowheads="1" noChangeAspect="1"/>
-                    </pic:cNvPicPr>
-                  </pic:nvPicPr>
-                  <pic:blipFill>
-                    <a:blip r:embed="rId87"/>
-                    <a:stretch>
-                      <a:fillRect/>
-                    </a:stretch>
-                  </pic:blipFill>
-                  <pic:spPr bwMode="auto">
-                    <a:xfrm>
-                      <a:off x="0" y="0"/>
-                      <a:ext cx="3733800" cy="1181468"/>
-                    </a:xfrm>
-                    <a:prstGeom prst="rect">
-                      <a:avLst/>
-                    </a:prstGeom>
-                    <a:noFill/>
-                    <a:ln w="9525">
-                      <a:noFill/>
-                      <a:headEnd/>
-                      <a:tailEnd/>
-                    </a:ln>
-                  </pic:spPr>
-                </pic:pic>
-              </a:graphicData>
-            </a:graphic>
-          </wp:inline>
-        </w:drawing>
-      </w:r>
-    </w:p>
-    <w:p>
-      <w:pPr>
-        <w:pStyle w:val="ImageCaption"/>
-      </w:pPr>
-      <w:r>
-        <w:t xml:space="preserve">Рис. 17: Отправка файлов на сервер</w:t>
-      </w:r>
-    </w:p>
-    <w:bookmarkEnd w:id="90"/>
-    <w:bookmarkEnd w:id="91"/>
-    <w:bookmarkStart w:id="92" w:name="выводы"/>
+    <w:bookmarkStart w:id="44" w:name="список-литературы"/>
     <w:p>
       <w:pPr>
         <w:pStyle w:val="Heading1"/>
       </w:pPr>
       <w:r>
-        <w:t xml:space="preserve">Выводы</w:t>
-      </w:r>
-    </w:p>
-    <w:p>
-      <w:pPr>
-        <w:pStyle w:val="FirstParagraph"/>
-      </w:pPr>
-      <w:r>
-        <w:t xml:space="preserve">Мы приобрели практические навыки работы с github.</w:t>
-      </w:r>
-    </w:p>
-    <w:bookmarkEnd w:id="92"/>
-    <w:bookmarkStart w:id="93" w:name="контрольные-вопросы"/>
-    <w:p>
-      <w:pPr>
-        <w:pStyle w:val="Heading1"/>
-      </w:pPr>
-      <w:r>
-        <w:t xml:space="preserve">Контрольные вопросы</w:t>
-      </w:r>
-    </w:p>
-    <w:p>
-      <w:pPr>
-        <w:pStyle w:val="FirstParagraph"/>
-      </w:pPr>
-      <w:r>
-        <w:t xml:space="preserve">Вопрос 1: Система контроля версий (VCS) — это инструмент для отслеживания изменений в файлах, который позволяет хранить историю правок, возвращаться к любой предыдущей версии и работать над проектом в команде. Основные задачи: фиксация изменений, возможность отката к старым версиям, параллельная работа нескольких разработчиков, резервное копирование и безопасное проведение экспериментов без риска для основного кода.</w:t>
-      </w:r>
-    </w:p>
-    <w:p>
-      <w:pPr>
-        <w:pStyle w:val="BodyText"/>
-      </w:pPr>
-      <w:r>
-        <w:t xml:space="preserve">Вопрос 2: Хранилище (репозиторий) — это место, где VCS хранит все файлы проекта и полную историю их изменений. Commit (коммит) — это операция создания</w:t>
-      </w:r>
-      <w:r>
-        <w:t xml:space="preserve"> </w:t>
-      </w:r>
-      <w:r>
-        <w:t xml:space="preserve">“снимка”</w:t>
-      </w:r>
-      <w:r>
-        <w:t xml:space="preserve"> </w:t>
-      </w:r>
-      <w:r>
-        <w:t xml:space="preserve">текущего состояния файлов, которая добавляется в историю с комментарием. История — это хронологическая последовательность всех сделанных коммитов. Рабочая копия — это файлы проекта на компьютере разработчика, которые он редактирует в данный момент. Связь: разработчик вносит правки в рабочую копию, затем фиксирует их через коммит, который сохраняется в хранилище и становится частью истории.</w:t>
-      </w:r>
-    </w:p>
-    <w:p>
-      <w:pPr>
-        <w:pStyle w:val="BodyText"/>
-      </w:pPr>
-      <w:r>
-        <w:t xml:space="preserve">Вопрос 3: Централизованные VCS (например, SVN, CVS) имеют единственное хранилище на сервере, и все разработчики подключаются к нему. История хранится только на сервере, без доступа к нему нельзя сделать коммит. Децентрализованные VCS (Git, Mercurial) дают каждому разработчику полную копию репозитория с историей на локальном компьютере. Это позволяет работать офлайн, делать коммиты локально, а сервер используется только для синхронизации. Это быстрее и надежнее.</w:t>
-      </w:r>
-    </w:p>
-    <w:p>
-      <w:pPr>
-        <w:pStyle w:val="BodyText"/>
-      </w:pPr>
-      <w:r>
-        <w:t xml:space="preserve">Вопрос 4: При единоличной работе последовательность действий такая: сначала инициализируешь пустой репозиторий в папке проекта. Затем создаешь или редактируешь файлы в рабочей копии. Когда нужно сохранить результат, добавляешь нужные файлы в индекс и делаешь коммит с описанием. В любой момент можно посмотреть историю и при необходимости откатить проект к любому предыдущему коммиту.</w:t>
-      </w:r>
-    </w:p>
-    <w:p>
-      <w:pPr>
-        <w:pStyle w:val="BodyText"/>
-      </w:pPr>
-      <w:r>
-        <w:t xml:space="preserve">Вопрос 5: Порядок работы с общим хранилищем: сначала клонируешь удаленный репозиторий к себе. Перед началом работы и перед отправкой своих изменений обязательно загружаешь последние обновления с сервера, чтобы синхронизироваться с коллегами. Затем вносишь изменения в рабочую копию, фиксируешь их локально и отправляешь в общий репозиторий. Если кто-то изменил те же строки кода, возникает конфликт, который нужно разрешить вручную, после чего сделать коммит слияния.</w:t>
-      </w:r>
-    </w:p>
-    <w:p>
-      <w:pPr>
-        <w:pStyle w:val="BodyText"/>
-      </w:pPr>
-      <w:r>
-        <w:t xml:space="preserve">Вопрос 6: Основные задачи, которые решает Git: управление версиями — создание снимков состояния проекта; ветвление и слияние — создание изолированных линий разработки и их объединение; распределенная работа — возможность коммитить офлайн и синхронизироваться позже; отмена изменений — гибкий откат к любой точке истории; организация командной работы через удаленные репозитории.</w:t>
-      </w:r>
-    </w:p>
-    <w:p>
-      <w:pPr>
-        <w:pStyle w:val="BodyText"/>
-      </w:pPr>
-      <w:r>
-        <w:t xml:space="preserve">Вопрос 7: Краткая характеристика основных команд Git: init — создать новый репозиторий; clone — скопировать удаленный репозиторий; status — показать состояние файлов; add — добавить изменения в индекс для коммита; commit — зафиксировать изменения в истории; log — показать историю коммитов; pull — забрать обновления с сервера и слить с текущей веткой; push — отправить локальные коммиты на сервер; branch — посмотреть список веток или создать новую; checkout — переключиться на другую ветку; merge — слить изменения из другой ветки в текущую.</w:t>
-      </w:r>
-    </w:p>
-    <w:p>
-      <w:pPr>
-        <w:pStyle w:val="BodyText"/>
-      </w:pPr>
-      <w:r>
-        <w:t xml:space="preserve">Вопрос 8: Пример работы с локальным репозиторием: инициализируешь репозиторий, создаешь файл, добавляешь его в индекс и делаешь коммит с сообщением. Пример с удаленным: клонируешь удаленный репозиторий, забираешь обновления, вносишь правки, добавляешь их в индекс, коммитишь и отправляешь на сервер.</w:t>
-      </w:r>
-    </w:p>
-    <w:p>
-      <w:pPr>
-        <w:pStyle w:val="BodyText"/>
-      </w:pPr>
-      <w:r>
-        <w:t xml:space="preserve">Вопрос 9: Ветки нужны для параллельной разработки. Они позволяют создавать изолированные линии для новых фич, исправления багов или экспериментов, не трогая стабильный основной код. Когда работа в ветке завершена и проверена, ее можно слить обратно в основную ветку. Это упрощает командную работу и уменьшает риски.</w:t>
-      </w:r>
-    </w:p>
-    <w:p>
-      <w:pPr>
-        <w:pStyle w:val="BodyText"/>
-      </w:pPr>
-      <w:r>
-        <w:t xml:space="preserve">Вопрос 10: Игнорировать файлы при коммите нужно, чтобы не засорять репозиторий мусором и не хранить чувствительные данные. Для этого создается файл .gitignore, в который записывают шаблоны имен файлов и папок, которые Git должен пропускать. Обычно игнорируют временные файлы, результаты компиляции, конфиденциальные данные, огромные папки с зависимостями и персональные настройки IDE.</w:t>
-      </w:r>
-    </w:p>
-    <w:bookmarkEnd w:id="93"/>
-    <w:bookmarkStart w:id="95" w:name="список-литературы"/>
-    <w:p>
-      <w:pPr>
-        <w:pStyle w:val="Heading1"/>
-      </w:pPr>
-      <w:r>
         <w:t xml:space="preserve">Список литературы</w:t>
       </w:r>
     </w:p>
-    <w:bookmarkStart w:id="94" w:name="refs"/>
-    <w:bookmarkEnd w:id="94"/>
-    <w:bookmarkEnd w:id="95"/>
+    <w:bookmarkStart w:id="43" w:name="refs"/>
+    <w:bookmarkEnd w:id="43"/>
+    <w:bookmarkEnd w:id="44"/>
     <w:sectPr>
       <w:footnotePr>
         <w:numRestart w:val="eachSect"/>

--- a/labs/lab02/report/report.docx
+++ b/labs/lab02/report/report.docx
@@ -178,7 +178,7 @@
         <w:pStyle w:val="FirstParagraph"/>
       </w:pPr>
       <w:r>
-        <w:t xml:space="preserve">В рабочей директории курса через тектовый редактор файла открываю шаблон ((рис. 1).</w:t>
+        <w:t xml:space="preserve">В рабочей директории курса через тектовый редактор файла открываю шаблон (рис. 1).</w:t>
       </w:r>
     </w:p>
     <w:bookmarkStart w:id="26" w:name="fig-004"/>
@@ -312,7 +312,7 @@
           <w:rPr>
             <w:rStyle w:val="Hyperlink"/>
           </w:rPr>
-          <w:t xml:space="preserve">Формирую цель работы,задание и заполняю теоритическое введение</w:t>
+          <w:t xml:space="preserve">Формирую цель работы,задание и заполняю теоретическое введение</w:t>
         </w:r>
       </w:hyperlink>
       <w:r>

--- a/labs/lab02/report/report.docx
+++ b/labs/lab02/report/report.docx
@@ -178,7 +178,7 @@
         <w:pStyle w:val="FirstParagraph"/>
       </w:pPr>
       <w:r>
-        <w:t xml:space="preserve">В рабочей директории курса через тектовый редактор файла открываю шаблон (рис. 1).</w:t>
+        <w:t xml:space="preserve">В рабочей директории курса через тектовый редактор файла открываю шаблон ((рис. 1).</w:t>
       </w:r>
     </w:p>
     <w:bookmarkStart w:id="26" w:name="fig-004"/>
@@ -312,7 +312,7 @@
           <w:rPr>
             <w:rStyle w:val="Hyperlink"/>
           </w:rPr>
-          <w:t xml:space="preserve">Формирую цель работы,задание и заполняю теоретическое введение</w:t>
+          <w:t xml:space="preserve">Формирую цель работы,задание и заполняю теоритическое введение</w:t>
         </w:r>
       </w:hyperlink>
       <w:r>

--- a/labs/lab02/report/report.docx
+++ b/labs/lab02/report/report.docx
@@ -7,7 +7,7 @@
         <w:pStyle w:val="Title"/>
       </w:pPr>
       <w:r>
-        <w:t xml:space="preserve">Лабораторная работа №3</w:t>
+        <w:t xml:space="preserve">Лабораторная работа №2</w:t>
       </w:r>
     </w:p>
     <w:p>
@@ -118,7 +118,7 @@
         <w:pStyle w:val="FirstParagraph"/>
       </w:pPr>
       <w:r>
-        <w:t xml:space="preserve">Научиться оформлять отчёты с помощью легковесного языка разметки Markdown.</w:t>
+        <w:t xml:space="preserve">Изучить идеологию и применение средств контроля версий.Освоить умения по работе с git.</w:t>
       </w:r>
     </w:p>
     <w:bookmarkEnd w:id="20"/>
@@ -136,13 +136,31 @@
         <w:pStyle w:val="FirstParagraph"/>
       </w:pPr>
       <w:r>
-        <w:t xml:space="preserve">Сделайте отчёт по предыдущей лабораторной работе в формате Markdown.</w:t>
+        <w:t xml:space="preserve">Создать базовую конфигурацию для работы с git.</w:t>
       </w:r>
       <w:r>
         <w:t xml:space="preserve"> </w:t>
       </w:r>
       <w:r>
-        <w:t xml:space="preserve">В качестве отчёта просьба предоставить отчёты в 3 форматах: pdf, docx и md (в архиве, поскольку он должен содержать скриншоты, Makefile и т.д.)</w:t>
+        <w:t xml:space="preserve">Создать ключ SSH.</w:t>
+      </w:r>
+      <w:r>
+        <w:t xml:space="preserve"> </w:t>
+      </w:r>
+      <w:r>
+        <w:t xml:space="preserve">Создать ключ PGP.</w:t>
+      </w:r>
+      <w:r>
+        <w:t xml:space="preserve"> </w:t>
+      </w:r>
+      <w:r>
+        <w:t xml:space="preserve">Настроить подписи git</w:t>
+      </w:r>
+      <w:r>
+        <w:t xml:space="preserve"> </w:t>
+      </w:r>
+      <w:r>
+        <w:t xml:space="preserve">Создать локальный каталог для выполнения заданий по предмету.</w:t>
       </w:r>
     </w:p>
     <w:bookmarkEnd w:id="21"/>
@@ -160,11 +178,51 @@
         <w:pStyle w:val="FirstParagraph"/>
       </w:pPr>
       <w:r>
-        <w:t xml:space="preserve">Markdown — это язык разметки, который позволяет легко форматировать текст. Чтобы создать заголовок, используется знак #, причем количество таких знаков определяет уровень заголовка. Для изменения начертания текста применяются звездочки: полужирный текст заключается в двойные звездочки, курсив — в одинарные, а полужирный курсив — в тройные. Цитаты оформляются с помощью символа &gt; в начале строки. Для создания списков используются звездочки или тире в случае маркированных списков, а для вложенных списков достаточно добавить отступ перед элементами дочернего списка. Упорядоченные списки создаются с помощью цифр с точкой, и для вложения также используются отступы. Ссылки в Markdown имеют следующую структуру: текст ссылки заключается в квадратные скобки, а сам адрес — в круглые. Также Markdown поддерживает вставку фрагментов кода: как внутри строки с помощью обратных кавычек, так и в виде отдельных блоков, которые удобно использовать для выделения синтаксиса. Для математических формул применяется синтаксис, аналогичный LaTeX. Чтобы конвертировать файлы из Markdown в другие форматы, используется программа Pandoc, например командой pandoc README.md -o README.pdf для создания PDF-файла или pandoc README.md -o README.docx для документа Word. Для автоматизации процесса можно использовать Makefile, где указываются все файлы для обработки.</w:t>
+        <w:t xml:space="preserve">Системы контроля версий (Version Control System, VCS) применяются при работе нескольких человек над одним проектом. Обычно основное дерево проекта хранится в локальном или удалённом репозитории, к которому настроен доступ для участников проекта. При внесении изменений в содержание проекта система контроля версий позволяет их фиксировать, совмещать изменения, произведённые разными участниками проекта, производить откат к любой более ранней версии проекта, если это требуется.</w:t>
+      </w:r>
+    </w:p>
+    <w:p>
+      <w:pPr>
+        <w:pStyle w:val="BodyText"/>
+      </w:pPr>
+      <w:r>
+        <w:t xml:space="preserve">В классических системах контроля версий используется централизованная модель, предполагающая наличие единого репозитория для хранения файлов. Выполнение большинства функций по управлению версиями осуществляется специальным сервером. Участник проекта (пользователь) перед началом работы посредством определённых команд получает нужную ему версию файлов. После внесения изменений, пользователь размещает новую версию в хранилище. При этом предыдущие версии не удаляются из центрального хранилища и к ним можно вернуться в любой момент. Сервер может сохранять не полную версию изменённых файлов, а производить так называемую дельта-компрессию — сохранять только изменения между последовательными версиями, что позволяет уменьшить объём хранимых данных.</w:t>
+      </w:r>
+    </w:p>
+    <w:p>
+      <w:pPr>
+        <w:pStyle w:val="BodyText"/>
+      </w:pPr>
+      <w:r>
+        <w:t xml:space="preserve">Системы контроля версий поддерживают возможность отслеживания и разрешения конфликтов, которые могут возникнуть при работе нескольких человек над одним файлом. Можно объединить (слить) изменения, сделанные разными участниками (автоматически или вручную), вручную выбрать нужную версию, отменить изменения вовсе или заблокировать файлы для изменения. В зависимости от настроек блокировка не позволяет другим пользователям получить рабочую копию или препятствует изменению рабочей копии файла средствами файловой системы ОС, обеспечивая таким образом, привилегированный доступ только одному пользователю, работающему с файлом.</w:t>
+      </w:r>
+    </w:p>
+    <w:p>
+      <w:pPr>
+        <w:pStyle w:val="BodyText"/>
+      </w:pPr>
+      <w:r>
+        <w:t xml:space="preserve">Системы контроля версий также могут обеспечивать дополнительные, более гибкие функциональные возможности. Например, они могут поддерживать работу с несколькими версиями одного файла, сохраняя общую историю изменений до точки ветвления версий и собственные истории изменений каждой ветви. Кроме того, обычно доступна информация о том, кто из участников, когда и какие изменения вносил. Обычно такого рода информация хранится в журнале изменений, доступ к которому можно ограничить.</w:t>
+      </w:r>
+    </w:p>
+    <w:p>
+      <w:pPr>
+        <w:pStyle w:val="BodyText"/>
+      </w:pPr>
+      <w:r>
+        <w:t xml:space="preserve">В отличие от классических, в распределённых системах контроля версий центральный репозиторий не является обязательным.</w:t>
+      </w:r>
+    </w:p>
+    <w:p>
+      <w:pPr>
+        <w:pStyle w:val="BodyText"/>
+      </w:pPr>
+      <w:r>
+        <w:t xml:space="preserve">Среди классических VCS наиболее известны CVS, Subversion, а среди распределённых — Git, Bazaar, Mercurial. Принципы их работы схожи, отличаются они в основном синтаксисом используемых в работе команд.</w:t>
       </w:r>
     </w:p>
     <w:bookmarkEnd w:id="22"/>
-    <w:bookmarkStart w:id="41" w:name="выполнение-лабораторной-работы"/>
+    <w:bookmarkStart w:id="91" w:name="выполнение-лабораторной-работы"/>
     <w:p>
       <w:pPr>
         <w:pStyle w:val="Heading1"/>
@@ -178,10 +236,10 @@
         <w:pStyle w:val="FirstParagraph"/>
       </w:pPr>
       <w:r>
-        <w:t xml:space="preserve">В рабочей директории курса через тектовый редактор файла открываю шаблон ((рис. 1).</w:t>
-      </w:r>
-    </w:p>
-    <w:bookmarkStart w:id="26" w:name="fig-004"/>
+        <w:t xml:space="preserve">Установка git(рис. 1)</w:t>
+      </w:r>
+    </w:p>
+    <w:bookmarkStart w:id="26" w:name="fig001"/>
     <w:p>
       <w:pPr>
         <w:pStyle w:val="CaptionedFigure"/>
@@ -189,20 +247,215 @@
       <w:r>
         <w:drawing>
           <wp:inline>
-            <wp:extent cx="3733800" cy="453938"/>
+            <wp:extent cx="3733800" cy="3765767"/>
             <wp:effectExtent b="0" l="0" r="0" t="0"/>
-            <wp:docPr descr="Редактирование отчета" title="" id="24" name="Picture"/>
+            <wp:docPr descr="Установка git" title="" id="24" name="Picture"/>
             <a:graphic>
               <a:graphicData uri="http://schemas.openxmlformats.org/drawingml/2006/picture">
                 <pic:pic>
                   <pic:nvPicPr>
-                    <pic:cNvPr descr="image/4.png" id="25" name="Picture"/>
+                    <pic:cNvPr descr="image/1.png" id="25" name="Picture"/>
                     <pic:cNvPicPr>
                       <a:picLocks noChangeArrowheads="1" noChangeAspect="1"/>
                     </pic:cNvPicPr>
                   </pic:nvPicPr>
                   <pic:blipFill>
                     <a:blip r:embed="rId23"/>
+                    <a:stretch>
+                      <a:fillRect/>
+                    </a:stretch>
+                  </pic:blipFill>
+                  <pic:spPr bwMode="auto">
+                    <a:xfrm>
+                      <a:off x="0" y="0"/>
+                      <a:ext cx="3733800" cy="3765767"/>
+                    </a:xfrm>
+                    <a:prstGeom prst="rect">
+                      <a:avLst/>
+                    </a:prstGeom>
+                    <a:noFill/>
+                    <a:ln w="9525">
+                      <a:noFill/>
+                      <a:headEnd/>
+                      <a:tailEnd/>
+                    </a:ln>
+                  </pic:spPr>
+                </pic:pic>
+              </a:graphicData>
+            </a:graphic>
+          </wp:inline>
+        </w:drawing>
+      </w:r>
+    </w:p>
+    <w:p>
+      <w:pPr>
+        <w:pStyle w:val="ImageCaption"/>
+      </w:pPr>
+      <w:r>
+        <w:t xml:space="preserve">Установка git</w:t>
+      </w:r>
+    </w:p>
+    <w:bookmarkEnd w:id="26"/>
+    <w:p>
+      <w:pPr>
+        <w:pStyle w:val="BodyText"/>
+      </w:pPr>
+      <w:r>
+        <w:t xml:space="preserve">Установка gh(рис. 2)</w:t>
+      </w:r>
+    </w:p>
+    <w:bookmarkStart w:id="30" w:name="fig002"/>
+    <w:p>
+      <w:pPr>
+        <w:pStyle w:val="CaptionedFigure"/>
+      </w:pPr>
+      <w:r>
+        <w:drawing>
+          <wp:inline>
+            <wp:extent cx="3733800" cy="2535687"/>
+            <wp:effectExtent b="0" l="0" r="0" t="0"/>
+            <wp:docPr descr="Установка gh" title="" id="28" name="Picture"/>
+            <a:graphic>
+              <a:graphicData uri="http://schemas.openxmlformats.org/drawingml/2006/picture">
+                <pic:pic>
+                  <pic:nvPicPr>
+                    <pic:cNvPr descr="image/2.png" id="29" name="Picture"/>
+                    <pic:cNvPicPr>
+                      <a:picLocks noChangeArrowheads="1" noChangeAspect="1"/>
+                    </pic:cNvPicPr>
+                  </pic:nvPicPr>
+                  <pic:blipFill>
+                    <a:blip r:embed="rId27"/>
+                    <a:stretch>
+                      <a:fillRect/>
+                    </a:stretch>
+                  </pic:blipFill>
+                  <pic:spPr bwMode="auto">
+                    <a:xfrm>
+                      <a:off x="0" y="0"/>
+                      <a:ext cx="3733800" cy="2535687"/>
+                    </a:xfrm>
+                    <a:prstGeom prst="rect">
+                      <a:avLst/>
+                    </a:prstGeom>
+                    <a:noFill/>
+                    <a:ln w="9525">
+                      <a:noFill/>
+                      <a:headEnd/>
+                      <a:tailEnd/>
+                    </a:ln>
+                  </pic:spPr>
+                </pic:pic>
+              </a:graphicData>
+            </a:graphic>
+          </wp:inline>
+        </w:drawing>
+      </w:r>
+    </w:p>
+    <w:p>
+      <w:pPr>
+        <w:pStyle w:val="ImageCaption"/>
+      </w:pPr>
+      <w:r>
+        <w:t xml:space="preserve">Установка gh</w:t>
+      </w:r>
+    </w:p>
+    <w:bookmarkEnd w:id="30"/>
+    <w:p>
+      <w:pPr>
+        <w:pStyle w:val="BodyText"/>
+      </w:pPr>
+      <w:r>
+        <w:t xml:space="preserve">Базовая настройка git,зададим имя и email владельца репозитория(рис. 3)</w:t>
+      </w:r>
+    </w:p>
+    <w:bookmarkStart w:id="34" w:name="fig:003"/>
+    <w:p>
+      <w:pPr>
+        <w:pStyle w:val="CaptionedFigure"/>
+      </w:pPr>
+      <w:r>
+        <w:drawing>
+          <wp:inline>
+            <wp:extent cx="3733800" cy="301526"/>
+            <wp:effectExtent b="0" l="0" r="0" t="0"/>
+            <wp:docPr descr="Зададим имя и email владельца репозитория" title="" id="32" name="Picture"/>
+            <a:graphic>
+              <a:graphicData uri="http://schemas.openxmlformats.org/drawingml/2006/picture">
+                <pic:pic>
+                  <pic:nvPicPr>
+                    <pic:cNvPr descr="image/3.png" id="33" name="Picture"/>
+                    <pic:cNvPicPr>
+                      <a:picLocks noChangeArrowheads="1" noChangeAspect="1"/>
+                    </pic:cNvPicPr>
+                  </pic:nvPicPr>
+                  <pic:blipFill>
+                    <a:blip r:embed="rId31"/>
+                    <a:stretch>
+                      <a:fillRect/>
+                    </a:stretch>
+                  </pic:blipFill>
+                  <pic:spPr bwMode="auto">
+                    <a:xfrm>
+                      <a:off x="0" y="0"/>
+                      <a:ext cx="3733800" cy="301526"/>
+                    </a:xfrm>
+                    <a:prstGeom prst="rect">
+                      <a:avLst/>
+                    </a:prstGeom>
+                    <a:noFill/>
+                    <a:ln w="9525">
+                      <a:noFill/>
+                      <a:headEnd/>
+                      <a:tailEnd/>
+                    </a:ln>
+                  </pic:spPr>
+                </pic:pic>
+              </a:graphicData>
+            </a:graphic>
+          </wp:inline>
+        </w:drawing>
+      </w:r>
+    </w:p>
+    <w:p>
+      <w:pPr>
+        <w:pStyle w:val="ImageCaption"/>
+      </w:pPr>
+      <w:r>
+        <w:t xml:space="preserve">Зададим имя и email владельца репозитория</w:t>
+      </w:r>
+    </w:p>
+    <w:bookmarkEnd w:id="34"/>
+    <w:p>
+      <w:pPr>
+        <w:pStyle w:val="BodyText"/>
+      </w:pPr>
+      <w:r>
+        <w:t xml:space="preserve">Настроим utf-8 в выводе сообщений git,зададим имя ветки,а также параметры(рис. 4)</w:t>
+      </w:r>
+    </w:p>
+    <w:bookmarkStart w:id="38" w:name="fig:004"/>
+    <w:p>
+      <w:pPr>
+        <w:pStyle w:val="CaptionedFigure"/>
+      </w:pPr>
+      <w:r>
+        <w:drawing>
+          <wp:inline>
+            <wp:extent cx="3733800" cy="453938"/>
+            <wp:effectExtent b="0" l="0" r="0" t="0"/>
+            <wp:docPr descr="Настроим utf-8 в выводе сообщений git,зададим имя начальной ветки,а также параметры autocrlf и safecrlf" title="" id="36" name="Picture"/>
+            <a:graphic>
+              <a:graphicData uri="http://schemas.openxmlformats.org/drawingml/2006/picture">
+                <pic:pic>
+                  <pic:nvPicPr>
+                    <pic:cNvPr descr="image/4.png" id="37" name="Picture"/>
+                    <pic:cNvPicPr>
+                      <a:picLocks noChangeArrowheads="1" noChangeAspect="1"/>
+                    </pic:cNvPicPr>
+                  </pic:nvPicPr>
+                  <pic:blipFill>
+                    <a:blip r:embed="rId35"/>
                     <a:stretch>
                       <a:fillRect/>
                     </a:stretch>
@@ -234,19 +487,19 @@
         <w:pStyle w:val="ImageCaption"/>
       </w:pPr>
       <w:r>
-        <w:t xml:space="preserve">Редактирование отчета</w:t>
-      </w:r>
-    </w:p>
-    <w:bookmarkEnd w:id="26"/>
-    <w:p>
-      <w:pPr>
-        <w:pStyle w:val="BodyText"/>
-      </w:pPr>
-      <w:r>
-        <w:t xml:space="preserve">Указываю основную информацию о лабораторной работе (рис. 2).</w:t>
-      </w:r>
-    </w:p>
-    <w:bookmarkStart w:id="30" w:name="fig-001"/>
+        <w:t xml:space="preserve">Настроим utf-8 в выводе сообщений git,зададим имя начальной ветки,а также параметры autocrlf и safecrlf</w:t>
+      </w:r>
+    </w:p>
+    <w:bookmarkEnd w:id="38"/>
+    <w:p>
+      <w:pPr>
+        <w:pStyle w:val="BodyText"/>
+      </w:pPr>
+      <w:r>
+        <w:t xml:space="preserve">Создадим ssh ключ.(рис. 5)</w:t>
+      </w:r>
+    </w:p>
+    <w:bookmarkStart w:id="42" w:name="fig:005"/>
     <w:p>
       <w:pPr>
         <w:pStyle w:val="CaptionedFigure"/>
@@ -254,20 +507,20 @@
       <w:r>
         <w:drawing>
           <wp:inline>
-            <wp:extent cx="3733800" cy="3765767"/>
+            <wp:extent cx="3733800" cy="4453798"/>
             <wp:effectExtent b="0" l="0" r="0" t="0"/>
-            <wp:docPr descr="Заполнение основной информации" title="" id="28" name="Picture"/>
+            <wp:docPr descr="Создадим ключ ssh" title="" id="40" name="Picture"/>
             <a:graphic>
               <a:graphicData uri="http://schemas.openxmlformats.org/drawingml/2006/picture">
                 <pic:pic>
                   <pic:nvPicPr>
-                    <pic:cNvPr descr="image/1.png" id="29" name="Picture"/>
+                    <pic:cNvPr descr="image/5.png" id="41" name="Picture"/>
                     <pic:cNvPicPr>
                       <a:picLocks noChangeArrowheads="1" noChangeAspect="1"/>
                     </pic:cNvPicPr>
                   </pic:nvPicPr>
                   <pic:blipFill>
-                    <a:blip r:embed="rId27"/>
+                    <a:blip r:embed="rId39"/>
                     <a:stretch>
                       <a:fillRect/>
                     </a:stretch>
@@ -275,7 +528,7 @@
                   <pic:spPr bwMode="auto">
                     <a:xfrm>
                       <a:off x="0" y="0"/>
-                      <a:ext cx="3733800" cy="3765767"/>
+                      <a:ext cx="3733800" cy="4453798"/>
                     </a:xfrm>
                     <a:prstGeom prst="rect">
                       <a:avLst/>
@@ -299,48 +552,52 @@
         <w:pStyle w:val="ImageCaption"/>
       </w:pPr>
       <w:r>
-        <w:t xml:space="preserve">Заполнение основной информации</w:t>
-      </w:r>
-    </w:p>
-    <w:bookmarkEnd w:id="30"/>
-    <w:p>
-      <w:pPr>
-        <w:pStyle w:val="BodyText"/>
-      </w:pPr>
-      <w:hyperlink r:id="rId31">
-        <w:r>
-          <w:rPr>
-            <w:rStyle w:val="Hyperlink"/>
-          </w:rPr>
-          <w:t xml:space="preserve">Формирую цель работы,задание и заполняю теоритическое введение</w:t>
-        </w:r>
-      </w:hyperlink>
-      <w:r>
-        <w:t xml:space="preserve">.</w:t>
-      </w:r>
-    </w:p>
-    <w:bookmarkStart w:id="35" w:name="fig-002"/>
-    <w:p>
-      <w:pPr>
-        <w:pStyle w:val="CaptionedFigure"/>
-      </w:pPr>
+        <w:t xml:space="preserve">Создадим ключ ssh</w:t>
+      </w:r>
+    </w:p>
+    <w:bookmarkEnd w:id="42"/>
+    <w:p>
+      <w:pPr>
+        <w:pStyle w:val="BodyText"/>
+      </w:pPr>
+      <w:r>
+        <w:t xml:space="preserve">Добавим в github(рис. 6)</w:t>
+      </w:r>
+    </w:p>
+    <w:p>
+      <w:pPr>
+        <w:pStyle w:val="BodyText"/>
+      </w:pPr>
+      <w:r>
+        <w:t xml:space="preserve">Добавление в github(рис.-</w:t>
+      </w:r>
+      <w:r>
+        <w:t xml:space="preserve">@fig:006</w:t>
+      </w:r>
+      <w:r>
+        <w:t xml:space="preserve">)</w:t>
+      </w:r>
+      <w:r>
+        <w:t xml:space="preserve"> </w:t>
+      </w:r>
+      <w:bookmarkStart w:id="46" w:name="fig:006"/>
       <w:r>
         <w:drawing>
           <wp:inline>
-            <wp:extent cx="3733800" cy="2535687"/>
+            <wp:extent cx="3733800" cy="3629820"/>
             <wp:effectExtent b="0" l="0" r="0" t="0"/>
-            <wp:docPr descr="Цель работы,задание и теоритическое введение" title="" id="33" name="Picture"/>
+            <wp:docPr descr="Добавим ssh ключ в github" title="" id="44" name="Picture"/>
             <a:graphic>
               <a:graphicData uri="http://schemas.openxmlformats.org/drawingml/2006/picture">
                 <pic:pic>
                   <pic:nvPicPr>
-                    <pic:cNvPr descr="image/2.png" id="34" name="Picture"/>
+                    <pic:cNvPr descr="image/6.png" id="45" name="Picture"/>
                     <pic:cNvPicPr>
                       <a:picLocks noChangeArrowheads="1" noChangeAspect="1"/>
                     </pic:cNvPicPr>
                   </pic:nvPicPr>
                   <pic:blipFill>
-                    <a:blip r:embed="rId32"/>
+                    <a:blip r:embed="rId43"/>
                     <a:stretch>
                       <a:fillRect/>
                     </a:stretch>
@@ -348,7 +605,7 @@
                   <pic:spPr bwMode="auto">
                     <a:xfrm>
                       <a:off x="0" y="0"/>
-                      <a:ext cx="3733800" cy="2535687"/>
+                      <a:ext cx="3733800" cy="3629820"/>
                     </a:xfrm>
                     <a:prstGeom prst="rect">
                       <a:avLst/>
@@ -366,33 +623,17 @@
           </wp:inline>
         </w:drawing>
       </w:r>
-    </w:p>
-    <w:p>
-      <w:pPr>
-        <w:pStyle w:val="ImageCaption"/>
-      </w:pPr>
-      <w:r>
-        <w:t xml:space="preserve">Цель работы,задание и теоритическое введение</w:t>
-      </w:r>
-    </w:p>
-    <w:bookmarkEnd w:id="35"/>
-    <w:p>
-      <w:pPr>
-        <w:pStyle w:val="BodyText"/>
-      </w:pPr>
-      <w:hyperlink r:id="rId36">
-        <w:r>
-          <w:rPr>
-            <w:rStyle w:val="Hyperlink"/>
-          </w:rPr>
-          <w:t xml:space="preserve">Описываю процесс выполнения лабораторной работы</w:t>
-        </w:r>
-      </w:hyperlink>
-      <w:r>
-        <w:t xml:space="preserve">.</w:t>
-      </w:r>
-    </w:p>
-    <w:bookmarkStart w:id="40" w:name="fig-003"/>
+      <w:bookmarkEnd w:id="46"/>
+    </w:p>
+    <w:p>
+      <w:pPr>
+        <w:pStyle w:val="BodyText"/>
+      </w:pPr>
+      <w:r>
+        <w:t xml:space="preserve">Cоздадим pgp ключ(рис. 7)</w:t>
+      </w:r>
+    </w:p>
+    <w:bookmarkStart w:id="50" w:name="fig:007"/>
     <w:p>
       <w:pPr>
         <w:pStyle w:val="CaptionedFigure"/>
@@ -400,20 +641,20 @@
       <w:r>
         <w:drawing>
           <wp:inline>
-            <wp:extent cx="3733800" cy="301526"/>
+            <wp:extent cx="3733800" cy="3900315"/>
             <wp:effectExtent b="0" l="0" r="0" t="0"/>
-            <wp:docPr descr="Выполнение отчета по лабораторной работе" title="" id="38" name="Picture"/>
+            <wp:docPr descr="Генерируем ключ pgp" title="" id="48" name="Picture"/>
             <a:graphic>
               <a:graphicData uri="http://schemas.openxmlformats.org/drawingml/2006/picture">
                 <pic:pic>
                   <pic:nvPicPr>
-                    <pic:cNvPr descr="image/3.png" id="39" name="Picture"/>
+                    <pic:cNvPr descr="image/7.png" id="49" name="Picture"/>
                     <pic:cNvPicPr>
                       <a:picLocks noChangeArrowheads="1" noChangeAspect="1"/>
                     </pic:cNvPicPr>
                   </pic:nvPicPr>
                   <pic:blipFill>
-                    <a:blip r:embed="rId37"/>
+                    <a:blip r:embed="rId47"/>
                     <a:stretch>
                       <a:fillRect/>
                     </a:stretch>
@@ -421,7 +662,7 @@
                   <pic:spPr bwMode="auto">
                     <a:xfrm>
                       <a:off x="0" y="0"/>
-                      <a:ext cx="3733800" cy="301526"/>
+                      <a:ext cx="3733800" cy="3900315"/>
                     </a:xfrm>
                     <a:prstGeom prst="rect">
                       <a:avLst/>
@@ -445,12 +686,652 @@
         <w:pStyle w:val="ImageCaption"/>
       </w:pPr>
       <w:r>
-        <w:t xml:space="preserve">Выполнение отчета по лабораторной работе</w:t>
-      </w:r>
-    </w:p>
-    <w:bookmarkEnd w:id="40"/>
-    <w:bookmarkEnd w:id="41"/>
-    <w:bookmarkStart w:id="42" w:name="выводы"/>
+        <w:t xml:space="preserve">Генерируем ключ pgp</w:t>
+      </w:r>
+    </w:p>
+    <w:bookmarkEnd w:id="50"/>
+    <w:p>
+      <w:pPr>
+        <w:pStyle w:val="BodyText"/>
+      </w:pPr>
+      <w:r>
+        <w:t xml:space="preserve">Копируем отпечаток приватного ключа(рис. 8)</w:t>
+      </w:r>
+    </w:p>
+    <w:bookmarkStart w:id="54" w:name="fig:008"/>
+    <w:p>
+      <w:pPr>
+        <w:pStyle w:val="CaptionedFigure"/>
+      </w:pPr>
+      <w:r>
+        <w:drawing>
+          <wp:inline>
+            <wp:extent cx="3733800" cy="1229532"/>
+            <wp:effectExtent b="0" l="0" r="0" t="0"/>
+            <wp:docPr descr="Выводим список ключей и копируем отпечаток приватного ключа" title="" id="52" name="Picture"/>
+            <a:graphic>
+              <a:graphicData uri="http://schemas.openxmlformats.org/drawingml/2006/picture">
+                <pic:pic>
+                  <pic:nvPicPr>
+                    <pic:cNvPr descr="image/8.png" id="53" name="Picture"/>
+                    <pic:cNvPicPr>
+                      <a:picLocks noChangeArrowheads="1" noChangeAspect="1"/>
+                    </pic:cNvPicPr>
+                  </pic:nvPicPr>
+                  <pic:blipFill>
+                    <a:blip r:embed="rId51"/>
+                    <a:stretch>
+                      <a:fillRect/>
+                    </a:stretch>
+                  </pic:blipFill>
+                  <pic:spPr bwMode="auto">
+                    <a:xfrm>
+                      <a:off x="0" y="0"/>
+                      <a:ext cx="3733800" cy="1229532"/>
+                    </a:xfrm>
+                    <a:prstGeom prst="rect">
+                      <a:avLst/>
+                    </a:prstGeom>
+                    <a:noFill/>
+                    <a:ln w="9525">
+                      <a:noFill/>
+                      <a:headEnd/>
+                      <a:tailEnd/>
+                    </a:ln>
+                  </pic:spPr>
+                </pic:pic>
+              </a:graphicData>
+            </a:graphic>
+          </wp:inline>
+        </w:drawing>
+      </w:r>
+    </w:p>
+    <w:p>
+      <w:pPr>
+        <w:pStyle w:val="ImageCaption"/>
+      </w:pPr>
+      <w:r>
+        <w:t xml:space="preserve">Выводим список ключей и копируем отпечаток приватного ключа</w:t>
+      </w:r>
+    </w:p>
+    <w:bookmarkEnd w:id="54"/>
+    <w:p>
+      <w:pPr>
+        <w:pStyle w:val="BodyText"/>
+      </w:pPr>
+      <w:r>
+        <w:t xml:space="preserve">Экспортируем ключ по его отпечатку(рис. 9)</w:t>
+      </w:r>
+    </w:p>
+    <w:bookmarkStart w:id="58" w:name="fig:009"/>
+    <w:p>
+      <w:pPr>
+        <w:pStyle w:val="CaptionedFigure"/>
+      </w:pPr>
+      <w:r>
+        <w:drawing>
+          <wp:inline>
+            <wp:extent cx="3733800" cy="3082871"/>
+            <wp:effectExtent b="0" l="0" r="0" t="0"/>
+            <wp:docPr descr="Экспортируем ключ в формате ASCII по его отпечатку" title="" id="56" name="Picture"/>
+            <a:graphic>
+              <a:graphicData uri="http://schemas.openxmlformats.org/drawingml/2006/picture">
+                <pic:pic>
+                  <pic:nvPicPr>
+                    <pic:cNvPr descr="image/9.png" id="57" name="Picture"/>
+                    <pic:cNvPicPr>
+                      <a:picLocks noChangeArrowheads="1" noChangeAspect="1"/>
+                    </pic:cNvPicPr>
+                  </pic:nvPicPr>
+                  <pic:blipFill>
+                    <a:blip r:embed="rId55"/>
+                    <a:stretch>
+                      <a:fillRect/>
+                    </a:stretch>
+                  </pic:blipFill>
+                  <pic:spPr bwMode="auto">
+                    <a:xfrm>
+                      <a:off x="0" y="0"/>
+                      <a:ext cx="3733800" cy="3082871"/>
+                    </a:xfrm>
+                    <a:prstGeom prst="rect">
+                      <a:avLst/>
+                    </a:prstGeom>
+                    <a:noFill/>
+                    <a:ln w="9525">
+                      <a:noFill/>
+                      <a:headEnd/>
+                      <a:tailEnd/>
+                    </a:ln>
+                  </pic:spPr>
+                </pic:pic>
+              </a:graphicData>
+            </a:graphic>
+          </wp:inline>
+        </w:drawing>
+      </w:r>
+    </w:p>
+    <w:p>
+      <w:pPr>
+        <w:pStyle w:val="ImageCaption"/>
+      </w:pPr>
+      <w:r>
+        <w:t xml:space="preserve">Экспортируем ключ в формате ASCII по его отпечатку</w:t>
+      </w:r>
+    </w:p>
+    <w:bookmarkEnd w:id="58"/>
+    <w:p>
+      <w:pPr>
+        <w:pStyle w:val="BodyText"/>
+      </w:pPr>
+      <w:r>
+        <w:t xml:space="preserve">Добавим ключ pgp в github(рис. 10)</w:t>
+      </w:r>
+    </w:p>
+    <w:bookmarkStart w:id="62" w:name="fig:010"/>
+    <w:p>
+      <w:pPr>
+        <w:pStyle w:val="CaptionedFigure"/>
+      </w:pPr>
+      <w:r>
+        <w:drawing>
+          <wp:inline>
+            <wp:extent cx="3733800" cy="2016071"/>
+            <wp:effectExtent b="0" l="0" r="0" t="0"/>
+            <wp:docPr descr="Добавим ключ pgp в github" title="" id="60" name="Picture"/>
+            <a:graphic>
+              <a:graphicData uri="http://schemas.openxmlformats.org/drawingml/2006/picture">
+                <pic:pic>
+                  <pic:nvPicPr>
+                    <pic:cNvPr descr="image/10.png" id="61" name="Picture"/>
+                    <pic:cNvPicPr>
+                      <a:picLocks noChangeArrowheads="1" noChangeAspect="1"/>
+                    </pic:cNvPicPr>
+                  </pic:nvPicPr>
+                  <pic:blipFill>
+                    <a:blip r:embed="rId59"/>
+                    <a:stretch>
+                      <a:fillRect/>
+                    </a:stretch>
+                  </pic:blipFill>
+                  <pic:spPr bwMode="auto">
+                    <a:xfrm>
+                      <a:off x="0" y="0"/>
+                      <a:ext cx="3733800" cy="2016071"/>
+                    </a:xfrm>
+                    <a:prstGeom prst="rect">
+                      <a:avLst/>
+                    </a:prstGeom>
+                    <a:noFill/>
+                    <a:ln w="9525">
+                      <a:noFill/>
+                      <a:headEnd/>
+                      <a:tailEnd/>
+                    </a:ln>
+                  </pic:spPr>
+                </pic:pic>
+              </a:graphicData>
+            </a:graphic>
+          </wp:inline>
+        </w:drawing>
+      </w:r>
+    </w:p>
+    <w:p>
+      <w:pPr>
+        <w:pStyle w:val="ImageCaption"/>
+      </w:pPr>
+      <w:r>
+        <w:t xml:space="preserve">Добавим ключ pgp в github</w:t>
+      </w:r>
+    </w:p>
+    <w:bookmarkEnd w:id="62"/>
+    <w:p>
+      <w:pPr>
+        <w:pStyle w:val="BodyText"/>
+      </w:pPr>
+      <w:r>
+        <w:t xml:space="preserve">Настройка автоматических подписей коммитов git(рис. 11)</w:t>
+      </w:r>
+    </w:p>
+    <w:bookmarkStart w:id="66" w:name="fig011"/>
+    <w:p>
+      <w:pPr>
+        <w:pStyle w:val="CaptionedFigure"/>
+      </w:pPr>
+      <w:r>
+        <w:drawing>
+          <wp:inline>
+            <wp:extent cx="3733800" cy="368881"/>
+            <wp:effectExtent b="0" l="0" r="0" t="0"/>
+            <wp:docPr descr="Используя введёный email, укажим Git применять его при подписи коммитов" title="" id="64" name="Picture"/>
+            <a:graphic>
+              <a:graphicData uri="http://schemas.openxmlformats.org/drawingml/2006/picture">
+                <pic:pic>
+                  <pic:nvPicPr>
+                    <pic:cNvPr descr="image/11.png" id="65" name="Picture"/>
+                    <pic:cNvPicPr>
+                      <a:picLocks noChangeArrowheads="1" noChangeAspect="1"/>
+                    </pic:cNvPicPr>
+                  </pic:nvPicPr>
+                  <pic:blipFill>
+                    <a:blip r:embed="rId63"/>
+                    <a:stretch>
+                      <a:fillRect/>
+                    </a:stretch>
+                  </pic:blipFill>
+                  <pic:spPr bwMode="auto">
+                    <a:xfrm>
+                      <a:off x="0" y="0"/>
+                      <a:ext cx="3733800" cy="368881"/>
+                    </a:xfrm>
+                    <a:prstGeom prst="rect">
+                      <a:avLst/>
+                    </a:prstGeom>
+                    <a:noFill/>
+                    <a:ln w="9525">
+                      <a:noFill/>
+                      <a:headEnd/>
+                      <a:tailEnd/>
+                    </a:ln>
+                  </pic:spPr>
+                </pic:pic>
+              </a:graphicData>
+            </a:graphic>
+          </wp:inline>
+        </w:drawing>
+      </w:r>
+    </w:p>
+    <w:p>
+      <w:pPr>
+        <w:pStyle w:val="ImageCaption"/>
+      </w:pPr>
+      <w:r>
+        <w:t xml:space="preserve">Используя введёный email, укажим Git применять его при подписи коммитов</w:t>
+      </w:r>
+    </w:p>
+    <w:bookmarkEnd w:id="66"/>
+    <w:p>
+      <w:pPr>
+        <w:pStyle w:val="BodyText"/>
+      </w:pPr>
+      <w:r>
+        <w:t xml:space="preserve">Авторизация в gh(рис. 12)</w:t>
+      </w:r>
+    </w:p>
+    <w:bookmarkStart w:id="70" w:name="fig012"/>
+    <w:p>
+      <w:pPr>
+        <w:pStyle w:val="CaptionedFigure"/>
+      </w:pPr>
+      <w:r>
+        <w:drawing>
+          <wp:inline>
+            <wp:extent cx="3542096" cy="1039528"/>
+            <wp:effectExtent b="0" l="0" r="0" t="0"/>
+            <wp:docPr descr="Авторизация в gh" title="" id="68" name="Picture"/>
+            <a:graphic>
+              <a:graphicData uri="http://schemas.openxmlformats.org/drawingml/2006/picture">
+                <pic:pic>
+                  <pic:nvPicPr>
+                    <pic:cNvPr descr="image/12.png" id="69" name="Picture"/>
+                    <pic:cNvPicPr>
+                      <a:picLocks noChangeArrowheads="1" noChangeAspect="1"/>
+                    </pic:cNvPicPr>
+                  </pic:nvPicPr>
+                  <pic:blipFill>
+                    <a:blip r:embed="rId67"/>
+                    <a:stretch>
+                      <a:fillRect/>
+                    </a:stretch>
+                  </pic:blipFill>
+                  <pic:spPr bwMode="auto">
+                    <a:xfrm>
+                      <a:off x="0" y="0"/>
+                      <a:ext cx="3542096" cy="1039528"/>
+                    </a:xfrm>
+                    <a:prstGeom prst="rect">
+                      <a:avLst/>
+                    </a:prstGeom>
+                    <a:noFill/>
+                    <a:ln w="9525">
+                      <a:noFill/>
+                      <a:headEnd/>
+                      <a:tailEnd/>
+                    </a:ln>
+                  </pic:spPr>
+                </pic:pic>
+              </a:graphicData>
+            </a:graphic>
+          </wp:inline>
+        </w:drawing>
+      </w:r>
+    </w:p>
+    <w:p>
+      <w:pPr>
+        <w:pStyle w:val="ImageCaption"/>
+      </w:pPr>
+      <w:r>
+        <w:t xml:space="preserve">Авторизация в gh</w:t>
+      </w:r>
+    </w:p>
+    <w:bookmarkEnd w:id="70"/>
+    <w:p>
+      <w:pPr>
+        <w:pStyle w:val="BodyText"/>
+      </w:pPr>
+      <w:r>
+        <w:t xml:space="preserve">Продолжение работы с gh(рис. 13)</w:t>
+      </w:r>
+    </w:p>
+    <w:bookmarkStart w:id="74" w:name="fig013"/>
+    <w:p>
+      <w:pPr>
+        <w:pStyle w:val="CaptionedFigure"/>
+      </w:pPr>
+      <w:r>
+        <w:drawing>
+          <wp:inline>
+            <wp:extent cx="3733800" cy="2495249"/>
+            <wp:effectExtent b="0" l="0" r="0" t="0"/>
+            <wp:docPr descr="Продолжение работы с gh" title="" id="72" name="Picture"/>
+            <a:graphic>
+              <a:graphicData uri="http://schemas.openxmlformats.org/drawingml/2006/picture">
+                <pic:pic>
+                  <pic:nvPicPr>
+                    <pic:cNvPr descr="image/13.png" id="73" name="Picture"/>
+                    <pic:cNvPicPr>
+                      <a:picLocks noChangeArrowheads="1" noChangeAspect="1"/>
+                    </pic:cNvPicPr>
+                  </pic:nvPicPr>
+                  <pic:blipFill>
+                    <a:blip r:embed="rId71"/>
+                    <a:stretch>
+                      <a:fillRect/>
+                    </a:stretch>
+                  </pic:blipFill>
+                  <pic:spPr bwMode="auto">
+                    <a:xfrm>
+                      <a:off x="0" y="0"/>
+                      <a:ext cx="3733800" cy="2495249"/>
+                    </a:xfrm>
+                    <a:prstGeom prst="rect">
+                      <a:avLst/>
+                    </a:prstGeom>
+                    <a:noFill/>
+                    <a:ln w="9525">
+                      <a:noFill/>
+                      <a:headEnd/>
+                      <a:tailEnd/>
+                    </a:ln>
+                  </pic:spPr>
+                </pic:pic>
+              </a:graphicData>
+            </a:graphic>
+          </wp:inline>
+        </w:drawing>
+      </w:r>
+    </w:p>
+    <w:p>
+      <w:pPr>
+        <w:pStyle w:val="ImageCaption"/>
+      </w:pPr>
+      <w:r>
+        <w:t xml:space="preserve">Продолжение работы с gh</w:t>
+      </w:r>
+    </w:p>
+    <w:bookmarkEnd w:id="74"/>
+    <w:p>
+      <w:pPr>
+        <w:pStyle w:val="BodyText"/>
+      </w:pPr>
+      <w:r>
+        <w:t xml:space="preserve">Создание репозитория курса на основе шаблона(рис. 14)</w:t>
+      </w:r>
+    </w:p>
+    <w:bookmarkStart w:id="78" w:name="fig014"/>
+    <w:p>
+      <w:pPr>
+        <w:pStyle w:val="CaptionedFigure"/>
+      </w:pPr>
+      <w:r>
+        <w:drawing>
+          <wp:inline>
+            <wp:extent cx="3733800" cy="2131183"/>
+            <wp:effectExtent b="0" l="0" r="0" t="0"/>
+            <wp:docPr descr="Загрузка шаблона" title="" id="76" name="Picture"/>
+            <a:graphic>
+              <a:graphicData uri="http://schemas.openxmlformats.org/drawingml/2006/picture">
+                <pic:pic>
+                  <pic:nvPicPr>
+                    <pic:cNvPr descr="image/14.png" id="77" name="Picture"/>
+                    <pic:cNvPicPr>
+                      <a:picLocks noChangeArrowheads="1" noChangeAspect="1"/>
+                    </pic:cNvPicPr>
+                  </pic:nvPicPr>
+                  <pic:blipFill>
+                    <a:blip r:embed="rId75"/>
+                    <a:stretch>
+                      <a:fillRect/>
+                    </a:stretch>
+                  </pic:blipFill>
+                  <pic:spPr bwMode="auto">
+                    <a:xfrm>
+                      <a:off x="0" y="0"/>
+                      <a:ext cx="3733800" cy="2131183"/>
+                    </a:xfrm>
+                    <a:prstGeom prst="rect">
+                      <a:avLst/>
+                    </a:prstGeom>
+                    <a:noFill/>
+                    <a:ln w="9525">
+                      <a:noFill/>
+                      <a:headEnd/>
+                      <a:tailEnd/>
+                    </a:ln>
+                  </pic:spPr>
+                </pic:pic>
+              </a:graphicData>
+            </a:graphic>
+          </wp:inline>
+        </w:drawing>
+      </w:r>
+    </w:p>
+    <w:p>
+      <w:pPr>
+        <w:pStyle w:val="ImageCaption"/>
+      </w:pPr>
+      <w:r>
+        <w:t xml:space="preserve">Загрузка шаблона</w:t>
+      </w:r>
+    </w:p>
+    <w:bookmarkEnd w:id="78"/>
+    <w:p>
+      <w:pPr>
+        <w:pStyle w:val="BodyText"/>
+      </w:pPr>
+      <w:r>
+        <w:t xml:space="preserve">Продолжение загрузки шаблона(рис. 15)</w:t>
+      </w:r>
+      <w:r>
+        <w:t xml:space="preserve"> </w:t>
+      </w:r>
+      <w:bookmarkStart w:id="82" w:name="fig:015"/>
+      <w:r>
+        <w:drawing>
+          <wp:inline>
+            <wp:extent cx="3733800" cy="875300"/>
+            <wp:effectExtent b="0" l="0" r="0" t="0"/>
+            <wp:docPr descr="Продолжение загрузки шаблона" title="" id="80" name="Picture"/>
+            <a:graphic>
+              <a:graphicData uri="http://schemas.openxmlformats.org/drawingml/2006/picture">
+                <pic:pic>
+                  <pic:nvPicPr>
+                    <pic:cNvPr descr="image/15.png" id="81" name="Picture"/>
+                    <pic:cNvPicPr>
+                      <a:picLocks noChangeArrowheads="1" noChangeAspect="1"/>
+                    </pic:cNvPicPr>
+                  </pic:nvPicPr>
+                  <pic:blipFill>
+                    <a:blip r:embed="rId79"/>
+                    <a:stretch>
+                      <a:fillRect/>
+                    </a:stretch>
+                  </pic:blipFill>
+                  <pic:spPr bwMode="auto">
+                    <a:xfrm>
+                      <a:off x="0" y="0"/>
+                      <a:ext cx="3733800" cy="875300"/>
+                    </a:xfrm>
+                    <a:prstGeom prst="rect">
+                      <a:avLst/>
+                    </a:prstGeom>
+                    <a:noFill/>
+                    <a:ln w="9525">
+                      <a:noFill/>
+                      <a:headEnd/>
+                      <a:tailEnd/>
+                    </a:ln>
+                  </pic:spPr>
+                </pic:pic>
+              </a:graphicData>
+            </a:graphic>
+          </wp:inline>
+        </w:drawing>
+      </w:r>
+      <w:bookmarkEnd w:id="82"/>
+    </w:p>
+    <w:p>
+      <w:pPr>
+        <w:pStyle w:val="BodyText"/>
+      </w:pPr>
+      <w:r>
+        <w:t xml:space="preserve">Настройка каталога курса(рис. 16)</w:t>
+      </w:r>
+    </w:p>
+    <w:bookmarkStart w:id="86" w:name="fig:016"/>
+    <w:p>
+      <w:pPr>
+        <w:pStyle w:val="CaptionedFigure"/>
+      </w:pPr>
+      <w:r>
+        <w:drawing>
+          <wp:inline>
+            <wp:extent cx="3733800" cy="2367991"/>
+            <wp:effectExtent b="0" l="0" r="0" t="0"/>
+            <wp:docPr descr="Удаление лишних файлов и создание каталогов" title="" id="84" name="Picture"/>
+            <a:graphic>
+              <a:graphicData uri="http://schemas.openxmlformats.org/drawingml/2006/picture">
+                <pic:pic>
+                  <pic:nvPicPr>
+                    <pic:cNvPr descr="image/16.png" id="85" name="Picture"/>
+                    <pic:cNvPicPr>
+                      <a:picLocks noChangeArrowheads="1" noChangeAspect="1"/>
+                    </pic:cNvPicPr>
+                  </pic:nvPicPr>
+                  <pic:blipFill>
+                    <a:blip r:embed="rId83"/>
+                    <a:stretch>
+                      <a:fillRect/>
+                    </a:stretch>
+                  </pic:blipFill>
+                  <pic:spPr bwMode="auto">
+                    <a:xfrm>
+                      <a:off x="0" y="0"/>
+                      <a:ext cx="3733800" cy="2367991"/>
+                    </a:xfrm>
+                    <a:prstGeom prst="rect">
+                      <a:avLst/>
+                    </a:prstGeom>
+                    <a:noFill/>
+                    <a:ln w="9525">
+                      <a:noFill/>
+                      <a:headEnd/>
+                      <a:tailEnd/>
+                    </a:ln>
+                  </pic:spPr>
+                </pic:pic>
+              </a:graphicData>
+            </a:graphic>
+          </wp:inline>
+        </w:drawing>
+      </w:r>
+    </w:p>
+    <w:p>
+      <w:pPr>
+        <w:pStyle w:val="ImageCaption"/>
+      </w:pPr>
+      <w:r>
+        <w:t xml:space="preserve">Удаление лишних файлов и создание каталогов</w:t>
+      </w:r>
+    </w:p>
+    <w:bookmarkEnd w:id="86"/>
+    <w:p>
+      <w:pPr>
+        <w:pStyle w:val="BodyText"/>
+      </w:pPr>
+      <w:r>
+        <w:t xml:space="preserve">Отправка файлов на сервер(рис. 17)</w:t>
+      </w:r>
+    </w:p>
+    <w:bookmarkStart w:id="90" w:name="fig:017"/>
+    <w:p>
+      <w:pPr>
+        <w:pStyle w:val="CaptionedFigure"/>
+      </w:pPr>
+      <w:r>
+        <w:drawing>
+          <wp:inline>
+            <wp:extent cx="3733800" cy="1181468"/>
+            <wp:effectExtent b="0" l="0" r="0" t="0"/>
+            <wp:docPr descr="Отправка файлов на сервер" title="" id="88" name="Picture"/>
+            <a:graphic>
+              <a:graphicData uri="http://schemas.openxmlformats.org/drawingml/2006/picture">
+                <pic:pic>
+                  <pic:nvPicPr>
+                    <pic:cNvPr descr="image/17.png" id="89" name="Picture"/>
+                    <pic:cNvPicPr>
+                      <a:picLocks noChangeArrowheads="1" noChangeAspect="1"/>
+                    </pic:cNvPicPr>
+                  </pic:nvPicPr>
+                  <pic:blipFill>
+                    <a:blip r:embed="rId87"/>
+                    <a:stretch>
+                      <a:fillRect/>
+                    </a:stretch>
+                  </pic:blipFill>
+                  <pic:spPr bwMode="auto">
+                    <a:xfrm>
+                      <a:off x="0" y="0"/>
+                      <a:ext cx="3733800" cy="1181468"/>
+                    </a:xfrm>
+                    <a:prstGeom prst="rect">
+                      <a:avLst/>
+                    </a:prstGeom>
+                    <a:noFill/>
+                    <a:ln w="9525">
+                      <a:noFill/>
+                      <a:headEnd/>
+                      <a:tailEnd/>
+                    </a:ln>
+                  </pic:spPr>
+                </pic:pic>
+              </a:graphicData>
+            </a:graphic>
+          </wp:inline>
+        </w:drawing>
+      </w:r>
+    </w:p>
+    <w:p>
+      <w:pPr>
+        <w:pStyle w:val="ImageCaption"/>
+      </w:pPr>
+      <w:r>
+        <w:t xml:space="preserve">Отправка файлов на сервер</w:t>
+      </w:r>
+    </w:p>
+    <w:bookmarkEnd w:id="90"/>
+    <w:bookmarkEnd w:id="91"/>
+    <w:bookmarkStart w:id="92" w:name="выводы"/>
     <w:p>
       <w:pPr>
         <w:pStyle w:val="Heading1"/>
@@ -464,22 +1345,124 @@
         <w:pStyle w:val="FirstParagraph"/>
       </w:pPr>
       <w:r>
-        <w:t xml:space="preserve">Мы научились оформлять отчёты с помощью легковесного языка разметки Markdown.</w:t>
-      </w:r>
-    </w:p>
-    <w:bookmarkEnd w:id="42"/>
-    <w:bookmarkStart w:id="44" w:name="список-литературы"/>
+        <w:t xml:space="preserve">Мы приобрели практические навыки работы с github.</w:t>
+      </w:r>
+    </w:p>
+    <w:bookmarkEnd w:id="92"/>
+    <w:bookmarkStart w:id="93" w:name="контрольные-вопросы"/>
     <w:p>
       <w:pPr>
         <w:pStyle w:val="Heading1"/>
       </w:pPr>
       <w:r>
+        <w:t xml:space="preserve">Контрольные вопросы</w:t>
+      </w:r>
+    </w:p>
+    <w:p>
+      <w:pPr>
+        <w:pStyle w:val="FirstParagraph"/>
+      </w:pPr>
+      <w:r>
+        <w:t xml:space="preserve">Вопрос 1: Система контроля версий (VCS) — это инструмент для отслеживания изменений в файлах, который позволяет хранить историю правок, возвращаться к любой предыдущей версии и работать над проектом в команде. Основные задачи: фиксация изменений, возможность отката к старым версиям, параллельная работа нескольких разработчиков, резервное копирование и безопасное проведение экспериментов без риска для основного кода.</w:t>
+      </w:r>
+    </w:p>
+    <w:p>
+      <w:pPr>
+        <w:pStyle w:val="BodyText"/>
+      </w:pPr>
+      <w:r>
+        <w:t xml:space="preserve">Вопрос 2: Хранилище (репозиторий) — это место, где VCS хранит все файлы проекта и полную историю их изменений. Commit (коммит) — это операция создания</w:t>
+      </w:r>
+      <w:r>
+        <w:t xml:space="preserve"> </w:t>
+      </w:r>
+      <w:r>
+        <w:t xml:space="preserve">“снимка”</w:t>
+      </w:r>
+      <w:r>
+        <w:t xml:space="preserve"> </w:t>
+      </w:r>
+      <w:r>
+        <w:t xml:space="preserve">текущего состояния файлов, которая добавляется в историю с комментарием. История — это хронологическая последовательность всех сделанных коммитов. Рабочая копия — это файлы проекта на компьютере разработчика, которые он редактирует в данный момент. Связь: разработчик вносит правки в рабочую копию, затем фиксирует их через коммит, который сохраняется в хранилище и становится частью истории.</w:t>
+      </w:r>
+    </w:p>
+    <w:p>
+      <w:pPr>
+        <w:pStyle w:val="BodyText"/>
+      </w:pPr>
+      <w:r>
+        <w:t xml:space="preserve">Вопрос 3: Централизованные VCS (например, SVN, CVS) имеют единственное хранилище на сервере, и все разработчики подключаются к нему. История хранится только на сервере, без доступа к нему нельзя сделать коммит. Децентрализованные VCS (Git, Mercurial) дают каждому разработчику полную копию репозитория с историей на локальном компьютере. Это позволяет работать офлайн, делать коммиты локально, а сервер используется только для синхронизации. Это быстрее и надежнее.</w:t>
+      </w:r>
+    </w:p>
+    <w:p>
+      <w:pPr>
+        <w:pStyle w:val="BodyText"/>
+      </w:pPr>
+      <w:r>
+        <w:t xml:space="preserve">Вопрос 4: При единоличной работе последовательность действий такая: сначала инициализируешь пустой репозиторий в папке проекта. Затем создаешь или редактируешь файлы в рабочей копии. Когда нужно сохранить результат, добавляешь нужные файлы в индекс и делаешь коммит с описанием. В любой момент можно посмотреть историю и при необходимости откатить проект к любому предыдущему коммиту.</w:t>
+      </w:r>
+    </w:p>
+    <w:p>
+      <w:pPr>
+        <w:pStyle w:val="BodyText"/>
+      </w:pPr>
+      <w:r>
+        <w:t xml:space="preserve">Вопрос 5: Порядок работы с общим хранилищем: сначала клонируешь удаленный репозиторий к себе. Перед началом работы и перед отправкой своих изменений обязательно загружаешь последние обновления с сервера, чтобы синхронизироваться с коллегами. Затем вносишь изменения в рабочую копию, фиксируешь их локально и отправляешь в общий репозиторий. Если кто-то изменил те же строки кода, возникает конфликт, который нужно разрешить вручную, после чего сделать коммит слияния.</w:t>
+      </w:r>
+    </w:p>
+    <w:p>
+      <w:pPr>
+        <w:pStyle w:val="BodyText"/>
+      </w:pPr>
+      <w:r>
+        <w:t xml:space="preserve">Вопрос 6: Основные задачи, которые решает Git: управление версиями — создание снимков состояния проекта; ветвление и слияние — создание изолированных линий разработки и их объединение; распределенная работа — возможность коммитить офлайн и синхронизироваться позже; отмена изменений — гибкий откат к любой точке истории; организация командной работы через удаленные репозитории.</w:t>
+      </w:r>
+    </w:p>
+    <w:p>
+      <w:pPr>
+        <w:pStyle w:val="BodyText"/>
+      </w:pPr>
+      <w:r>
+        <w:t xml:space="preserve">Вопрос 7: Краткая характеристика основных команд Git: init — создать новый репозиторий; clone — скопировать удаленный репозиторий; status — показать состояние файлов; add — добавить изменения в индекс для коммита; commit — зафиксировать изменения в истории; log — показать историю коммитов; pull — забрать обновления с сервера и слить с текущей веткой; push — отправить локальные коммиты на сервер; branch — посмотреть список веток или создать новую; checkout — переключиться на другую ветку; merge — слить изменения из другой ветки в текущую.</w:t>
+      </w:r>
+    </w:p>
+    <w:p>
+      <w:pPr>
+        <w:pStyle w:val="BodyText"/>
+      </w:pPr>
+      <w:r>
+        <w:t xml:space="preserve">Вопрос 8: Пример работы с локальным репозиторием: инициализируешь репозиторий, создаешь файл, добавляешь его в индекс и делаешь коммит с сообщением. Пример с удаленным: клонируешь удаленный репозиторий, забираешь обновления, вносишь правки, добавляешь их в индекс, коммитишь и отправляешь на сервер.</w:t>
+      </w:r>
+    </w:p>
+    <w:p>
+      <w:pPr>
+        <w:pStyle w:val="BodyText"/>
+      </w:pPr>
+      <w:r>
+        <w:t xml:space="preserve">Вопрос 9: Ветки нужны для параллельной разработки. Они позволяют создавать изолированные линии для новых фич, исправления багов или экспериментов, не трогая стабильный основной код. Когда работа в ветке завершена и проверена, ее можно слить обратно в основную ветку. Это упрощает командную работу и уменьшает риски.</w:t>
+      </w:r>
+    </w:p>
+    <w:p>
+      <w:pPr>
+        <w:pStyle w:val="BodyText"/>
+      </w:pPr>
+      <w:r>
+        <w:t xml:space="preserve">Вопрос 10: Игнорировать файлы при коммите нужно, чтобы не засорять репозиторий мусором и не хранить чувствительные данные. Для этого создается файл .gitignore, в который записывают шаблоны имен файлов и папок, которые Git должен пропускать. Обычно игнорируют временные файлы, результаты компиляции, конфиденциальные данные, огромные папки с зависимостями и персональные настройки IDE.</w:t>
+      </w:r>
+    </w:p>
+    <w:bookmarkEnd w:id="93"/>
+    <w:bookmarkStart w:id="95" w:name="список-литературы"/>
+    <w:p>
+      <w:pPr>
+        <w:pStyle w:val="Heading1"/>
+      </w:pPr>
+      <w:r>
         <w:t xml:space="preserve">Список литературы</w:t>
       </w:r>
     </w:p>
-    <w:bookmarkStart w:id="43" w:name="refs"/>
-    <w:bookmarkEnd w:id="43"/>
-    <w:bookmarkEnd w:id="44"/>
+    <w:bookmarkStart w:id="94" w:name="refs"/>
+    <w:bookmarkEnd w:id="94"/>
+    <w:bookmarkEnd w:id="95"/>
     <w:sectPr>
       <w:footnotePr>
         <w:numRestart w:val="eachSect"/>

--- a/labs/lab02/report/report.docx
+++ b/labs/lab02/report/report.docx
@@ -104,7 +104,7 @@
         </w:p>
       </w:sdtContent>
     </w:sdt>
-    <w:bookmarkStart w:id="20" w:name="цель-работы"/>
+    <w:bookmarkStart w:id="9" w:name="цель-работы"/>
     <w:p>
       <w:pPr>
         <w:pStyle w:val="Heading1"/>
@@ -121,8 +121,8 @@
         <w:t xml:space="preserve">Изучить идеологию и применение средств контроля версий.Освоить умения по работе с git.</w:t>
       </w:r>
     </w:p>
-    <w:bookmarkEnd w:id="20"/>
-    <w:bookmarkStart w:id="21" w:name="задание"/>
+    <w:bookmarkEnd w:id="9"/>
+    <w:bookmarkStart w:id="10" w:name="задание"/>
     <w:p>
       <w:pPr>
         <w:pStyle w:val="Heading1"/>
@@ -163,8 +163,8 @@
         <w:t xml:space="preserve">Создать локальный каталог для выполнения заданий по предмету.</w:t>
       </w:r>
     </w:p>
-    <w:bookmarkEnd w:id="21"/>
-    <w:bookmarkStart w:id="22" w:name="теоретическое-введение"/>
+    <w:bookmarkEnd w:id="10"/>
+    <w:bookmarkStart w:id="11" w:name="теоретическое-введение"/>
     <w:p>
       <w:pPr>
         <w:pStyle w:val="Heading1"/>
@@ -221,8 +221,8 @@
         <w:t xml:space="preserve">Среди классических VCS наиболее известны CVS, Subversion, а среди распределённых — Git, Bazaar, Mercurial. Принципы их работы схожи, отличаются они в основном синтаксисом используемых в работе команд.</w:t>
       </w:r>
     </w:p>
-    <w:bookmarkEnd w:id="22"/>
-    <w:bookmarkStart w:id="91" w:name="выполнение-лабораторной-работы"/>
+    <w:bookmarkEnd w:id="11"/>
+    <w:bookmarkStart w:id="80" w:name="выполнение-лабораторной-работы"/>
     <w:p>
       <w:pPr>
         <w:pStyle w:val="Heading1"/>
@@ -236,10 +236,19 @@
         <w:pStyle w:val="FirstParagraph"/>
       </w:pPr>
       <w:r>
-        <w:t xml:space="preserve">Установка git(рис. 1)</w:t>
-      </w:r>
-    </w:p>
-    <w:bookmarkStart w:id="26" w:name="fig001"/>
+        <w:t xml:space="preserve">Установка git (рис.</w:t>
+      </w:r>
+      <w:r>
+        <w:t xml:space="preserve"> </w:t>
+      </w:r>
+      <w:r>
+        <w:t xml:space="preserve">@fig:001</w:t>
+      </w:r>
+      <w:r>
+        <w:t xml:space="preserve">)</w:t>
+      </w:r>
+    </w:p>
+    <w:bookmarkStart w:id="15" w:name="fig:001"/>
     <w:p>
       <w:pPr>
         <w:pStyle w:val="CaptionedFigure"/>
@@ -249,18 +258,18 @@
           <wp:inline>
             <wp:extent cx="3733800" cy="3765767"/>
             <wp:effectExtent b="0" l="0" r="0" t="0"/>
-            <wp:docPr descr="Установка git" title="" id="24" name="Picture"/>
+            <wp:docPr descr="Установка git" title="" id="13" name="Picture"/>
             <a:graphic>
               <a:graphicData uri="http://schemas.openxmlformats.org/drawingml/2006/picture">
                 <pic:pic>
                   <pic:nvPicPr>
-                    <pic:cNvPr descr="image/1.png" id="25" name="Picture"/>
+                    <pic:cNvPr descr="image/1.png" id="14" name="Picture"/>
                     <pic:cNvPicPr>
                       <a:picLocks noChangeArrowheads="1" noChangeAspect="1"/>
                     </pic:cNvPicPr>
                   </pic:nvPicPr>
                   <pic:blipFill>
-                    <a:blip r:embed="rId23"/>
+                    <a:blip r:embed="rId12"/>
                     <a:stretch>
                       <a:fillRect/>
                     </a:stretch>
@@ -295,16 +304,25 @@
         <w:t xml:space="preserve">Установка git</w:t>
       </w:r>
     </w:p>
-    <w:bookmarkEnd w:id="26"/>
+    <w:bookmarkEnd w:id="15"/>
     <w:p>
       <w:pPr>
         <w:pStyle w:val="BodyText"/>
       </w:pPr>
       <w:r>
-        <w:t xml:space="preserve">Установка gh(рис. 2)</w:t>
-      </w:r>
-    </w:p>
-    <w:bookmarkStart w:id="30" w:name="fig002"/>
+        <w:t xml:space="preserve">Установка gh (рис.</w:t>
+      </w:r>
+      <w:r>
+        <w:t xml:space="preserve"> </w:t>
+      </w:r>
+      <w:r>
+        <w:t xml:space="preserve">@fig:002</w:t>
+      </w:r>
+      <w:r>
+        <w:t xml:space="preserve">)</w:t>
+      </w:r>
+    </w:p>
+    <w:bookmarkStart w:id="19" w:name="fig:002"/>
     <w:p>
       <w:pPr>
         <w:pStyle w:val="CaptionedFigure"/>
@@ -314,18 +332,18 @@
           <wp:inline>
             <wp:extent cx="3733800" cy="2535687"/>
             <wp:effectExtent b="0" l="0" r="0" t="0"/>
-            <wp:docPr descr="Установка gh" title="" id="28" name="Picture"/>
+            <wp:docPr descr="Установка gh" title="" id="17" name="Picture"/>
             <a:graphic>
               <a:graphicData uri="http://schemas.openxmlformats.org/drawingml/2006/picture">
                 <pic:pic>
                   <pic:nvPicPr>
-                    <pic:cNvPr descr="image/2.png" id="29" name="Picture"/>
+                    <pic:cNvPr descr="image/2.png" id="18" name="Picture"/>
                     <pic:cNvPicPr>
                       <a:picLocks noChangeArrowheads="1" noChangeAspect="1"/>
                     </pic:cNvPicPr>
                   </pic:nvPicPr>
                   <pic:blipFill>
-                    <a:blip r:embed="rId27"/>
+                    <a:blip r:embed="rId16"/>
                     <a:stretch>
                       <a:fillRect/>
                     </a:stretch>
@@ -360,16 +378,25 @@
         <w:t xml:space="preserve">Установка gh</w:t>
       </w:r>
     </w:p>
-    <w:bookmarkEnd w:id="30"/>
+    <w:bookmarkEnd w:id="19"/>
     <w:p>
       <w:pPr>
         <w:pStyle w:val="BodyText"/>
       </w:pPr>
       <w:r>
-        <w:t xml:space="preserve">Базовая настройка git,зададим имя и email владельца репозитория(рис. 3)</w:t>
-      </w:r>
-    </w:p>
-    <w:bookmarkStart w:id="34" w:name="fig:003"/>
+        <w:t xml:space="preserve">Базовая настройка git,зададим имя и email владельца репозитория (рис.</w:t>
+      </w:r>
+      <w:r>
+        <w:t xml:space="preserve"> </w:t>
+      </w:r>
+      <w:r>
+        <w:t xml:space="preserve">@fig:003</w:t>
+      </w:r>
+      <w:r>
+        <w:t xml:space="preserve">)</w:t>
+      </w:r>
+    </w:p>
+    <w:bookmarkStart w:id="23" w:name="fig:003"/>
     <w:p>
       <w:pPr>
         <w:pStyle w:val="CaptionedFigure"/>
@@ -379,18 +406,18 @@
           <wp:inline>
             <wp:extent cx="3733800" cy="301526"/>
             <wp:effectExtent b="0" l="0" r="0" t="0"/>
-            <wp:docPr descr="Зададим имя и email владельца репозитория" title="" id="32" name="Picture"/>
+            <wp:docPr descr="Зададим имя и email владельца репозитория" title="" id="21" name="Picture"/>
             <a:graphic>
               <a:graphicData uri="http://schemas.openxmlformats.org/drawingml/2006/picture">
                 <pic:pic>
                   <pic:nvPicPr>
-                    <pic:cNvPr descr="image/3.png" id="33" name="Picture"/>
+                    <pic:cNvPr descr="image/3.png" id="22" name="Picture"/>
                     <pic:cNvPicPr>
                       <a:picLocks noChangeArrowheads="1" noChangeAspect="1"/>
                     </pic:cNvPicPr>
                   </pic:nvPicPr>
                   <pic:blipFill>
-                    <a:blip r:embed="rId31"/>
+                    <a:blip r:embed="rId20"/>
                     <a:stretch>
                       <a:fillRect/>
                     </a:stretch>
@@ -425,16 +452,25 @@
         <w:t xml:space="preserve">Зададим имя и email владельца репозитория</w:t>
       </w:r>
     </w:p>
-    <w:bookmarkEnd w:id="34"/>
+    <w:bookmarkEnd w:id="23"/>
     <w:p>
       <w:pPr>
         <w:pStyle w:val="BodyText"/>
       </w:pPr>
       <w:r>
-        <w:t xml:space="preserve">Настроим utf-8 в выводе сообщений git,зададим имя ветки,а также параметры(рис. 4)</w:t>
-      </w:r>
-    </w:p>
-    <w:bookmarkStart w:id="38" w:name="fig:004"/>
+        <w:t xml:space="preserve">Настроим utf-8 в выводе сообщений git,зададим имя ветки,а также параметры (рис.</w:t>
+      </w:r>
+      <w:r>
+        <w:t xml:space="preserve"> </w:t>
+      </w:r>
+      <w:r>
+        <w:t xml:space="preserve">@fig:004</w:t>
+      </w:r>
+      <w:r>
+        <w:t xml:space="preserve">)</w:t>
+      </w:r>
+    </w:p>
+    <w:bookmarkStart w:id="27" w:name="fig:004"/>
     <w:p>
       <w:pPr>
         <w:pStyle w:val="CaptionedFigure"/>
@@ -444,18 +480,18 @@
           <wp:inline>
             <wp:extent cx="3733800" cy="453938"/>
             <wp:effectExtent b="0" l="0" r="0" t="0"/>
-            <wp:docPr descr="Настроим utf-8 в выводе сообщений git,зададим имя начальной ветки,а также параметры autocrlf и safecrlf" title="" id="36" name="Picture"/>
+            <wp:docPr descr="Настроим utf-8 в выводе сообщений git,зададим имя начальной ветки,а также параметры autocrlf и safecrlf" title="" id="25" name="Picture"/>
             <a:graphic>
               <a:graphicData uri="http://schemas.openxmlformats.org/drawingml/2006/picture">
                 <pic:pic>
                   <pic:nvPicPr>
-                    <pic:cNvPr descr="image/4.png" id="37" name="Picture"/>
+                    <pic:cNvPr descr="image/4.png" id="26" name="Picture"/>
                     <pic:cNvPicPr>
                       <a:picLocks noChangeArrowheads="1" noChangeAspect="1"/>
                     </pic:cNvPicPr>
                   </pic:nvPicPr>
                   <pic:blipFill>
-                    <a:blip r:embed="rId35"/>
+                    <a:blip r:embed="rId24"/>
                     <a:stretch>
                       <a:fillRect/>
                     </a:stretch>
@@ -490,16 +526,25 @@
         <w:t xml:space="preserve">Настроим utf-8 в выводе сообщений git,зададим имя начальной ветки,а также параметры autocrlf и safecrlf</w:t>
       </w:r>
     </w:p>
-    <w:bookmarkEnd w:id="38"/>
+    <w:bookmarkEnd w:id="27"/>
     <w:p>
       <w:pPr>
         <w:pStyle w:val="BodyText"/>
       </w:pPr>
       <w:r>
-        <w:t xml:space="preserve">Создадим ssh ключ.(рис. 5)</w:t>
-      </w:r>
-    </w:p>
-    <w:bookmarkStart w:id="42" w:name="fig:005"/>
+        <w:t xml:space="preserve">Создадим ssh ключ (рис.</w:t>
+      </w:r>
+      <w:r>
+        <w:t xml:space="preserve"> </w:t>
+      </w:r>
+      <w:r>
+        <w:t xml:space="preserve">@fig:005</w:t>
+      </w:r>
+      <w:r>
+        <w:t xml:space="preserve">)</w:t>
+      </w:r>
+    </w:p>
+    <w:bookmarkStart w:id="31" w:name="fig:005"/>
     <w:p>
       <w:pPr>
         <w:pStyle w:val="CaptionedFigure"/>
@@ -509,18 +554,18 @@
           <wp:inline>
             <wp:extent cx="3733800" cy="4453798"/>
             <wp:effectExtent b="0" l="0" r="0" t="0"/>
-            <wp:docPr descr="Создадим ключ ssh" title="" id="40" name="Picture"/>
+            <wp:docPr descr="Создадим ключ ssh" title="" id="29" name="Picture"/>
             <a:graphic>
               <a:graphicData uri="http://schemas.openxmlformats.org/drawingml/2006/picture">
                 <pic:pic>
                   <pic:nvPicPr>
-                    <pic:cNvPr descr="image/5.png" id="41" name="Picture"/>
+                    <pic:cNvPr descr="image/5.png" id="30" name="Picture"/>
                     <pic:cNvPicPr>
                       <a:picLocks noChangeArrowheads="1" noChangeAspect="1"/>
                     </pic:cNvPicPr>
                   </pic:nvPicPr>
                   <pic:blipFill>
-                    <a:blip r:embed="rId39"/>
+                    <a:blip r:embed="rId28"/>
                     <a:stretch>
                       <a:fillRect/>
                     </a:stretch>
@@ -555,21 +600,16 @@
         <w:t xml:space="preserve">Создадим ключ ssh</w:t>
       </w:r>
     </w:p>
-    <w:bookmarkEnd w:id="42"/>
+    <w:bookmarkEnd w:id="31"/>
     <w:p>
       <w:pPr>
         <w:pStyle w:val="BodyText"/>
       </w:pPr>
       <w:r>
-        <w:t xml:space="preserve">Добавим в github(рис. 6)</w:t>
-      </w:r>
-    </w:p>
-    <w:p>
-      <w:pPr>
-        <w:pStyle w:val="BodyText"/>
-      </w:pPr>
-      <w:r>
-        <w:t xml:space="preserve">Добавление в github(рис.-</w:t>
+        <w:t xml:space="preserve">Добавим в github (рис.</w:t>
+      </w:r>
+      <w:r>
+        <w:t xml:space="preserve"> </w:t>
       </w:r>
       <w:r>
         <w:t xml:space="preserve">@fig:006</w:t>
@@ -577,27 +617,29 @@
       <w:r>
         <w:t xml:space="preserve">)</w:t>
       </w:r>
-      <w:r>
-        <w:t xml:space="preserve"> </w:t>
-      </w:r>
-      <w:bookmarkStart w:id="46" w:name="fig:006"/>
+    </w:p>
+    <w:bookmarkStart w:id="35" w:name="fig:006"/>
+    <w:p>
+      <w:pPr>
+        <w:pStyle w:val="CaptionedFigure"/>
+      </w:pPr>
       <w:r>
         <w:drawing>
           <wp:inline>
             <wp:extent cx="3733800" cy="3629820"/>
             <wp:effectExtent b="0" l="0" r="0" t="0"/>
-            <wp:docPr descr="Добавим ssh ключ в github" title="" id="44" name="Picture"/>
+            <wp:docPr descr="Добавим ssh ключ в github" title="" id="33" name="Picture"/>
             <a:graphic>
               <a:graphicData uri="http://schemas.openxmlformats.org/drawingml/2006/picture">
                 <pic:pic>
                   <pic:nvPicPr>
-                    <pic:cNvPr descr="image/6.png" id="45" name="Picture"/>
+                    <pic:cNvPr descr="image/6.png" id="34" name="Picture"/>
                     <pic:cNvPicPr>
                       <a:picLocks noChangeArrowheads="1" noChangeAspect="1"/>
                     </pic:cNvPicPr>
                   </pic:nvPicPr>
                   <pic:blipFill>
-                    <a:blip r:embed="rId43"/>
+                    <a:blip r:embed="rId32"/>
                     <a:stretch>
                       <a:fillRect/>
                     </a:stretch>
@@ -623,17 +665,34 @@
           </wp:inline>
         </w:drawing>
       </w:r>
-      <w:bookmarkEnd w:id="46"/>
-    </w:p>
+    </w:p>
+    <w:p>
+      <w:pPr>
+        <w:pStyle w:val="ImageCaption"/>
+      </w:pPr>
+      <w:r>
+        <w:t xml:space="preserve">Добавим ssh ключ в github</w:t>
+      </w:r>
+    </w:p>
+    <w:bookmarkEnd w:id="35"/>
     <w:p>
       <w:pPr>
         <w:pStyle w:val="BodyText"/>
       </w:pPr>
       <w:r>
-        <w:t xml:space="preserve">Cоздадим pgp ключ(рис. 7)</w:t>
-      </w:r>
-    </w:p>
-    <w:bookmarkStart w:id="50" w:name="fig:007"/>
+        <w:t xml:space="preserve">Cоздадим pgp ключ (рис.</w:t>
+      </w:r>
+      <w:r>
+        <w:t xml:space="preserve"> </w:t>
+      </w:r>
+      <w:r>
+        <w:t xml:space="preserve">@fig:007</w:t>
+      </w:r>
+      <w:r>
+        <w:t xml:space="preserve">)</w:t>
+      </w:r>
+    </w:p>
+    <w:bookmarkStart w:id="39" w:name="fig:007"/>
     <w:p>
       <w:pPr>
         <w:pStyle w:val="CaptionedFigure"/>
@@ -643,18 +702,18 @@
           <wp:inline>
             <wp:extent cx="3733800" cy="3900315"/>
             <wp:effectExtent b="0" l="0" r="0" t="0"/>
-            <wp:docPr descr="Генерируем ключ pgp" title="" id="48" name="Picture"/>
+            <wp:docPr descr="Генерируем ключ pgp" title="" id="37" name="Picture"/>
             <a:graphic>
               <a:graphicData uri="http://schemas.openxmlformats.org/drawingml/2006/picture">
                 <pic:pic>
                   <pic:nvPicPr>
-                    <pic:cNvPr descr="image/7.png" id="49" name="Picture"/>
+                    <pic:cNvPr descr="image/7.png" id="38" name="Picture"/>
                     <pic:cNvPicPr>
                       <a:picLocks noChangeArrowheads="1" noChangeAspect="1"/>
                     </pic:cNvPicPr>
                   </pic:nvPicPr>
                   <pic:blipFill>
-                    <a:blip r:embed="rId47"/>
+                    <a:blip r:embed="rId36"/>
                     <a:stretch>
                       <a:fillRect/>
                     </a:stretch>
@@ -689,16 +748,25 @@
         <w:t xml:space="preserve">Генерируем ключ pgp</w:t>
       </w:r>
     </w:p>
-    <w:bookmarkEnd w:id="50"/>
+    <w:bookmarkEnd w:id="39"/>
     <w:p>
       <w:pPr>
         <w:pStyle w:val="BodyText"/>
       </w:pPr>
       <w:r>
-        <w:t xml:space="preserve">Копируем отпечаток приватного ключа(рис. 8)</w:t>
-      </w:r>
-    </w:p>
-    <w:bookmarkStart w:id="54" w:name="fig:008"/>
+        <w:t xml:space="preserve">Копируем отпечаток приватного ключа (рис.</w:t>
+      </w:r>
+      <w:r>
+        <w:t xml:space="preserve"> </w:t>
+      </w:r>
+      <w:r>
+        <w:t xml:space="preserve">@fig:008</w:t>
+      </w:r>
+      <w:r>
+        <w:t xml:space="preserve">)</w:t>
+      </w:r>
+    </w:p>
+    <w:bookmarkStart w:id="43" w:name="fig:008"/>
     <w:p>
       <w:pPr>
         <w:pStyle w:val="CaptionedFigure"/>
@@ -708,18 +776,18 @@
           <wp:inline>
             <wp:extent cx="3733800" cy="1229532"/>
             <wp:effectExtent b="0" l="0" r="0" t="0"/>
-            <wp:docPr descr="Выводим список ключей и копируем отпечаток приватного ключа" title="" id="52" name="Picture"/>
+            <wp:docPr descr="Выводим список ключей и копируем отпечаток приватного ключа" title="" id="41" name="Picture"/>
             <a:graphic>
               <a:graphicData uri="http://schemas.openxmlformats.org/drawingml/2006/picture">
                 <pic:pic>
                   <pic:nvPicPr>
-                    <pic:cNvPr descr="image/8.png" id="53" name="Picture"/>
+                    <pic:cNvPr descr="image/8.png" id="42" name="Picture"/>
                     <pic:cNvPicPr>
                       <a:picLocks noChangeArrowheads="1" noChangeAspect="1"/>
                     </pic:cNvPicPr>
                   </pic:nvPicPr>
                   <pic:blipFill>
-                    <a:blip r:embed="rId51"/>
+                    <a:blip r:embed="rId40"/>
                     <a:stretch>
                       <a:fillRect/>
                     </a:stretch>
@@ -754,16 +822,25 @@
         <w:t xml:space="preserve">Выводим список ключей и копируем отпечаток приватного ключа</w:t>
       </w:r>
     </w:p>
-    <w:bookmarkEnd w:id="54"/>
+    <w:bookmarkEnd w:id="43"/>
     <w:p>
       <w:pPr>
         <w:pStyle w:val="BodyText"/>
       </w:pPr>
       <w:r>
-        <w:t xml:space="preserve">Экспортируем ключ по его отпечатку(рис. 9)</w:t>
-      </w:r>
-    </w:p>
-    <w:bookmarkStart w:id="58" w:name="fig:009"/>
+        <w:t xml:space="preserve">Экспортируем ключ по его отпечатку (рис.</w:t>
+      </w:r>
+      <w:r>
+        <w:t xml:space="preserve"> </w:t>
+      </w:r>
+      <w:r>
+        <w:t xml:space="preserve">@fig:009</w:t>
+      </w:r>
+      <w:r>
+        <w:t xml:space="preserve">)</w:t>
+      </w:r>
+    </w:p>
+    <w:bookmarkStart w:id="47" w:name="fig:009"/>
     <w:p>
       <w:pPr>
         <w:pStyle w:val="CaptionedFigure"/>
@@ -773,18 +850,18 @@
           <wp:inline>
             <wp:extent cx="3733800" cy="3082871"/>
             <wp:effectExtent b="0" l="0" r="0" t="0"/>
-            <wp:docPr descr="Экспортируем ключ в формате ASCII по его отпечатку" title="" id="56" name="Picture"/>
+            <wp:docPr descr="Экспортируем ключ в формате ASCII по его отпечатку" title="" id="45" name="Picture"/>
             <a:graphic>
               <a:graphicData uri="http://schemas.openxmlformats.org/drawingml/2006/picture">
                 <pic:pic>
                   <pic:nvPicPr>
-                    <pic:cNvPr descr="image/9.png" id="57" name="Picture"/>
+                    <pic:cNvPr descr="image/9.png" id="46" name="Picture"/>
                     <pic:cNvPicPr>
                       <a:picLocks noChangeArrowheads="1" noChangeAspect="1"/>
                     </pic:cNvPicPr>
                   </pic:nvPicPr>
                   <pic:blipFill>
-                    <a:blip r:embed="rId55"/>
+                    <a:blip r:embed="rId44"/>
                     <a:stretch>
                       <a:fillRect/>
                     </a:stretch>
@@ -819,16 +896,25 @@
         <w:t xml:space="preserve">Экспортируем ключ в формате ASCII по его отпечатку</w:t>
       </w:r>
     </w:p>
-    <w:bookmarkEnd w:id="58"/>
+    <w:bookmarkEnd w:id="47"/>
     <w:p>
       <w:pPr>
         <w:pStyle w:val="BodyText"/>
       </w:pPr>
       <w:r>
-        <w:t xml:space="preserve">Добавим ключ pgp в github(рис. 10)</w:t>
-      </w:r>
-    </w:p>
-    <w:bookmarkStart w:id="62" w:name="fig:010"/>
+        <w:t xml:space="preserve">Добавим ключ pgp в github(рис.</w:t>
+      </w:r>
+      <w:r>
+        <w:t xml:space="preserve"> </w:t>
+      </w:r>
+      <w:r>
+        <w:t xml:space="preserve">@fig:010</w:t>
+      </w:r>
+      <w:r>
+        <w:t xml:space="preserve">)</w:t>
+      </w:r>
+    </w:p>
+    <w:bookmarkStart w:id="51" w:name="fig:010"/>
     <w:p>
       <w:pPr>
         <w:pStyle w:val="CaptionedFigure"/>
@@ -838,18 +924,18 @@
           <wp:inline>
             <wp:extent cx="3733800" cy="2016071"/>
             <wp:effectExtent b="0" l="0" r="0" t="0"/>
-            <wp:docPr descr="Добавим ключ pgp в github" title="" id="60" name="Picture"/>
+            <wp:docPr descr="Добавим ключ pgp в github" title="" id="49" name="Picture"/>
             <a:graphic>
               <a:graphicData uri="http://schemas.openxmlformats.org/drawingml/2006/picture">
                 <pic:pic>
                   <pic:nvPicPr>
-                    <pic:cNvPr descr="image/10.png" id="61" name="Picture"/>
+                    <pic:cNvPr descr="image/10.png" id="50" name="Picture"/>
                     <pic:cNvPicPr>
                       <a:picLocks noChangeArrowheads="1" noChangeAspect="1"/>
                     </pic:cNvPicPr>
                   </pic:nvPicPr>
                   <pic:blipFill>
-                    <a:blip r:embed="rId59"/>
+                    <a:blip r:embed="rId48"/>
                     <a:stretch>
                       <a:fillRect/>
                     </a:stretch>
@@ -884,16 +970,25 @@
         <w:t xml:space="preserve">Добавим ключ pgp в github</w:t>
       </w:r>
     </w:p>
-    <w:bookmarkEnd w:id="62"/>
+    <w:bookmarkEnd w:id="51"/>
     <w:p>
       <w:pPr>
         <w:pStyle w:val="BodyText"/>
       </w:pPr>
       <w:r>
-        <w:t xml:space="preserve">Настройка автоматических подписей коммитов git(рис. 11)</w:t>
-      </w:r>
-    </w:p>
-    <w:bookmarkStart w:id="66" w:name="fig011"/>
+        <w:t xml:space="preserve">Настройка автоматических подписей коммитов git (рис.</w:t>
+      </w:r>
+      <w:r>
+        <w:t xml:space="preserve"> </w:t>
+      </w:r>
+      <w:r>
+        <w:t xml:space="preserve">@fig:011</w:t>
+      </w:r>
+      <w:r>
+        <w:t xml:space="preserve">)</w:t>
+      </w:r>
+    </w:p>
+    <w:bookmarkStart w:id="55" w:name="fig:011"/>
     <w:p>
       <w:pPr>
         <w:pStyle w:val="CaptionedFigure"/>
@@ -903,18 +998,18 @@
           <wp:inline>
             <wp:extent cx="3733800" cy="368881"/>
             <wp:effectExtent b="0" l="0" r="0" t="0"/>
-            <wp:docPr descr="Используя введёный email, укажим Git применять его при подписи коммитов" title="" id="64" name="Picture"/>
+            <wp:docPr descr="Используя введёный email, укажим Git применять его при подписи коммитов" title="" id="53" name="Picture"/>
             <a:graphic>
               <a:graphicData uri="http://schemas.openxmlformats.org/drawingml/2006/picture">
                 <pic:pic>
                   <pic:nvPicPr>
-                    <pic:cNvPr descr="image/11.png" id="65" name="Picture"/>
+                    <pic:cNvPr descr="image/11.png" id="54" name="Picture"/>
                     <pic:cNvPicPr>
                       <a:picLocks noChangeArrowheads="1" noChangeAspect="1"/>
                     </pic:cNvPicPr>
                   </pic:nvPicPr>
                   <pic:blipFill>
-                    <a:blip r:embed="rId63"/>
+                    <a:blip r:embed="rId52"/>
                     <a:stretch>
                       <a:fillRect/>
                     </a:stretch>
@@ -949,16 +1044,25 @@
         <w:t xml:space="preserve">Используя введёный email, укажим Git применять его при подписи коммитов</w:t>
       </w:r>
     </w:p>
-    <w:bookmarkEnd w:id="66"/>
+    <w:bookmarkEnd w:id="55"/>
     <w:p>
       <w:pPr>
         <w:pStyle w:val="BodyText"/>
       </w:pPr>
       <w:r>
-        <w:t xml:space="preserve">Авторизация в gh(рис. 12)</w:t>
-      </w:r>
-    </w:p>
-    <w:bookmarkStart w:id="70" w:name="fig012"/>
+        <w:t xml:space="preserve">Авторизация в gh (рис.</w:t>
+      </w:r>
+      <w:r>
+        <w:t xml:space="preserve"> </w:t>
+      </w:r>
+      <w:r>
+        <w:t xml:space="preserve">@fig:012</w:t>
+      </w:r>
+      <w:r>
+        <w:t xml:space="preserve">)</w:t>
+      </w:r>
+    </w:p>
+    <w:bookmarkStart w:id="59" w:name="fig:012"/>
     <w:p>
       <w:pPr>
         <w:pStyle w:val="CaptionedFigure"/>
@@ -968,18 +1072,18 @@
           <wp:inline>
             <wp:extent cx="3542096" cy="1039528"/>
             <wp:effectExtent b="0" l="0" r="0" t="0"/>
-            <wp:docPr descr="Авторизация в gh" title="" id="68" name="Picture"/>
+            <wp:docPr descr="Авторизация в gh" title="" id="57" name="Picture"/>
             <a:graphic>
               <a:graphicData uri="http://schemas.openxmlformats.org/drawingml/2006/picture">
                 <pic:pic>
                   <pic:nvPicPr>
-                    <pic:cNvPr descr="image/12.png" id="69" name="Picture"/>
+                    <pic:cNvPr descr="image/12.png" id="58" name="Picture"/>
                     <pic:cNvPicPr>
                       <a:picLocks noChangeArrowheads="1" noChangeAspect="1"/>
                     </pic:cNvPicPr>
                   </pic:nvPicPr>
                   <pic:blipFill>
-                    <a:blip r:embed="rId67"/>
+                    <a:blip r:embed="rId56"/>
                     <a:stretch>
                       <a:fillRect/>
                     </a:stretch>
@@ -1014,16 +1118,25 @@
         <w:t xml:space="preserve">Авторизация в gh</w:t>
       </w:r>
     </w:p>
-    <w:bookmarkEnd w:id="70"/>
+    <w:bookmarkEnd w:id="59"/>
     <w:p>
       <w:pPr>
         <w:pStyle w:val="BodyText"/>
       </w:pPr>
       <w:r>
-        <w:t xml:space="preserve">Продолжение работы с gh(рис. 13)</w:t>
-      </w:r>
-    </w:p>
-    <w:bookmarkStart w:id="74" w:name="fig013"/>
+        <w:t xml:space="preserve">Продолжение работы с gh (рис.</w:t>
+      </w:r>
+      <w:r>
+        <w:t xml:space="preserve"> </w:t>
+      </w:r>
+      <w:r>
+        <w:t xml:space="preserve">@fig:013</w:t>
+      </w:r>
+      <w:r>
+        <w:t xml:space="preserve">)</w:t>
+      </w:r>
+    </w:p>
+    <w:bookmarkStart w:id="63" w:name="fig:013"/>
     <w:p>
       <w:pPr>
         <w:pStyle w:val="CaptionedFigure"/>
@@ -1033,18 +1146,18 @@
           <wp:inline>
             <wp:extent cx="3733800" cy="2495249"/>
             <wp:effectExtent b="0" l="0" r="0" t="0"/>
-            <wp:docPr descr="Продолжение работы с gh" title="" id="72" name="Picture"/>
+            <wp:docPr descr="Продолжение работы с gh" title="" id="61" name="Picture"/>
             <a:graphic>
               <a:graphicData uri="http://schemas.openxmlformats.org/drawingml/2006/picture">
                 <pic:pic>
                   <pic:nvPicPr>
-                    <pic:cNvPr descr="image/13.png" id="73" name="Picture"/>
+                    <pic:cNvPr descr="image/13.png" id="62" name="Picture"/>
                     <pic:cNvPicPr>
                       <a:picLocks noChangeArrowheads="1" noChangeAspect="1"/>
                     </pic:cNvPicPr>
                   </pic:nvPicPr>
                   <pic:blipFill>
-                    <a:blip r:embed="rId71"/>
+                    <a:blip r:embed="rId60"/>
                     <a:stretch>
                       <a:fillRect/>
                     </a:stretch>
@@ -1079,16 +1192,25 @@
         <w:t xml:space="preserve">Продолжение работы с gh</w:t>
       </w:r>
     </w:p>
-    <w:bookmarkEnd w:id="74"/>
+    <w:bookmarkEnd w:id="63"/>
     <w:p>
       <w:pPr>
         <w:pStyle w:val="BodyText"/>
       </w:pPr>
       <w:r>
-        <w:t xml:space="preserve">Создание репозитория курса на основе шаблона(рис. 14)</w:t>
-      </w:r>
-    </w:p>
-    <w:bookmarkStart w:id="78" w:name="fig014"/>
+        <w:t xml:space="preserve">Создание репозитория курса на основе шаблона (рис.</w:t>
+      </w:r>
+      <w:r>
+        <w:t xml:space="preserve"> </w:t>
+      </w:r>
+      <w:r>
+        <w:t xml:space="preserve">@fig:014</w:t>
+      </w:r>
+      <w:r>
+        <w:t xml:space="preserve">)</w:t>
+      </w:r>
+    </w:p>
+    <w:bookmarkStart w:id="67" w:name="fig:014"/>
     <w:p>
       <w:pPr>
         <w:pStyle w:val="CaptionedFigure"/>
@@ -1098,18 +1220,18 @@
           <wp:inline>
             <wp:extent cx="3733800" cy="2131183"/>
             <wp:effectExtent b="0" l="0" r="0" t="0"/>
-            <wp:docPr descr="Загрузка шаблона" title="" id="76" name="Picture"/>
+            <wp:docPr descr="Загрузка шаблона" title="" id="65" name="Picture"/>
             <a:graphic>
               <a:graphicData uri="http://schemas.openxmlformats.org/drawingml/2006/picture">
                 <pic:pic>
                   <pic:nvPicPr>
-                    <pic:cNvPr descr="image/14.png" id="77" name="Picture"/>
+                    <pic:cNvPr descr="image/14.png" id="66" name="Picture"/>
                     <pic:cNvPicPr>
                       <a:picLocks noChangeArrowheads="1" noChangeAspect="1"/>
                     </pic:cNvPicPr>
                   </pic:nvPicPr>
                   <pic:blipFill>
-                    <a:blip r:embed="rId75"/>
+                    <a:blip r:embed="rId64"/>
                     <a:stretch>
                       <a:fillRect/>
                     </a:stretch>
@@ -1144,35 +1266,46 @@
         <w:t xml:space="preserve">Загрузка шаблона</w:t>
       </w:r>
     </w:p>
-    <w:bookmarkEnd w:id="78"/>
+    <w:bookmarkEnd w:id="67"/>
     <w:p>
       <w:pPr>
         <w:pStyle w:val="BodyText"/>
       </w:pPr>
       <w:r>
-        <w:t xml:space="preserve">Продолжение загрузки шаблона(рис. 15)</w:t>
+        <w:t xml:space="preserve">Продолжение загрузки шаблона (рис.</w:t>
       </w:r>
       <w:r>
         <w:t xml:space="preserve"> </w:t>
       </w:r>
-      <w:bookmarkStart w:id="82" w:name="fig:015"/>
+      <w:r>
+        <w:t xml:space="preserve">@fig:015</w:t>
+      </w:r>
+      <w:r>
+        <w:t xml:space="preserve">)</w:t>
+      </w:r>
+    </w:p>
+    <w:bookmarkStart w:id="71" w:name="fig:015"/>
+    <w:p>
+      <w:pPr>
+        <w:pStyle w:val="CaptionedFigure"/>
+      </w:pPr>
       <w:r>
         <w:drawing>
           <wp:inline>
             <wp:extent cx="3733800" cy="875300"/>
             <wp:effectExtent b="0" l="0" r="0" t="0"/>
-            <wp:docPr descr="Продолжение загрузки шаблона" title="" id="80" name="Picture"/>
+            <wp:docPr descr="Продолжение загрузки шаблона" title="" id="69" name="Picture"/>
             <a:graphic>
               <a:graphicData uri="http://schemas.openxmlformats.org/drawingml/2006/picture">
                 <pic:pic>
                   <pic:nvPicPr>
-                    <pic:cNvPr descr="image/15.png" id="81" name="Picture"/>
+                    <pic:cNvPr descr="image/15.png" id="70" name="Picture"/>
                     <pic:cNvPicPr>
                       <a:picLocks noChangeArrowheads="1" noChangeAspect="1"/>
                     </pic:cNvPicPr>
                   </pic:nvPicPr>
                   <pic:blipFill>
-                    <a:blip r:embed="rId79"/>
+                    <a:blip r:embed="rId68"/>
                     <a:stretch>
                       <a:fillRect/>
                     </a:stretch>
@@ -1198,17 +1331,34 @@
           </wp:inline>
         </w:drawing>
       </w:r>
-      <w:bookmarkEnd w:id="82"/>
-    </w:p>
+    </w:p>
+    <w:p>
+      <w:pPr>
+        <w:pStyle w:val="ImageCaption"/>
+      </w:pPr>
+      <w:r>
+        <w:t xml:space="preserve">Продолжение загрузки шаблона</w:t>
+      </w:r>
+    </w:p>
+    <w:bookmarkEnd w:id="71"/>
     <w:p>
       <w:pPr>
         <w:pStyle w:val="BodyText"/>
       </w:pPr>
       <w:r>
-        <w:t xml:space="preserve">Настройка каталога курса(рис. 16)</w:t>
-      </w:r>
-    </w:p>
-    <w:bookmarkStart w:id="86" w:name="fig:016"/>
+        <w:t xml:space="preserve">Настройка каталога курса (рис.</w:t>
+      </w:r>
+      <w:r>
+        <w:t xml:space="preserve"> </w:t>
+      </w:r>
+      <w:r>
+        <w:t xml:space="preserve">@fig:016</w:t>
+      </w:r>
+      <w:r>
+        <w:t xml:space="preserve">)</w:t>
+      </w:r>
+    </w:p>
+    <w:bookmarkStart w:id="75" w:name="fig:016"/>
     <w:p>
       <w:pPr>
         <w:pStyle w:val="CaptionedFigure"/>
@@ -1218,18 +1368,18 @@
           <wp:inline>
             <wp:extent cx="3733800" cy="2367991"/>
             <wp:effectExtent b="0" l="0" r="0" t="0"/>
-            <wp:docPr descr="Удаление лишних файлов и создание каталогов" title="" id="84" name="Picture"/>
+            <wp:docPr descr="Удаление лишних файлов и создание каталогов" title="" id="73" name="Picture"/>
             <a:graphic>
               <a:graphicData uri="http://schemas.openxmlformats.org/drawingml/2006/picture">
                 <pic:pic>
                   <pic:nvPicPr>
-                    <pic:cNvPr descr="image/16.png" id="85" name="Picture"/>
+                    <pic:cNvPr descr="image/16.png" id="74" name="Picture"/>
                     <pic:cNvPicPr>
                       <a:picLocks noChangeArrowheads="1" noChangeAspect="1"/>
                     </pic:cNvPicPr>
                   </pic:nvPicPr>
                   <pic:blipFill>
-                    <a:blip r:embed="rId83"/>
+                    <a:blip r:embed="rId72"/>
                     <a:stretch>
                       <a:fillRect/>
                     </a:stretch>
@@ -1264,16 +1414,25 @@
         <w:t xml:space="preserve">Удаление лишних файлов и создание каталогов</w:t>
       </w:r>
     </w:p>
-    <w:bookmarkEnd w:id="86"/>
+    <w:bookmarkEnd w:id="75"/>
     <w:p>
       <w:pPr>
         <w:pStyle w:val="BodyText"/>
       </w:pPr>
       <w:r>
-        <w:t xml:space="preserve">Отправка файлов на сервер(рис. 17)</w:t>
-      </w:r>
-    </w:p>
-    <w:bookmarkStart w:id="90" w:name="fig:017"/>
+        <w:t xml:space="preserve">Отправка файлов на сервер (рис.</w:t>
+      </w:r>
+      <w:r>
+        <w:t xml:space="preserve"> </w:t>
+      </w:r>
+      <w:r>
+        <w:t xml:space="preserve">@fig:017</w:t>
+      </w:r>
+      <w:r>
+        <w:t xml:space="preserve">)</w:t>
+      </w:r>
+    </w:p>
+    <w:bookmarkStart w:id="79" w:name="fig:017"/>
     <w:p>
       <w:pPr>
         <w:pStyle w:val="CaptionedFigure"/>
@@ -1283,18 +1442,18 @@
           <wp:inline>
             <wp:extent cx="3733800" cy="1181468"/>
             <wp:effectExtent b="0" l="0" r="0" t="0"/>
-            <wp:docPr descr="Отправка файлов на сервер" title="" id="88" name="Picture"/>
+            <wp:docPr descr="Отправка файлов на сервер" title="" id="77" name="Picture"/>
             <a:graphic>
               <a:graphicData uri="http://schemas.openxmlformats.org/drawingml/2006/picture">
                 <pic:pic>
                   <pic:nvPicPr>
-                    <pic:cNvPr descr="image/17.png" id="89" name="Picture"/>
+                    <pic:cNvPr descr="image/17.png" id="78" name="Picture"/>
                     <pic:cNvPicPr>
                       <a:picLocks noChangeArrowheads="1" noChangeAspect="1"/>
                     </pic:cNvPicPr>
                   </pic:nvPicPr>
                   <pic:blipFill>
-                    <a:blip r:embed="rId87"/>
+                    <a:blip r:embed="rId76"/>
                     <a:stretch>
                       <a:fillRect/>
                     </a:stretch>
@@ -1329,9 +1488,9 @@
         <w:t xml:space="preserve">Отправка файлов на сервер</w:t>
       </w:r>
     </w:p>
-    <w:bookmarkEnd w:id="90"/>
-    <w:bookmarkEnd w:id="91"/>
-    <w:bookmarkStart w:id="92" w:name="выводы"/>
+    <w:bookmarkEnd w:id="79"/>
+    <w:bookmarkEnd w:id="80"/>
+    <w:bookmarkStart w:id="81" w:name="выводы"/>
     <w:p>
       <w:pPr>
         <w:pStyle w:val="Heading1"/>
@@ -1348,8 +1507,8 @@
         <w:t xml:space="preserve">Мы приобрели практические навыки работы с github.</w:t>
       </w:r>
     </w:p>
-    <w:bookmarkEnd w:id="92"/>
-    <w:bookmarkStart w:id="93" w:name="контрольные-вопросы"/>
+    <w:bookmarkEnd w:id="81"/>
+    <w:bookmarkStart w:id="82" w:name="контрольные-вопросы"/>
     <w:p>
       <w:pPr>
         <w:pStyle w:val="Heading1"/>
@@ -1450,8 +1609,8 @@
         <w:t xml:space="preserve">Вопрос 10: Игнорировать файлы при коммите нужно, чтобы не засорять репозиторий мусором и не хранить чувствительные данные. Для этого создается файл .gitignore, в который записывают шаблоны имен файлов и папок, которые Git должен пропускать. Обычно игнорируют временные файлы, результаты компиляции, конфиденциальные данные, огромные папки с зависимостями и персональные настройки IDE.</w:t>
       </w:r>
     </w:p>
-    <w:bookmarkEnd w:id="93"/>
-    <w:bookmarkStart w:id="95" w:name="список-литературы"/>
+    <w:bookmarkEnd w:id="82"/>
+    <w:bookmarkStart w:id="84" w:name="список-литературы"/>
     <w:p>
       <w:pPr>
         <w:pStyle w:val="Heading1"/>
@@ -1460,9 +1619,9 @@
         <w:t xml:space="preserve">Список литературы</w:t>
       </w:r>
     </w:p>
-    <w:bookmarkStart w:id="94" w:name="refs"/>
-    <w:bookmarkEnd w:id="94"/>
-    <w:bookmarkEnd w:id="95"/>
+    <w:bookmarkStart w:id="83" w:name="refs"/>
+    <w:bookmarkEnd w:id="83"/>
+    <w:bookmarkEnd w:id="84"/>
     <w:sectPr>
       <w:footnotePr>
         <w:numRestart w:val="eachSect"/>
@@ -1584,10 +1743,10 @@
   <w:docDefaults>
     <w:rPrDefault>
       <w:rPr>
-        <w:rFonts w:asciiTheme="minorHAnsi" w:cstheme="minorBidi" w:eastAsiaTheme="minorHAnsi" w:hAnsiTheme="minorHAnsi"/>
+        <w:rFonts w:asciiTheme="minorHAnsi" w:cstheme="minorBidi" w:eastAsiaTheme="minorEastAsia" w:hAnsiTheme="minorHAnsi"/>
         <w:sz w:val="24"/>
         <w:szCs w:val="24"/>
-        <w:lang w:bidi="ar-SA" w:eastAsia="en-US" w:val="ru-RU"/>
+        <w:lang w:bidi="ar-SA" w:eastAsia="zh-CN" w:val="ru-RU"/>
       </w:rPr>
     </w:rPrDefault>
     <w:pPrDefault>
@@ -2128,13 +2287,6 @@
       </w:tblCellMar>
     </w:tblPr>
     <w:tblStylePr w:type="firstRow">
-      <w:tblPr>
-        <w:jc w:val="left"/>
-        <w:tblInd w:type="dxa" w:w="0"/>
-      </w:tblPr>
-      <w:trPr>
-        <w:jc w:val="left"/>
-      </w:trPr>
       <w:tcPr>
         <w:tcBorders>
           <w:bottom w:val="single"/>
